--- a/Files/04 - Bamidbar/07 - Balak/5785/Balak 5785.docx
+++ b/Files/04 - Bamidbar/07 - Balak/5785/Balak 5785.docx
@@ -193,7 +193,7 @@
         <w:rPr>
           <w:rFonts w:ascii="Times New Roman" w:hAnsi="Times New Roman" w:cs="Times New Roman"/>
         </w:rPr>
-        <w:t xml:space="preserve"> be</w:t>
+        <w:t xml:space="preserve"> be </w:t>
       </w:r>
       <w:r>
         <w:rPr>
@@ -2335,25 +2335,1069 @@
           <w:rFonts w:ascii="Times New Roman" w:hAnsi="Times New Roman" w:cs="Times New Roman" w:hint="cs"/>
           <w:rtl/>
         </w:rPr>
+        <w:t xml:space="preserve">הדין </w:t>
+      </w:r>
+      <w:r>
+        <w:rPr>
+          <w:rFonts w:ascii="Times New Roman" w:hAnsi="Times New Roman" w:cs="Times New Roman"/>
+        </w:rPr>
+        <w:t xml:space="preserve">are the </w:t>
+      </w:r>
+      <w:r>
+        <w:rPr>
+          <w:rFonts w:ascii="Times New Roman" w:hAnsi="Times New Roman" w:cs="Times New Roman"/>
+        </w:rPr>
+        <w:t>names of</w:t>
+      </w:r>
+      <w:r>
+        <w:rPr>
+          <w:rFonts w:ascii="Times New Roman" w:hAnsi="Times New Roman" w:cs="Times New Roman"/>
+        </w:rPr>
+        <w:t xml:space="preserve"> </w:t>
+      </w:r>
+      <w:r>
+        <w:rPr>
+          <w:rFonts w:ascii="Times New Roman" w:hAnsi="Times New Roman" w:cs="Times New Roman" w:hint="cs"/>
+          <w:rtl/>
+        </w:rPr>
+        <w:t>הקדוש</w:t>
+      </w:r>
+      <w:r>
+        <w:rPr>
+          <w:rFonts w:ascii="Times New Roman" w:hAnsi="Times New Roman" w:cs="Times New Roman"/>
+          <w:rtl/>
+        </w:rPr>
+        <w:t xml:space="preserve"> </w:t>
+      </w:r>
+      <w:r>
+        <w:rPr>
+          <w:rFonts w:ascii="Times New Roman" w:hAnsi="Times New Roman" w:cs="Times New Roman" w:hint="cs"/>
+          <w:rtl/>
+        </w:rPr>
+        <w:t>ברוך</w:t>
+      </w:r>
+      <w:r>
+        <w:rPr>
+          <w:rFonts w:ascii="Times New Roman" w:hAnsi="Times New Roman" w:cs="Times New Roman"/>
+          <w:rtl/>
+        </w:rPr>
+        <w:t xml:space="preserve"> </w:t>
+      </w:r>
+      <w:r>
+        <w:rPr>
+          <w:rFonts w:ascii="Times New Roman" w:hAnsi="Times New Roman" w:cs="Times New Roman" w:hint="cs"/>
+          <w:rtl/>
+        </w:rPr>
+        <w:t>הוא</w:t>
+      </w:r>
+      <w:r>
+        <w:rPr>
+          <w:rFonts w:ascii="Times New Roman" w:hAnsi="Times New Roman" w:cs="Times New Roman"/>
+        </w:rPr>
+        <w:t xml:space="preserve">. </w:t>
+      </w:r>
+      <w:r>
+        <w:rPr>
+          <w:rFonts w:ascii="Times New Roman" w:hAnsi="Times New Roman" w:cs="Times New Roman"/>
+        </w:rPr>
+        <w:t>H</w:t>
+      </w:r>
+      <w:r>
+        <w:rPr>
+          <w:rFonts w:ascii="Times New Roman" w:hAnsi="Times New Roman" w:cs="Times New Roman"/>
+        </w:rPr>
+        <w:t xml:space="preserve">e wanted to be </w:t>
+      </w:r>
+      <w:r>
+        <w:rPr>
+          <w:rFonts w:ascii="Times New Roman" w:hAnsi="Times New Roman" w:cs="Times New Roman" w:hint="cs"/>
+          <w:rtl/>
+        </w:rPr>
+        <w:t>מעורר</w:t>
+      </w:r>
+      <w:r>
+        <w:rPr>
+          <w:rFonts w:ascii="Times New Roman" w:hAnsi="Times New Roman" w:cs="Times New Roman"/>
+          <w:rtl/>
+        </w:rPr>
+        <w:t xml:space="preserve"> </w:t>
+      </w:r>
+      <w:r>
+        <w:rPr>
+          <w:rFonts w:ascii="Times New Roman" w:hAnsi="Times New Roman" w:cs="Times New Roman" w:hint="cs"/>
+          <w:rtl/>
+        </w:rPr>
+        <w:t>דין</w:t>
+      </w:r>
+      <w:r>
+        <w:rPr>
+          <w:rFonts w:ascii="Times New Roman" w:hAnsi="Times New Roman" w:cs="Times New Roman"/>
+          <w:rtl/>
+        </w:rPr>
+        <w:t xml:space="preserve"> </w:t>
+      </w:r>
+      <w:r>
+        <w:rPr>
+          <w:rFonts w:ascii="Times New Roman" w:hAnsi="Times New Roman" w:cs="Times New Roman" w:hint="cs"/>
+          <w:rtl/>
+        </w:rPr>
+        <w:t>על</w:t>
+      </w:r>
+      <w:r>
+        <w:rPr>
+          <w:rFonts w:ascii="Times New Roman" w:hAnsi="Times New Roman" w:cs="Times New Roman"/>
+          <w:rtl/>
+        </w:rPr>
+        <w:t xml:space="preserve"> </w:t>
+      </w:r>
+      <w:r>
+        <w:rPr>
+          <w:rFonts w:ascii="Times New Roman" w:hAnsi="Times New Roman" w:cs="Times New Roman" w:hint="cs"/>
+          <w:rtl/>
+        </w:rPr>
+        <w:t>כלל</w:t>
+      </w:r>
+      <w:r>
+        <w:rPr>
+          <w:rFonts w:ascii="Times New Roman" w:hAnsi="Times New Roman" w:cs="Times New Roman"/>
+          <w:rtl/>
+        </w:rPr>
+        <w:t xml:space="preserve"> </w:t>
+      </w:r>
+      <w:r>
+        <w:rPr>
+          <w:rFonts w:ascii="Times New Roman" w:hAnsi="Times New Roman" w:cs="Times New Roman" w:hint="cs"/>
+          <w:rtl/>
+        </w:rPr>
+        <w:t>ישראל</w:t>
+      </w:r>
+      <w:r>
+        <w:rPr>
+          <w:rFonts w:ascii="Times New Roman" w:hAnsi="Times New Roman" w:cs="Times New Roman"/>
+        </w:rPr>
+        <w:t xml:space="preserve"> and use the names of </w:t>
+      </w:r>
+      <w:r>
+        <w:rPr>
+          <w:rFonts w:ascii="Times New Roman" w:hAnsi="Times New Roman" w:cs="Times New Roman"/>
+        </w:rPr>
+        <w:t>Hashem</w:t>
+      </w:r>
+      <w:r>
+        <w:rPr>
+          <w:rFonts w:ascii="Times New Roman" w:hAnsi="Times New Roman" w:cs="Times New Roman"/>
+        </w:rPr>
+        <w:t xml:space="preserve"> which are </w:t>
+      </w:r>
+      <w:r>
+        <w:rPr>
+          <w:rFonts w:ascii="Times New Roman" w:hAnsi="Times New Roman" w:cs="Times New Roman" w:hint="cs"/>
+          <w:rtl/>
+        </w:rPr>
+        <w:t>מעורר</w:t>
+      </w:r>
+      <w:r>
+        <w:rPr>
+          <w:rFonts w:ascii="Times New Roman" w:hAnsi="Times New Roman" w:cs="Times New Roman"/>
+          <w:rtl/>
+        </w:rPr>
+        <w:t xml:space="preserve"> </w:t>
+      </w:r>
+      <w:r>
+        <w:rPr>
+          <w:rFonts w:ascii="Times New Roman" w:hAnsi="Times New Roman" w:cs="Times New Roman" w:hint="cs"/>
+          <w:rtl/>
+        </w:rPr>
+        <w:t>דין</w:t>
+      </w:r>
+      <w:r>
+        <w:rPr>
+          <w:rFonts w:ascii="Times New Roman" w:hAnsi="Times New Roman" w:cs="Times New Roman"/>
+        </w:rPr>
+        <w:t xml:space="preserve">. The two names which are the most famous for </w:t>
+      </w:r>
+      <w:r>
+        <w:rPr>
+          <w:rFonts w:ascii="Times New Roman" w:hAnsi="Times New Roman" w:cs="Times New Roman" w:hint="cs"/>
+          <w:rtl/>
+        </w:rPr>
+        <w:t>דין</w:t>
+      </w:r>
+      <w:r>
+        <w:rPr>
+          <w:rFonts w:ascii="Times New Roman" w:hAnsi="Times New Roman" w:cs="Times New Roman"/>
+        </w:rPr>
+        <w:t xml:space="preserve">, we all know </w:t>
+      </w:r>
+      <w:r>
+        <w:rPr>
+          <w:rFonts w:ascii="Times New Roman" w:hAnsi="Times New Roman" w:cs="Times New Roman" w:hint="cs"/>
+          <w:rtl/>
+        </w:rPr>
+        <w:t>אלקים</w:t>
+      </w:r>
+      <w:r>
+        <w:rPr>
+          <w:rFonts w:ascii="Times New Roman" w:hAnsi="Times New Roman" w:cs="Times New Roman"/>
+        </w:rPr>
+        <w:t xml:space="preserve">. </w:t>
+      </w:r>
+      <w:r>
+        <w:rPr>
+          <w:rFonts w:ascii="Times New Roman" w:hAnsi="Times New Roman" w:cs="Times New Roman" w:hint="cs"/>
+          <w:rtl/>
+        </w:rPr>
+        <w:t>אלקים</w:t>
+      </w:r>
+      <w:r>
+        <w:rPr>
+          <w:rFonts w:ascii="Times New Roman" w:hAnsi="Times New Roman" w:cs="Times New Roman"/>
+        </w:rPr>
+        <w:t xml:space="preserve"> is </w:t>
+      </w:r>
+      <w:r>
+        <w:rPr>
+          <w:rFonts w:ascii="Times New Roman" w:hAnsi="Times New Roman" w:cs="Times New Roman" w:hint="cs"/>
+          <w:rtl/>
+        </w:rPr>
+        <w:t>מדת</w:t>
+      </w:r>
+      <w:r>
+        <w:rPr>
+          <w:rFonts w:ascii="Times New Roman" w:hAnsi="Times New Roman" w:cs="Times New Roman"/>
+          <w:rtl/>
+        </w:rPr>
+        <w:t xml:space="preserve"> </w:t>
+      </w:r>
+      <w:r>
+        <w:rPr>
+          <w:rFonts w:ascii="Times New Roman" w:hAnsi="Times New Roman" w:cs="Times New Roman" w:hint="cs"/>
+          <w:rtl/>
+        </w:rPr>
         <w:t>הדין</w:t>
       </w:r>
       <w:r>
         <w:rPr>
           <w:rFonts w:ascii="Times New Roman" w:hAnsi="Times New Roman" w:cs="Times New Roman"/>
         </w:rPr>
-        <w:t xml:space="preserve">are the </w:t>
-      </w:r>
-      <w:r>
-        <w:rPr>
-          <w:rFonts w:ascii="Times New Roman" w:hAnsi="Times New Roman" w:cs="Times New Roman"/>
-        </w:rPr>
-        <w:t>names of</w:t>
-      </w:r>
-      <w:r>
-        <w:rPr>
-          <w:rFonts w:ascii="Times New Roman" w:hAnsi="Times New Roman" w:cs="Times New Roman"/>
-        </w:rPr>
-        <w:t xml:space="preserve"> </w:t>
+        <w:t xml:space="preserve">. And believe it or not, the name </w:t>
+      </w:r>
+      <w:r>
+        <w:rPr>
+          <w:rFonts w:ascii="Times New Roman" w:hAnsi="Times New Roman" w:cs="Times New Roman" w:hint="cs"/>
+          <w:rtl/>
+        </w:rPr>
+        <w:t>קה</w:t>
+      </w:r>
+      <w:r>
+        <w:rPr>
+          <w:rFonts w:ascii="Times New Roman" w:hAnsi="Times New Roman" w:cs="Times New Roman"/>
+          <w:rtl/>
+        </w:rPr>
+        <w:t xml:space="preserve">, </w:t>
+      </w:r>
+      <w:r>
+        <w:rPr>
+          <w:rFonts w:ascii="Times New Roman" w:hAnsi="Times New Roman" w:cs="Times New Roman" w:hint="cs"/>
+          <w:rtl/>
+        </w:rPr>
+        <w:t>י</w:t>
+      </w:r>
+      <w:r>
+        <w:rPr>
+          <w:rFonts w:ascii="Times New Roman" w:hAnsi="Times New Roman" w:cs="Times New Roman"/>
+          <w:rtl/>
+        </w:rPr>
+        <w:t>-</w:t>
+      </w:r>
+      <w:r>
+        <w:rPr>
+          <w:rFonts w:ascii="Times New Roman" w:hAnsi="Times New Roman" w:cs="Times New Roman" w:hint="cs"/>
+          <w:rtl/>
+        </w:rPr>
+        <w:t>ה</w:t>
+      </w:r>
+      <w:r>
+        <w:rPr>
+          <w:rFonts w:ascii="Times New Roman" w:hAnsi="Times New Roman" w:cs="Times New Roman"/>
+        </w:rPr>
+        <w:t xml:space="preserve">, also is </w:t>
+      </w:r>
+      <w:r>
+        <w:rPr>
+          <w:rFonts w:ascii="Times New Roman" w:hAnsi="Times New Roman" w:cs="Times New Roman" w:hint="cs"/>
+          <w:rtl/>
+        </w:rPr>
+        <w:t>מדת</w:t>
+      </w:r>
+      <w:r>
+        <w:rPr>
+          <w:rFonts w:ascii="Times New Roman" w:hAnsi="Times New Roman" w:cs="Times New Roman"/>
+          <w:rtl/>
+        </w:rPr>
+        <w:t xml:space="preserve"> </w:t>
+      </w:r>
+      <w:r>
+        <w:rPr>
+          <w:rFonts w:ascii="Times New Roman" w:hAnsi="Times New Roman" w:cs="Times New Roman" w:hint="cs"/>
+          <w:rtl/>
+        </w:rPr>
+        <w:t>הדין</w:t>
+      </w:r>
+      <w:r>
+        <w:rPr>
+          <w:rFonts w:ascii="Times New Roman" w:hAnsi="Times New Roman" w:cs="Times New Roman"/>
+        </w:rPr>
+        <w:t xml:space="preserve">. He brings </w:t>
+      </w:r>
+      <w:r>
+        <w:rPr>
+          <w:rFonts w:ascii="Times New Roman" w:hAnsi="Times New Roman" w:cs="Times New Roman" w:hint="cs"/>
+          <w:rtl/>
+        </w:rPr>
+        <w:t>ראיות</w:t>
+      </w:r>
+      <w:r>
+        <w:rPr>
+          <w:rFonts w:ascii="Times New Roman" w:hAnsi="Times New Roman" w:cs="Times New Roman"/>
+        </w:rPr>
+        <w:t xml:space="preserve"> for that, we</w:t>
+      </w:r>
+      <w:r>
+        <w:rPr>
+          <w:rFonts w:ascii="Times New Roman" w:hAnsi="Times New Roman" w:cs="Times New Roman"/>
+        </w:rPr>
+        <w:t>’</w:t>
+      </w:r>
+      <w:r>
+        <w:rPr>
+          <w:rFonts w:ascii="Times New Roman" w:hAnsi="Times New Roman" w:cs="Times New Roman"/>
+        </w:rPr>
+        <w:t xml:space="preserve">ll skip those for the moment. </w:t>
+      </w:r>
+      <w:r>
+        <w:rPr>
+          <w:rFonts w:ascii="Times New Roman" w:hAnsi="Times New Roman" w:cs="Times New Roman"/>
+        </w:rPr>
+        <w:t>W</w:t>
+      </w:r>
+      <w:r>
+        <w:rPr>
+          <w:rFonts w:ascii="Times New Roman" w:hAnsi="Times New Roman" w:cs="Times New Roman"/>
+        </w:rPr>
+        <w:t xml:space="preserve">hen </w:t>
+      </w:r>
+      <w:r>
+        <w:rPr>
+          <w:rFonts w:ascii="Times New Roman" w:hAnsi="Times New Roman" w:cs="Times New Roman" w:hint="cs"/>
+          <w:rtl/>
+        </w:rPr>
+        <w:t>בלעם</w:t>
+      </w:r>
+      <w:r>
+        <w:rPr>
+          <w:rFonts w:ascii="Times New Roman" w:hAnsi="Times New Roman" w:cs="Times New Roman"/>
+        </w:rPr>
+        <w:t xml:space="preserve"> wanted to say </w:t>
+      </w:r>
+      <w:r>
+        <w:rPr>
+          <w:rFonts w:ascii="Times New Roman" w:hAnsi="Times New Roman" w:cs="Times New Roman" w:hint="cs"/>
+          <w:rtl/>
+        </w:rPr>
+        <w:t>אלקים</w:t>
+      </w:r>
+      <w:r>
+        <w:rPr>
+          <w:rFonts w:ascii="Times New Roman" w:hAnsi="Times New Roman" w:cs="Times New Roman"/>
+        </w:rPr>
+        <w:t>, Hashem</w:t>
+      </w:r>
+      <w:r>
+        <w:rPr>
+          <w:rFonts w:ascii="Times New Roman" w:hAnsi="Times New Roman" w:cs="Times New Roman"/>
+        </w:rPr>
+        <w:t xml:space="preserve"> stopped him mid-sentence, and knocked off his </w:t>
+      </w:r>
+      <w:r>
+        <w:rPr>
+          <w:rFonts w:ascii="Times New Roman" w:hAnsi="Times New Roman" w:cs="Times New Roman" w:hint="cs"/>
+          <w:rtl/>
+        </w:rPr>
+        <w:t>אלקים</w:t>
+      </w:r>
+      <w:r>
+        <w:rPr>
+          <w:rFonts w:ascii="Times New Roman" w:hAnsi="Times New Roman" w:cs="Times New Roman"/>
+        </w:rPr>
+        <w:t xml:space="preserve"> as if h</w:t>
+      </w:r>
+      <w:r>
+        <w:rPr>
+          <w:rFonts w:ascii="Times New Roman" w:hAnsi="Times New Roman" w:cs="Times New Roman"/>
+        </w:rPr>
+        <w:t xml:space="preserve">e had a bridle in his mouth and it came out </w:t>
+      </w:r>
+      <w:r>
+        <w:rPr>
+          <w:rFonts w:ascii="Times New Roman" w:hAnsi="Times New Roman" w:cs="Times New Roman" w:hint="cs"/>
+          <w:rtl/>
+        </w:rPr>
+        <w:t>קל</w:t>
+      </w:r>
+      <w:r>
+        <w:rPr>
+          <w:rFonts w:ascii="Times New Roman" w:hAnsi="Times New Roman" w:cs="Times New Roman"/>
+          <w:rtl/>
+        </w:rPr>
+        <w:t xml:space="preserve"> </w:t>
+      </w:r>
+      <w:r>
+        <w:rPr>
+          <w:rFonts w:ascii="Times New Roman" w:hAnsi="Times New Roman" w:cs="Times New Roman"/>
+        </w:rPr>
+        <w:t xml:space="preserve">. </w:t>
+      </w:r>
+      <w:r>
+        <w:rPr>
+          <w:rFonts w:ascii="Times New Roman" w:hAnsi="Times New Roman" w:cs="Times New Roman" w:hint="cs"/>
+          <w:rtl/>
+        </w:rPr>
+        <w:t>קל</w:t>
+      </w:r>
+      <w:r>
+        <w:rPr>
+          <w:rFonts w:ascii="Times New Roman" w:hAnsi="Times New Roman" w:cs="Times New Roman"/>
+        </w:rPr>
+        <w:t xml:space="preserve"> is a </w:t>
+      </w:r>
+      <w:r>
+        <w:rPr>
+          <w:rFonts w:ascii="Times New Roman" w:hAnsi="Times New Roman" w:cs="Times New Roman" w:hint="cs"/>
+          <w:rtl/>
+        </w:rPr>
+        <w:t>שם</w:t>
+      </w:r>
+      <w:r>
+        <w:rPr>
+          <w:rFonts w:ascii="Times New Roman" w:hAnsi="Times New Roman" w:cs="Times New Roman"/>
+          <w:rtl/>
+        </w:rPr>
+        <w:t xml:space="preserve"> </w:t>
+      </w:r>
+      <w:r>
+        <w:rPr>
+          <w:rFonts w:ascii="Times New Roman" w:hAnsi="Times New Roman" w:cs="Times New Roman"/>
+        </w:rPr>
+        <w:t xml:space="preserve"> of </w:t>
+      </w:r>
+      <w:r>
+        <w:rPr>
+          <w:rFonts w:ascii="Times New Roman" w:hAnsi="Times New Roman" w:cs="Times New Roman" w:hint="cs"/>
+          <w:rtl/>
+        </w:rPr>
+        <w:t>רחמים</w:t>
+      </w:r>
+      <w:r>
+        <w:rPr>
+          <w:rFonts w:ascii="Times New Roman" w:hAnsi="Times New Roman" w:cs="Times New Roman"/>
+        </w:rPr>
+        <w:t xml:space="preserve">. </w:t>
+      </w:r>
+      <w:r>
+        <w:rPr>
+          <w:rFonts w:ascii="Times New Roman" w:hAnsi="Times New Roman" w:cs="Times New Roman"/>
+        </w:rPr>
+        <w:t>W</w:t>
+      </w:r>
+      <w:r>
+        <w:rPr>
+          <w:rFonts w:ascii="Times New Roman" w:hAnsi="Times New Roman" w:cs="Times New Roman"/>
+        </w:rPr>
+        <w:t xml:space="preserve">hen he wanted to say the name of </w:t>
+      </w:r>
+      <w:r>
+        <w:rPr>
+          <w:rFonts w:ascii="Times New Roman" w:hAnsi="Times New Roman" w:cs="Times New Roman" w:hint="cs"/>
+          <w:rtl/>
+        </w:rPr>
+        <w:t>קה</w:t>
+      </w:r>
+      <w:r>
+        <w:rPr>
+          <w:rFonts w:ascii="Times New Roman" w:hAnsi="Times New Roman" w:cs="Times New Roman"/>
+        </w:rPr>
+        <w:t xml:space="preserve">, which is another </w:t>
+      </w:r>
+      <w:r>
+        <w:rPr>
+          <w:rFonts w:ascii="Times New Roman" w:hAnsi="Times New Roman" w:cs="Times New Roman" w:hint="cs"/>
+          <w:rtl/>
+        </w:rPr>
+        <w:t>שם</w:t>
+      </w:r>
+      <w:r>
+        <w:rPr>
+          <w:rFonts w:ascii="Times New Roman" w:hAnsi="Times New Roman" w:cs="Times New Roman"/>
+        </w:rPr>
+        <w:t xml:space="preserve"> of</w:t>
+      </w:r>
+      <w:r>
+        <w:rPr>
+          <w:rFonts w:ascii="Times New Roman" w:hAnsi="Times New Roman" w:cs="Times New Roman"/>
+        </w:rPr>
+        <w:t xml:space="preserve"> </w:t>
+      </w:r>
+      <w:r>
+        <w:rPr>
+          <w:rFonts w:ascii="Times New Roman" w:hAnsi="Times New Roman" w:cs="Times New Roman" w:hint="cs"/>
+          <w:rtl/>
+        </w:rPr>
+        <w:t>דין</w:t>
+      </w:r>
+      <w:r>
+        <w:rPr>
+          <w:rFonts w:ascii="Times New Roman" w:hAnsi="Times New Roman" w:cs="Times New Roman"/>
+        </w:rPr>
+        <w:t>, Hashem</w:t>
+      </w:r>
+      <w:r>
+        <w:rPr>
+          <w:rFonts w:ascii="Times New Roman" w:hAnsi="Times New Roman" w:cs="Times New Roman"/>
+        </w:rPr>
+        <w:t xml:space="preserve"> pulled his tongue and added on the </w:t>
+      </w:r>
+      <w:r>
+        <w:rPr>
+          <w:rFonts w:ascii="Times New Roman" w:hAnsi="Times New Roman" w:cs="Times New Roman" w:hint="cs"/>
+          <w:rtl/>
+        </w:rPr>
+        <w:t>ו</w:t>
+      </w:r>
+      <w:r>
+        <w:rPr>
+          <w:rFonts w:ascii="Times New Roman" w:hAnsi="Times New Roman" w:cs="Times New Roman"/>
+          <w:rtl/>
+        </w:rPr>
+        <w:t>-</w:t>
+      </w:r>
+      <w:r>
+        <w:rPr>
+          <w:rFonts w:ascii="Times New Roman" w:hAnsi="Times New Roman" w:cs="Times New Roman" w:hint="cs"/>
+          <w:rtl/>
+        </w:rPr>
+        <w:t>ה</w:t>
+      </w:r>
+      <w:r>
+        <w:rPr>
+          <w:rFonts w:ascii="Times New Roman" w:hAnsi="Times New Roman" w:cs="Times New Roman"/>
+        </w:rPr>
+        <w:t xml:space="preserve"> and made it </w:t>
+      </w:r>
+      <w:r>
+        <w:rPr>
+          <w:rFonts w:ascii="Times New Roman" w:hAnsi="Times New Roman" w:cs="Times New Roman" w:hint="cs"/>
+          <w:rtl/>
+        </w:rPr>
+        <w:t>י</w:t>
+      </w:r>
+      <w:r>
+        <w:rPr>
+          <w:rFonts w:ascii="Times New Roman" w:hAnsi="Times New Roman" w:cs="Times New Roman"/>
+          <w:rtl/>
+        </w:rPr>
+        <w:t>-</w:t>
+      </w:r>
+      <w:r>
+        <w:rPr>
+          <w:rFonts w:ascii="Times New Roman" w:hAnsi="Times New Roman" w:cs="Times New Roman" w:hint="cs"/>
+          <w:rtl/>
+        </w:rPr>
+        <w:t>ק</w:t>
+      </w:r>
+      <w:r>
+        <w:rPr>
+          <w:rFonts w:ascii="Times New Roman" w:hAnsi="Times New Roman" w:cs="Times New Roman"/>
+          <w:rtl/>
+        </w:rPr>
+        <w:t>-</w:t>
+      </w:r>
+      <w:r>
+        <w:rPr>
+          <w:rFonts w:ascii="Times New Roman" w:hAnsi="Times New Roman" w:cs="Times New Roman" w:hint="cs"/>
+          <w:rtl/>
+        </w:rPr>
+        <w:t>ו</w:t>
+      </w:r>
+      <w:r>
+        <w:rPr>
+          <w:rFonts w:ascii="Times New Roman" w:hAnsi="Times New Roman" w:cs="Times New Roman"/>
+          <w:rtl/>
+        </w:rPr>
+        <w:t>-</w:t>
+      </w:r>
+      <w:r>
+        <w:rPr>
+          <w:rFonts w:ascii="Times New Roman" w:hAnsi="Times New Roman" w:cs="Times New Roman" w:hint="cs"/>
+          <w:rtl/>
+        </w:rPr>
+        <w:t>ק</w:t>
+      </w:r>
+      <w:r>
+        <w:rPr>
+          <w:rFonts w:ascii="Times New Roman" w:hAnsi="Times New Roman" w:cs="Times New Roman"/>
+        </w:rPr>
+        <w:t xml:space="preserve">, which is </w:t>
+      </w:r>
+      <w:r>
+        <w:rPr>
+          <w:rFonts w:ascii="Times New Roman" w:hAnsi="Times New Roman" w:cs="Times New Roman" w:hint="cs"/>
+          <w:rtl/>
+        </w:rPr>
+        <w:t>מדת</w:t>
+      </w:r>
+      <w:r>
+        <w:rPr>
+          <w:rFonts w:ascii="Times New Roman" w:hAnsi="Times New Roman" w:cs="Times New Roman"/>
+          <w:rtl/>
+        </w:rPr>
+        <w:t xml:space="preserve"> </w:t>
+      </w:r>
+      <w:r>
+        <w:rPr>
+          <w:rFonts w:ascii="Times New Roman" w:hAnsi="Times New Roman" w:cs="Times New Roman" w:hint="cs"/>
+          <w:rtl/>
+        </w:rPr>
+        <w:t>הרחמים</w:t>
+      </w:r>
+      <w:r>
+        <w:rPr>
+          <w:rFonts w:ascii="Times New Roman" w:hAnsi="Times New Roman" w:cs="Times New Roman"/>
+        </w:rPr>
+        <w:t>. So that</w:t>
+      </w:r>
+      <w:r>
+        <w:rPr>
+          <w:rFonts w:ascii="Times New Roman" w:hAnsi="Times New Roman" w:cs="Times New Roman"/>
+        </w:rPr>
+        <w:t>’</w:t>
+      </w:r>
+      <w:r>
+        <w:rPr>
+          <w:rFonts w:ascii="Times New Roman" w:hAnsi="Times New Roman" w:cs="Times New Roman"/>
+        </w:rPr>
+        <w:t xml:space="preserve">s what </w:t>
+      </w:r>
+      <w:r>
+        <w:rPr>
+          <w:rFonts w:ascii="Times New Roman" w:hAnsi="Times New Roman" w:cs="Times New Roman" w:hint="cs"/>
+          <w:rtl/>
+        </w:rPr>
+        <w:t>בלעם</w:t>
+      </w:r>
+      <w:r>
+        <w:rPr>
+          <w:rFonts w:ascii="Times New Roman" w:hAnsi="Times New Roman" w:cs="Times New Roman"/>
+        </w:rPr>
+        <w:t xml:space="preserve"> says</w:t>
+      </w:r>
+      <w:r>
+        <w:rPr>
+          <w:rFonts w:ascii="Times New Roman" w:hAnsi="Times New Roman" w:cs="Times New Roman"/>
+        </w:rPr>
+        <w:t xml:space="preserve"> (23:8)</w:t>
+      </w:r>
+      <w:r>
+        <w:rPr>
+          <w:rFonts w:ascii="Times New Roman" w:hAnsi="Times New Roman" w:cs="Times New Roman"/>
+        </w:rPr>
+        <w:t xml:space="preserve">, </w:t>
+      </w:r>
+      <w:r>
+        <w:rPr>
+          <w:rFonts w:ascii="Times New Roman" w:hAnsi="Times New Roman" w:cs="Times New Roman" w:hint="cs"/>
+          <w:rtl/>
+        </w:rPr>
+        <w:t>מָה</w:t>
+      </w:r>
+      <w:r>
+        <w:rPr>
+          <w:rFonts w:ascii="Times New Roman" w:hAnsi="Times New Roman" w:cs="Times New Roman"/>
+          <w:rtl/>
+        </w:rPr>
+        <w:t xml:space="preserve"> </w:t>
+      </w:r>
+      <w:r>
+        <w:rPr>
+          <w:rFonts w:ascii="Times New Roman" w:hAnsi="Times New Roman" w:cs="Times New Roman" w:hint="cs"/>
+          <w:rtl/>
+        </w:rPr>
+        <w:t>אֶקֹּב</w:t>
+      </w:r>
+      <w:r>
+        <w:rPr>
+          <w:rFonts w:ascii="Times New Roman" w:hAnsi="Times New Roman" w:cs="Times New Roman"/>
+          <w:rtl/>
+        </w:rPr>
+        <w:t xml:space="preserve"> </w:t>
+      </w:r>
+      <w:r>
+        <w:rPr>
+          <w:rFonts w:ascii="Times New Roman" w:hAnsi="Times New Roman" w:cs="Times New Roman" w:hint="cs"/>
+          <w:rtl/>
+        </w:rPr>
+        <w:t>לֹא</w:t>
+      </w:r>
+      <w:r>
+        <w:rPr>
+          <w:rFonts w:ascii="Times New Roman" w:hAnsi="Times New Roman" w:cs="Times New Roman"/>
+          <w:rtl/>
+        </w:rPr>
+        <w:t xml:space="preserve"> </w:t>
+      </w:r>
+      <w:r>
+        <w:rPr>
+          <w:rFonts w:ascii="Times New Roman" w:hAnsi="Times New Roman" w:cs="Times New Roman" w:hint="cs"/>
+          <w:rtl/>
+        </w:rPr>
+        <w:t>קַבֹּה</w:t>
+      </w:r>
+      <w:r>
+        <w:rPr>
+          <w:rFonts w:ascii="Times New Roman" w:hAnsi="Times New Roman" w:cs="Times New Roman"/>
+          <w:rtl/>
+        </w:rPr>
+        <w:t xml:space="preserve"> </w:t>
+      </w:r>
+      <w:r>
+        <w:rPr>
+          <w:rFonts w:ascii="Times New Roman" w:hAnsi="Times New Roman" w:cs="Times New Roman" w:hint="cs"/>
+          <w:rtl/>
+        </w:rPr>
+        <w:t>קֵל</w:t>
+      </w:r>
+      <w:r>
+        <w:rPr>
+          <w:rFonts w:ascii="Times New Roman" w:hAnsi="Times New Roman" w:cs="Times New Roman"/>
+          <w:rtl/>
+        </w:rPr>
+        <w:t xml:space="preserve"> </w:t>
+      </w:r>
+      <w:r>
+        <w:rPr>
+          <w:rFonts w:ascii="Times New Roman" w:hAnsi="Times New Roman" w:cs="Times New Roman" w:hint="cs"/>
+          <w:rtl/>
+        </w:rPr>
+        <w:t>וּמָה</w:t>
+      </w:r>
+      <w:r>
+        <w:rPr>
+          <w:rFonts w:ascii="Times New Roman" w:hAnsi="Times New Roman" w:cs="Times New Roman"/>
+          <w:rtl/>
+        </w:rPr>
+        <w:t xml:space="preserve"> </w:t>
+      </w:r>
+      <w:r>
+        <w:rPr>
+          <w:rFonts w:ascii="Times New Roman" w:hAnsi="Times New Roman" w:cs="Times New Roman" w:hint="cs"/>
+          <w:rtl/>
+        </w:rPr>
+        <w:t>אֶזְעֹם</w:t>
+      </w:r>
+      <w:r>
+        <w:rPr>
+          <w:rFonts w:ascii="Times New Roman" w:hAnsi="Times New Roman" w:cs="Times New Roman"/>
+          <w:rtl/>
+        </w:rPr>
+        <w:t xml:space="preserve"> </w:t>
+      </w:r>
+      <w:r>
+        <w:rPr>
+          <w:rFonts w:ascii="Times New Roman" w:hAnsi="Times New Roman" w:cs="Times New Roman" w:hint="cs"/>
+          <w:rtl/>
+        </w:rPr>
+        <w:t>לֹא</w:t>
+      </w:r>
+      <w:r>
+        <w:rPr>
+          <w:rFonts w:ascii="Times New Roman" w:hAnsi="Times New Roman" w:cs="Times New Roman"/>
+          <w:rtl/>
+        </w:rPr>
+        <w:t xml:space="preserve"> </w:t>
+      </w:r>
+      <w:r>
+        <w:rPr>
+          <w:rFonts w:ascii="Times New Roman" w:hAnsi="Times New Roman" w:cs="Times New Roman" w:hint="cs"/>
+          <w:rtl/>
+        </w:rPr>
+        <w:t>זָעַם</w:t>
+      </w:r>
+      <w:r>
+        <w:rPr>
+          <w:rFonts w:ascii="Times New Roman" w:hAnsi="Times New Roman" w:cs="Times New Roman"/>
+          <w:rtl/>
+        </w:rPr>
+        <w:t xml:space="preserve"> </w:t>
+      </w:r>
+      <w:r>
+        <w:rPr>
+          <w:rFonts w:ascii="Times New Roman" w:hAnsi="Times New Roman" w:cs="Times New Roman" w:hint="cs"/>
+          <w:rtl/>
+        </w:rPr>
+        <w:t>ה׳</w:t>
+      </w:r>
+      <w:r>
+        <w:rPr>
+          <w:rFonts w:ascii="Times New Roman" w:hAnsi="Times New Roman" w:cs="Times New Roman"/>
+          <w:rtl/>
+        </w:rPr>
+        <w:t xml:space="preserve">, </w:t>
+      </w:r>
+      <w:r>
+        <w:rPr>
+          <w:rFonts w:ascii="Times New Roman" w:hAnsi="Times New Roman" w:cs="Times New Roman" w:hint="cs"/>
+          <w:rtl/>
+        </w:rPr>
+        <w:t>י</w:t>
+      </w:r>
+      <w:r>
+        <w:rPr>
+          <w:rFonts w:ascii="Times New Roman" w:hAnsi="Times New Roman" w:cs="Times New Roman"/>
+          <w:rtl/>
+        </w:rPr>
+        <w:t>-</w:t>
+      </w:r>
+      <w:r>
+        <w:rPr>
+          <w:rFonts w:ascii="Times New Roman" w:hAnsi="Times New Roman" w:cs="Times New Roman" w:hint="cs"/>
+          <w:rtl/>
+        </w:rPr>
+        <w:t>ק</w:t>
+      </w:r>
+      <w:r>
+        <w:rPr>
+          <w:rFonts w:ascii="Times New Roman" w:hAnsi="Times New Roman" w:cs="Times New Roman"/>
+          <w:rtl/>
+        </w:rPr>
+        <w:t>-</w:t>
+      </w:r>
+      <w:r>
+        <w:rPr>
+          <w:rFonts w:ascii="Times New Roman" w:hAnsi="Times New Roman" w:cs="Times New Roman" w:hint="cs"/>
+          <w:rtl/>
+        </w:rPr>
+        <w:t>ו</w:t>
+      </w:r>
+      <w:r>
+        <w:rPr>
+          <w:rFonts w:ascii="Times New Roman" w:hAnsi="Times New Roman" w:cs="Times New Roman"/>
+          <w:rtl/>
+        </w:rPr>
+        <w:t>-</w:t>
+      </w:r>
+      <w:r>
+        <w:rPr>
+          <w:rFonts w:ascii="Times New Roman" w:hAnsi="Times New Roman" w:cs="Times New Roman" w:hint="cs"/>
+          <w:rtl/>
+        </w:rPr>
+        <w:t>ק</w:t>
+      </w:r>
+      <w:r>
+        <w:rPr>
+          <w:rFonts w:ascii="Times New Roman" w:hAnsi="Times New Roman" w:cs="Times New Roman"/>
+        </w:rPr>
+        <w:t xml:space="preserve">. The two names of </w:t>
+      </w:r>
+      <w:r>
+        <w:rPr>
+          <w:rFonts w:ascii="Times New Roman" w:hAnsi="Times New Roman" w:cs="Times New Roman" w:hint="cs"/>
+          <w:rtl/>
+        </w:rPr>
+        <w:t>רחמים</w:t>
+      </w:r>
+      <w:r>
+        <w:rPr>
+          <w:rFonts w:ascii="Times New Roman" w:hAnsi="Times New Roman" w:cs="Times New Roman"/>
+        </w:rPr>
+        <w:t xml:space="preserve">. </w:t>
+      </w:r>
+      <w:r>
+        <w:rPr>
+          <w:rFonts w:ascii="Times New Roman" w:hAnsi="Times New Roman" w:cs="Times New Roman" w:hint="cs"/>
+          <w:rtl/>
+        </w:rPr>
+        <w:t>בלעם</w:t>
+      </w:r>
+      <w:r>
+        <w:rPr>
+          <w:rFonts w:ascii="Times New Roman" w:hAnsi="Times New Roman" w:cs="Times New Roman"/>
+        </w:rPr>
+        <w:t xml:space="preserve"> was saying</w:t>
+      </w:r>
+      <w:r>
+        <w:rPr>
+          <w:rFonts w:ascii="Times New Roman" w:hAnsi="Times New Roman" w:cs="Times New Roman"/>
+        </w:rPr>
+        <w:t xml:space="preserve"> </w:t>
+      </w:r>
+      <w:r>
+        <w:rPr>
+          <w:rFonts w:ascii="Times New Roman" w:hAnsi="Times New Roman" w:cs="Times New Roman"/>
+        </w:rPr>
+        <w:t xml:space="preserve">“How can I possibly bring a </w:t>
+      </w:r>
+      <w:r>
+        <w:rPr>
+          <w:rFonts w:ascii="Times New Roman" w:hAnsi="Times New Roman" w:cs="Times New Roman" w:hint="cs"/>
+          <w:rtl/>
+        </w:rPr>
+        <w:t>קללה</w:t>
+      </w:r>
+      <w:r>
+        <w:rPr>
+          <w:rFonts w:ascii="Times New Roman" w:hAnsi="Times New Roman" w:cs="Times New Roman"/>
+          <w:rtl/>
+        </w:rPr>
+        <w:t xml:space="preserve"> </w:t>
+      </w:r>
+      <w:r>
+        <w:rPr>
+          <w:rFonts w:ascii="Times New Roman" w:hAnsi="Times New Roman" w:cs="Times New Roman"/>
+        </w:rPr>
+        <w:t xml:space="preserve"> on</w:t>
+      </w:r>
+      <w:r>
+        <w:rPr>
+          <w:rFonts w:ascii="Times New Roman" w:hAnsi="Times New Roman" w:cs="Times New Roman"/>
+        </w:rPr>
+        <w:t xml:space="preserve"> </w:t>
+      </w:r>
+      <w:r>
+        <w:rPr>
+          <w:rFonts w:ascii="Times New Roman" w:hAnsi="Times New Roman" w:cs="Times New Roman" w:hint="cs"/>
+          <w:rtl/>
+        </w:rPr>
+        <w:t>כלל</w:t>
+      </w:r>
+      <w:r>
+        <w:rPr>
+          <w:rFonts w:ascii="Times New Roman" w:hAnsi="Times New Roman" w:cs="Times New Roman"/>
+          <w:rtl/>
+        </w:rPr>
+        <w:t xml:space="preserve"> </w:t>
+      </w:r>
+      <w:r>
+        <w:rPr>
+          <w:rFonts w:ascii="Times New Roman" w:hAnsi="Times New Roman" w:cs="Times New Roman" w:hint="cs"/>
+          <w:rtl/>
+        </w:rPr>
+        <w:t>ישראל</w:t>
+      </w:r>
+      <w:r>
+        <w:rPr>
+          <w:rFonts w:ascii="Times New Roman" w:hAnsi="Times New Roman" w:cs="Times New Roman"/>
+        </w:rPr>
+        <w:t xml:space="preserve"> </w:t>
+      </w:r>
+      <w:r>
+        <w:rPr>
+          <w:rFonts w:ascii="Times New Roman" w:hAnsi="Times New Roman" w:cs="Times New Roman"/>
+        </w:rPr>
+        <w:t xml:space="preserve">when the names of </w:t>
+      </w:r>
+      <w:r>
+        <w:rPr>
+          <w:rFonts w:ascii="Times New Roman" w:hAnsi="Times New Roman" w:cs="Times New Roman" w:hint="cs"/>
+          <w:rtl/>
+        </w:rPr>
+        <w:t>קל</w:t>
+      </w:r>
+      <w:r>
+        <w:rPr>
+          <w:rFonts w:ascii="Times New Roman" w:hAnsi="Times New Roman" w:cs="Times New Roman"/>
+        </w:rPr>
+        <w:t xml:space="preserve"> and </w:t>
+      </w:r>
+      <w:r>
+        <w:rPr>
+          <w:rFonts w:ascii="Times New Roman" w:hAnsi="Times New Roman" w:cs="Times New Roman" w:hint="cs"/>
+          <w:rtl/>
+        </w:rPr>
+        <w:t>הוי</w:t>
+      </w:r>
+      <w:r>
+        <w:rPr>
+          <w:rFonts w:ascii="Times New Roman" w:hAnsi="Times New Roman" w:cs="Times New Roman"/>
+          <w:rtl/>
+        </w:rPr>
+        <w:t>"</w:t>
+      </w:r>
+      <w:r>
+        <w:rPr>
+          <w:rFonts w:ascii="Times New Roman" w:hAnsi="Times New Roman" w:cs="Times New Roman" w:hint="cs"/>
+          <w:rtl/>
+        </w:rPr>
+        <w:t>ה</w:t>
+      </w:r>
+      <w:r>
+        <w:rPr>
+          <w:rFonts w:ascii="Times New Roman" w:hAnsi="Times New Roman" w:cs="Times New Roman"/>
+        </w:rPr>
+        <w:t xml:space="preserve"> which come to my mouth are a </w:t>
+      </w:r>
+      <w:r>
+        <w:rPr>
+          <w:rFonts w:ascii="Times New Roman" w:hAnsi="Times New Roman" w:cs="Times New Roman" w:hint="cs"/>
+          <w:rtl/>
+        </w:rPr>
+        <w:t>לשון</w:t>
+      </w:r>
+      <w:r>
+        <w:rPr>
+          <w:rFonts w:ascii="Times New Roman" w:hAnsi="Times New Roman" w:cs="Times New Roman"/>
+          <w:rtl/>
+        </w:rPr>
+        <w:t xml:space="preserve"> </w:t>
+      </w:r>
+      <w:r>
+        <w:rPr>
+          <w:rFonts w:ascii="Times New Roman" w:hAnsi="Times New Roman" w:cs="Times New Roman" w:hint="cs"/>
+          <w:rtl/>
+        </w:rPr>
+        <w:t>של</w:t>
+      </w:r>
+      <w:r>
+        <w:rPr>
+          <w:rFonts w:ascii="Times New Roman" w:hAnsi="Times New Roman" w:cs="Times New Roman"/>
+          <w:rtl/>
+        </w:rPr>
+        <w:t xml:space="preserve"> </w:t>
+      </w:r>
+      <w:r>
+        <w:rPr>
+          <w:rFonts w:ascii="Times New Roman" w:hAnsi="Times New Roman" w:cs="Times New Roman" w:hint="cs"/>
+          <w:rtl/>
+        </w:rPr>
+        <w:t>חבה</w:t>
+      </w:r>
+      <w:r>
+        <w:rPr>
+          <w:rFonts w:ascii="Times New Roman" w:hAnsi="Times New Roman" w:cs="Times New Roman"/>
+          <w:rtl/>
+        </w:rPr>
+        <w:t xml:space="preserve"> </w:t>
+      </w:r>
+      <w:r>
+        <w:rPr>
+          <w:rFonts w:ascii="Times New Roman" w:hAnsi="Times New Roman" w:cs="Times New Roman"/>
+        </w:rPr>
+        <w:t>, of</w:t>
+      </w:r>
+      <w:r>
+        <w:rPr>
+          <w:rFonts w:ascii="Times New Roman" w:hAnsi="Times New Roman" w:cs="Times New Roman"/>
+        </w:rPr>
+        <w:t xml:space="preserve"> loving.</w:t>
       </w:r>
       <w:r>
         <w:rPr>
@@ -2393,60 +3437,19 @@
       <w:r>
         <w:rPr>
           <w:rFonts w:ascii="Times New Roman" w:hAnsi="Times New Roman" w:cs="Times New Roman"/>
-        </w:rPr>
-        <w:t xml:space="preserve">. </w:t>
-      </w:r>
-      <w:r>
-        <w:rPr>
-          <w:rFonts w:ascii="Times New Roman" w:hAnsi="Times New Roman" w:cs="Times New Roman"/>
-        </w:rPr>
-        <w:t>H</w:t>
-      </w:r>
-      <w:r>
-        <w:rPr>
-          <w:rFonts w:ascii="Times New Roman" w:hAnsi="Times New Roman" w:cs="Times New Roman"/>
-        </w:rPr>
-        <w:t xml:space="preserve">e wanted to be </w:t>
-      </w:r>
-      <w:r>
-        <w:rPr>
-          <w:rFonts w:ascii="Times New Roman" w:hAnsi="Times New Roman" w:cs="Times New Roman" w:hint="cs"/>
-          <w:rtl/>
-        </w:rPr>
-        <w:t>מעורר</w:t>
-      </w:r>
-      <w:r>
-        <w:rPr>
-          <w:rFonts w:ascii="Times New Roman" w:hAnsi="Times New Roman" w:cs="Times New Roman"/>
-          <w:rtl/>
-        </w:rPr>
-        <w:t xml:space="preserve"> </w:t>
-      </w:r>
-      <w:r>
-        <w:rPr>
-          <w:rFonts w:ascii="Times New Roman" w:hAnsi="Times New Roman" w:cs="Times New Roman" w:hint="cs"/>
-          <w:rtl/>
-        </w:rPr>
-        <w:t>דין</w:t>
-      </w:r>
-      <w:r>
-        <w:rPr>
-          <w:rFonts w:ascii="Times New Roman" w:hAnsi="Times New Roman" w:cs="Times New Roman"/>
-          <w:rtl/>
-        </w:rPr>
-        <w:t xml:space="preserve"> </w:t>
-      </w:r>
-      <w:r>
-        <w:rPr>
-          <w:rFonts w:ascii="Times New Roman" w:hAnsi="Times New Roman" w:cs="Times New Roman" w:hint="cs"/>
-          <w:rtl/>
-        </w:rPr>
-        <w:t>על</w:t>
-      </w:r>
-      <w:r>
-        <w:rPr>
-          <w:rFonts w:ascii="Times New Roman" w:hAnsi="Times New Roman" w:cs="Times New Roman"/>
-          <w:rtl/>
+          <w:rtl/>
+        </w:rPr>
+        <w:t xml:space="preserve"> </w:t>
+      </w:r>
+      <w:r>
+        <w:rPr>
+          <w:rFonts w:ascii="Times New Roman" w:hAnsi="Times New Roman" w:cs="Times New Roman"/>
+        </w:rPr>
+        <w:t xml:space="preserve"> loves</w:t>
+      </w:r>
+      <w:r>
+        <w:rPr>
+          <w:rFonts w:ascii="Times New Roman" w:hAnsi="Times New Roman" w:cs="Times New Roman"/>
         </w:rPr>
         <w:t xml:space="preserve"> </w:t>
       </w:r>
@@ -2475,7 +3478,197 @@
         <w:rPr>
           <w:rFonts w:ascii="Times New Roman" w:hAnsi="Times New Roman" w:cs="Times New Roman"/>
         </w:rPr>
-        <w:t xml:space="preserve"> and use the names of </w:t>
+        <w:t>.</w:t>
+      </w:r>
+      <w:r>
+        <w:rPr>
+          <w:rFonts w:ascii="Times New Roman" w:hAnsi="Times New Roman" w:cs="Times New Roman"/>
+        </w:rPr>
+        <w:t xml:space="preserve"> That</w:t>
+      </w:r>
+      <w:r>
+        <w:rPr>
+          <w:rFonts w:ascii="Times New Roman" w:hAnsi="Times New Roman" w:cs="Times New Roman"/>
+        </w:rPr>
+        <w:t>’</w:t>
+      </w:r>
+      <w:r>
+        <w:rPr>
+          <w:rFonts w:ascii="Times New Roman" w:hAnsi="Times New Roman" w:cs="Times New Roman"/>
+        </w:rPr>
+        <w:t xml:space="preserve">s what </w:t>
+      </w:r>
+      <w:r>
+        <w:rPr>
+          <w:rFonts w:ascii="Times New Roman" w:hAnsi="Times New Roman" w:cs="Times New Roman" w:hint="cs"/>
+          <w:rtl/>
+        </w:rPr>
+        <w:t>בלעם</w:t>
+      </w:r>
+      <w:r>
+        <w:rPr>
+          <w:rFonts w:ascii="Times New Roman" w:hAnsi="Times New Roman" w:cs="Times New Roman"/>
+        </w:rPr>
+        <w:t xml:space="preserve"> was saying.</w:t>
+      </w:r>
+      <w:r>
+        <w:rPr>
+          <w:rFonts w:ascii="Times New Roman" w:hAnsi="Times New Roman" w:cs="Times New Roman" w:hint="cs"/>
+          <w:rtl/>
+        </w:rPr>
+        <w:t>לֹא</w:t>
+      </w:r>
+      <w:r>
+        <w:rPr>
+          <w:rFonts w:ascii="Times New Roman" w:hAnsi="Times New Roman" w:cs="Times New Roman"/>
+          <w:rtl/>
+        </w:rPr>
+        <w:t xml:space="preserve"> </w:t>
+      </w:r>
+      <w:r>
+        <w:rPr>
+          <w:rFonts w:ascii="Times New Roman" w:hAnsi="Times New Roman" w:cs="Times New Roman" w:hint="cs"/>
+          <w:rtl/>
+        </w:rPr>
+        <w:t>אוּכַל</w:t>
+      </w:r>
+      <w:r>
+        <w:rPr>
+          <w:rFonts w:ascii="Times New Roman" w:hAnsi="Times New Roman" w:cs="Times New Roman"/>
+          <w:rtl/>
+        </w:rPr>
+        <w:t xml:space="preserve"> </w:t>
+      </w:r>
+      <w:r>
+        <w:rPr>
+          <w:rFonts w:ascii="Times New Roman" w:hAnsi="Times New Roman" w:cs="Times New Roman" w:hint="cs"/>
+          <w:rtl/>
+        </w:rPr>
+        <w:t>לַעֲבֹר</w:t>
+      </w:r>
+      <w:r>
+        <w:rPr>
+          <w:rFonts w:ascii="Times New Roman" w:hAnsi="Times New Roman" w:cs="Times New Roman"/>
+          <w:rtl/>
+        </w:rPr>
+        <w:t xml:space="preserve"> </w:t>
+      </w:r>
+      <w:r>
+        <w:rPr>
+          <w:rFonts w:ascii="Times New Roman" w:hAnsi="Times New Roman" w:cs="Times New Roman" w:hint="cs"/>
+          <w:rtl/>
+        </w:rPr>
+        <w:t>אֶת</w:t>
+      </w:r>
+      <w:r>
+        <w:rPr>
+          <w:rFonts w:ascii="Times New Roman" w:hAnsi="Times New Roman" w:cs="Times New Roman"/>
+          <w:rtl/>
+        </w:rPr>
+        <w:t xml:space="preserve"> </w:t>
+      </w:r>
+      <w:r>
+        <w:rPr>
+          <w:rFonts w:ascii="Times New Roman" w:hAnsi="Times New Roman" w:cs="Times New Roman" w:hint="cs"/>
+          <w:rtl/>
+        </w:rPr>
+        <w:t>פִּי</w:t>
+      </w:r>
+      <w:r>
+        <w:rPr>
+          <w:rFonts w:ascii="Times New Roman" w:hAnsi="Times New Roman" w:cs="Times New Roman"/>
+          <w:rtl/>
+        </w:rPr>
+        <w:t xml:space="preserve"> </w:t>
+      </w:r>
+      <w:r>
+        <w:rPr>
+          <w:rFonts w:ascii="Times New Roman" w:hAnsi="Times New Roman" w:cs="Times New Roman" w:hint="cs"/>
+          <w:rtl/>
+        </w:rPr>
+        <w:t>ה׳</w:t>
+      </w:r>
+      <w:r>
+        <w:rPr>
+          <w:rFonts w:ascii="Times New Roman" w:hAnsi="Times New Roman" w:cs="Times New Roman"/>
+          <w:rtl/>
+        </w:rPr>
+        <w:t xml:space="preserve"> </w:t>
+      </w:r>
+      <w:r>
+        <w:rPr>
+          <w:rFonts w:ascii="Times New Roman" w:hAnsi="Times New Roman" w:cs="Times New Roman" w:hint="cs"/>
+          <w:rtl/>
+        </w:rPr>
+        <w:t>אֱלֹקׇי</w:t>
+      </w:r>
+      <w:r>
+        <w:rPr>
+          <w:rFonts w:ascii="Times New Roman" w:hAnsi="Times New Roman" w:cs="Times New Roman"/>
+          <w:rtl/>
+        </w:rPr>
+        <w:t xml:space="preserve"> </w:t>
+      </w:r>
+      <w:r>
+        <w:rPr>
+          <w:rFonts w:ascii="Times New Roman" w:hAnsi="Times New Roman" w:cs="Times New Roman" w:hint="cs"/>
+          <w:rtl/>
+        </w:rPr>
+        <w:t>לַעֲשׂוֹת</w:t>
+      </w:r>
+      <w:r>
+        <w:rPr>
+          <w:rFonts w:ascii="Times New Roman" w:hAnsi="Times New Roman" w:cs="Times New Roman"/>
+          <w:rtl/>
+        </w:rPr>
+        <w:t xml:space="preserve"> </w:t>
+      </w:r>
+      <w:r>
+        <w:rPr>
+          <w:rFonts w:ascii="Times New Roman" w:hAnsi="Times New Roman" w:cs="Times New Roman" w:hint="cs"/>
+          <w:rtl/>
+        </w:rPr>
+        <w:t>קְטַנָּה</w:t>
+      </w:r>
+      <w:r>
+        <w:rPr>
+          <w:rFonts w:ascii="Times New Roman" w:hAnsi="Times New Roman" w:cs="Times New Roman"/>
+          <w:rtl/>
+        </w:rPr>
+        <w:t xml:space="preserve"> </w:t>
+      </w:r>
+      <w:r>
+        <w:rPr>
+          <w:rFonts w:ascii="Times New Roman" w:hAnsi="Times New Roman" w:cs="Times New Roman" w:hint="cs"/>
+          <w:rtl/>
+        </w:rPr>
+        <w:t>אוֹ</w:t>
+      </w:r>
+      <w:r>
+        <w:rPr>
+          <w:rFonts w:ascii="Times New Roman" w:hAnsi="Times New Roman" w:cs="Times New Roman"/>
+          <w:rtl/>
+        </w:rPr>
+        <w:t xml:space="preserve"> </w:t>
+      </w:r>
+      <w:r>
+        <w:rPr>
+          <w:rFonts w:ascii="Times New Roman" w:hAnsi="Times New Roman" w:cs="Times New Roman" w:hint="cs"/>
+          <w:rtl/>
+        </w:rPr>
+        <w:t>גְדוֹלָה</w:t>
+      </w:r>
+      <w:r>
+        <w:rPr>
+          <w:rFonts w:ascii="Times New Roman" w:hAnsi="Times New Roman" w:cs="Times New Roman"/>
+        </w:rPr>
+        <w:t xml:space="preserve"> -</w:t>
+      </w:r>
+      <w:r>
+        <w:rPr>
+          <w:rFonts w:ascii="Times New Roman" w:hAnsi="Times New Roman" w:cs="Times New Roman"/>
+        </w:rPr>
+        <w:t xml:space="preserve"> If I want to use a longer name of </w:t>
       </w:r>
       <w:r>
         <w:rPr>
@@ -2487,1200 +3680,7 @@
         <w:rPr>
           <w:rFonts w:ascii="Times New Roman" w:hAnsi="Times New Roman" w:cs="Times New Roman"/>
         </w:rPr>
-        <w:t xml:space="preserve"> which are </w:t>
-      </w:r>
-      <w:r>
-        <w:rPr>
-          <w:rFonts w:ascii="Times New Roman" w:hAnsi="Times New Roman" w:cs="Times New Roman" w:hint="cs"/>
-          <w:rtl/>
-        </w:rPr>
-        <w:t>מעורר</w:t>
-      </w:r>
-      <w:r>
-        <w:rPr>
-          <w:rFonts w:ascii="Times New Roman" w:hAnsi="Times New Roman" w:cs="Times New Roman"/>
-          <w:rtl/>
-        </w:rPr>
-        <w:t xml:space="preserve"> </w:t>
-      </w:r>
-      <w:r>
-        <w:rPr>
-          <w:rFonts w:ascii="Times New Roman" w:hAnsi="Times New Roman" w:cs="Times New Roman" w:hint="cs"/>
-          <w:rtl/>
-        </w:rPr>
-        <w:t>דין</w:t>
-      </w:r>
-      <w:r>
-        <w:rPr>
-          <w:rFonts w:ascii="Times New Roman" w:hAnsi="Times New Roman" w:cs="Times New Roman"/>
-        </w:rPr>
-        <w:t xml:space="preserve">. The two names which are the most famous for </w:t>
-      </w:r>
-      <w:r>
-        <w:rPr>
-          <w:rFonts w:ascii="Times New Roman" w:hAnsi="Times New Roman" w:cs="Times New Roman" w:hint="cs"/>
-          <w:rtl/>
-        </w:rPr>
-        <w:t>דין</w:t>
-      </w:r>
-      <w:r>
-        <w:rPr>
-          <w:rFonts w:ascii="Times New Roman" w:hAnsi="Times New Roman" w:cs="Times New Roman"/>
-        </w:rPr>
-        <w:t xml:space="preserve">, we all know </w:t>
-      </w:r>
-      <w:r>
-        <w:rPr>
-          <w:rFonts w:ascii="Times New Roman" w:hAnsi="Times New Roman" w:cs="Times New Roman" w:hint="cs"/>
-          <w:rtl/>
-        </w:rPr>
-        <w:t>אלקים</w:t>
-      </w:r>
-      <w:r>
-        <w:rPr>
-          <w:rFonts w:ascii="Times New Roman" w:hAnsi="Times New Roman" w:cs="Times New Roman"/>
-        </w:rPr>
-        <w:t xml:space="preserve">. </w:t>
-      </w:r>
-      <w:r>
-        <w:rPr>
-          <w:rFonts w:ascii="Times New Roman" w:hAnsi="Times New Roman" w:cs="Times New Roman" w:hint="cs"/>
-          <w:rtl/>
-        </w:rPr>
-        <w:t>אלקים</w:t>
-      </w:r>
-      <w:r>
-        <w:rPr>
-          <w:rFonts w:ascii="Times New Roman" w:hAnsi="Times New Roman" w:cs="Times New Roman"/>
-        </w:rPr>
-        <w:t xml:space="preserve"> is </w:t>
-      </w:r>
-      <w:r>
-        <w:rPr>
-          <w:rFonts w:ascii="Times New Roman" w:hAnsi="Times New Roman" w:cs="Times New Roman" w:hint="cs"/>
-          <w:rtl/>
-        </w:rPr>
-        <w:t>מדת</w:t>
-      </w:r>
-      <w:r>
-        <w:rPr>
-          <w:rFonts w:ascii="Times New Roman" w:hAnsi="Times New Roman" w:cs="Times New Roman"/>
-          <w:rtl/>
-        </w:rPr>
-        <w:t xml:space="preserve"> </w:t>
-      </w:r>
-      <w:r>
-        <w:rPr>
-          <w:rFonts w:ascii="Times New Roman" w:hAnsi="Times New Roman" w:cs="Times New Roman" w:hint="cs"/>
-          <w:rtl/>
-        </w:rPr>
-        <w:t>הדין</w:t>
-      </w:r>
-      <w:r>
-        <w:rPr>
-          <w:rFonts w:ascii="Times New Roman" w:hAnsi="Times New Roman" w:cs="Times New Roman"/>
-        </w:rPr>
-        <w:t xml:space="preserve">. And believe it or not, the name </w:t>
-      </w:r>
-      <w:r>
-        <w:rPr>
-          <w:rFonts w:ascii="Times New Roman" w:hAnsi="Times New Roman" w:cs="Times New Roman" w:hint="cs"/>
-          <w:rtl/>
-        </w:rPr>
-        <w:t>קה</w:t>
-      </w:r>
-      <w:r>
-        <w:rPr>
-          <w:rFonts w:ascii="Times New Roman" w:hAnsi="Times New Roman" w:cs="Times New Roman"/>
-          <w:rtl/>
-        </w:rPr>
-        <w:t xml:space="preserve">, </w:t>
-      </w:r>
-      <w:r>
-        <w:rPr>
-          <w:rFonts w:ascii="Times New Roman" w:hAnsi="Times New Roman" w:cs="Times New Roman" w:hint="cs"/>
-          <w:rtl/>
-        </w:rPr>
-        <w:t>י</w:t>
-      </w:r>
-      <w:r>
-        <w:rPr>
-          <w:rFonts w:ascii="Times New Roman" w:hAnsi="Times New Roman" w:cs="Times New Roman"/>
-          <w:rtl/>
-        </w:rPr>
-        <w:t>-</w:t>
-      </w:r>
-      <w:r>
-        <w:rPr>
-          <w:rFonts w:ascii="Times New Roman" w:hAnsi="Times New Roman" w:cs="Times New Roman" w:hint="cs"/>
-          <w:rtl/>
-        </w:rPr>
-        <w:t>ה</w:t>
-      </w:r>
-      <w:r>
-        <w:rPr>
-          <w:rFonts w:ascii="Times New Roman" w:hAnsi="Times New Roman" w:cs="Times New Roman"/>
-        </w:rPr>
-        <w:t xml:space="preserve">, also is </w:t>
-      </w:r>
-      <w:r>
-        <w:rPr>
-          <w:rFonts w:ascii="Times New Roman" w:hAnsi="Times New Roman" w:cs="Times New Roman" w:hint="cs"/>
-          <w:rtl/>
-        </w:rPr>
-        <w:t>מדת</w:t>
-      </w:r>
-      <w:r>
-        <w:rPr>
-          <w:rFonts w:ascii="Times New Roman" w:hAnsi="Times New Roman" w:cs="Times New Roman"/>
-          <w:rtl/>
-        </w:rPr>
-        <w:t xml:space="preserve"> </w:t>
-      </w:r>
-      <w:r>
-        <w:rPr>
-          <w:rFonts w:ascii="Times New Roman" w:hAnsi="Times New Roman" w:cs="Times New Roman" w:hint="cs"/>
-          <w:rtl/>
-        </w:rPr>
-        <w:t>הדין</w:t>
-      </w:r>
-      <w:r>
-        <w:rPr>
-          <w:rFonts w:ascii="Times New Roman" w:hAnsi="Times New Roman" w:cs="Times New Roman"/>
-        </w:rPr>
-        <w:t xml:space="preserve">. He brings </w:t>
-      </w:r>
-      <w:r>
-        <w:rPr>
-          <w:rFonts w:ascii="Times New Roman" w:hAnsi="Times New Roman" w:cs="Times New Roman" w:hint="cs"/>
-          <w:rtl/>
-        </w:rPr>
-        <w:t>ראיות</w:t>
-      </w:r>
-      <w:r>
-        <w:rPr>
-          <w:rFonts w:ascii="Times New Roman" w:hAnsi="Times New Roman" w:cs="Times New Roman"/>
-        </w:rPr>
-        <w:t xml:space="preserve"> for that, we</w:t>
-      </w:r>
-      <w:r>
-        <w:rPr>
-          <w:rFonts w:ascii="Times New Roman" w:hAnsi="Times New Roman" w:cs="Times New Roman"/>
-        </w:rPr>
-        <w:t>’</w:t>
-      </w:r>
-      <w:r>
-        <w:rPr>
-          <w:rFonts w:ascii="Times New Roman" w:hAnsi="Times New Roman" w:cs="Times New Roman"/>
-        </w:rPr>
-        <w:t xml:space="preserve">ll skip those for the moment. </w:t>
-      </w:r>
-      <w:r>
-        <w:rPr>
-          <w:rFonts w:ascii="Times New Roman" w:hAnsi="Times New Roman" w:cs="Times New Roman"/>
-        </w:rPr>
-        <w:t>W</w:t>
-      </w:r>
-      <w:r>
-        <w:rPr>
-          <w:rFonts w:ascii="Times New Roman" w:hAnsi="Times New Roman" w:cs="Times New Roman"/>
-        </w:rPr>
-        <w:t xml:space="preserve">hen </w:t>
-      </w:r>
-      <w:r>
-        <w:rPr>
-          <w:rFonts w:ascii="Times New Roman" w:hAnsi="Times New Roman" w:cs="Times New Roman" w:hint="cs"/>
-          <w:rtl/>
-        </w:rPr>
-        <w:t>בלעם</w:t>
-      </w:r>
-      <w:r>
-        <w:rPr>
-          <w:rFonts w:ascii="Times New Roman" w:hAnsi="Times New Roman" w:cs="Times New Roman"/>
-        </w:rPr>
-        <w:t xml:space="preserve"> wanted to say </w:t>
-      </w:r>
-      <w:r>
-        <w:rPr>
-          <w:rFonts w:ascii="Times New Roman" w:hAnsi="Times New Roman" w:cs="Times New Roman" w:hint="cs"/>
-          <w:rtl/>
-        </w:rPr>
-        <w:t>אלקים</w:t>
-      </w:r>
-      <w:r>
-        <w:rPr>
-          <w:rFonts w:ascii="Times New Roman" w:hAnsi="Times New Roman" w:cs="Times New Roman"/>
-        </w:rPr>
-        <w:t>, Hashem</w:t>
-      </w:r>
-      <w:r>
-        <w:rPr>
-          <w:rFonts w:ascii="Times New Roman" w:hAnsi="Times New Roman" w:cs="Times New Roman"/>
-        </w:rPr>
-        <w:t xml:space="preserve"> stopped him mid-sentence, and knocked off his </w:t>
-      </w:r>
-      <w:r>
-        <w:rPr>
-          <w:rFonts w:ascii="Times New Roman" w:hAnsi="Times New Roman" w:cs="Times New Roman" w:hint="cs"/>
-          <w:rtl/>
-        </w:rPr>
-        <w:t>אלקים</w:t>
-      </w:r>
-      <w:r>
-        <w:rPr>
-          <w:rFonts w:ascii="Times New Roman" w:hAnsi="Times New Roman" w:cs="Times New Roman"/>
-        </w:rPr>
-        <w:t xml:space="preserve"> as if h</w:t>
-      </w:r>
-      <w:r>
-        <w:rPr>
-          <w:rFonts w:ascii="Times New Roman" w:hAnsi="Times New Roman" w:cs="Times New Roman"/>
-        </w:rPr>
-        <w:t>e had a bridle in his mouth and it came out</w:t>
-      </w:r>
-      <w:r>
-        <w:rPr>
-          <w:rFonts w:ascii="Times New Roman" w:hAnsi="Times New Roman" w:cs="Times New Roman" w:hint="cs"/>
-          <w:rtl/>
-        </w:rPr>
-        <w:t>קל</w:t>
-      </w:r>
-      <w:r>
-        <w:rPr>
-          <w:rFonts w:ascii="Times New Roman" w:hAnsi="Times New Roman" w:cs="Times New Roman"/>
-          <w:rtl/>
-        </w:rPr>
-        <w:t xml:space="preserve"> </w:t>
-      </w:r>
-      <w:r>
-        <w:rPr>
-          <w:rFonts w:ascii="Times New Roman" w:hAnsi="Times New Roman" w:cs="Times New Roman"/>
-        </w:rPr>
-        <w:t xml:space="preserve">. </w:t>
-      </w:r>
-      <w:r>
-        <w:rPr>
-          <w:rFonts w:ascii="Times New Roman" w:hAnsi="Times New Roman" w:cs="Times New Roman" w:hint="cs"/>
-          <w:rtl/>
-        </w:rPr>
-        <w:t>קל</w:t>
-      </w:r>
-      <w:r>
-        <w:rPr>
-          <w:rFonts w:ascii="Times New Roman" w:hAnsi="Times New Roman" w:cs="Times New Roman"/>
-        </w:rPr>
-        <w:t xml:space="preserve"> is a </w:t>
-      </w:r>
-      <w:r>
-        <w:rPr>
-          <w:rFonts w:ascii="Times New Roman" w:hAnsi="Times New Roman" w:cs="Times New Roman" w:hint="cs"/>
-          <w:rtl/>
-        </w:rPr>
-        <w:t>שם</w:t>
-      </w:r>
-      <w:r>
-        <w:rPr>
-          <w:rFonts w:ascii="Times New Roman" w:hAnsi="Times New Roman" w:cs="Times New Roman"/>
-          <w:rtl/>
-        </w:rPr>
-        <w:t xml:space="preserve"> </w:t>
-      </w:r>
-      <w:r>
-        <w:rPr>
-          <w:rFonts w:ascii="Times New Roman" w:hAnsi="Times New Roman" w:cs="Times New Roman"/>
-        </w:rPr>
-        <w:t xml:space="preserve"> of </w:t>
-      </w:r>
-      <w:r>
-        <w:rPr>
-          <w:rFonts w:ascii="Times New Roman" w:hAnsi="Times New Roman" w:cs="Times New Roman" w:hint="cs"/>
-          <w:rtl/>
-        </w:rPr>
-        <w:t>רחמים</w:t>
-      </w:r>
-      <w:r>
-        <w:rPr>
-          <w:rFonts w:ascii="Times New Roman" w:hAnsi="Times New Roman" w:cs="Times New Roman"/>
-        </w:rPr>
-        <w:t xml:space="preserve">. </w:t>
-      </w:r>
-      <w:r>
-        <w:rPr>
-          <w:rFonts w:ascii="Times New Roman" w:hAnsi="Times New Roman" w:cs="Times New Roman"/>
-        </w:rPr>
-        <w:t>W</w:t>
-      </w:r>
-      <w:r>
-        <w:rPr>
-          <w:rFonts w:ascii="Times New Roman" w:hAnsi="Times New Roman" w:cs="Times New Roman"/>
-        </w:rPr>
-        <w:t xml:space="preserve">hen he wanted to say the name of </w:t>
-      </w:r>
-      <w:r>
-        <w:rPr>
-          <w:rFonts w:ascii="Times New Roman" w:hAnsi="Times New Roman" w:cs="Times New Roman" w:hint="cs"/>
-          <w:rtl/>
-        </w:rPr>
-        <w:t>קה</w:t>
-      </w:r>
-      <w:r>
-        <w:rPr>
-          <w:rFonts w:ascii="Times New Roman" w:hAnsi="Times New Roman" w:cs="Times New Roman"/>
-        </w:rPr>
-        <w:t xml:space="preserve">, which is another </w:t>
-      </w:r>
-      <w:r>
-        <w:rPr>
-          <w:rFonts w:ascii="Times New Roman" w:hAnsi="Times New Roman" w:cs="Times New Roman" w:hint="cs"/>
-          <w:rtl/>
-        </w:rPr>
-        <w:t>שם</w:t>
-      </w:r>
-      <w:r>
-        <w:rPr>
-          <w:rFonts w:ascii="Times New Roman" w:hAnsi="Times New Roman" w:cs="Times New Roman"/>
-        </w:rPr>
-        <w:t xml:space="preserve"> of</w:t>
-      </w:r>
-      <w:r>
-        <w:rPr>
-          <w:rFonts w:ascii="Times New Roman" w:hAnsi="Times New Roman" w:cs="Times New Roman"/>
-        </w:rPr>
-        <w:t xml:space="preserve"> </w:t>
-      </w:r>
-      <w:r>
-        <w:rPr>
-          <w:rFonts w:ascii="Times New Roman" w:hAnsi="Times New Roman" w:cs="Times New Roman" w:hint="cs"/>
-          <w:rtl/>
-        </w:rPr>
-        <w:t>דין</w:t>
-      </w:r>
-      <w:r>
-        <w:rPr>
-          <w:rFonts w:ascii="Times New Roman" w:hAnsi="Times New Roman" w:cs="Times New Roman"/>
-        </w:rPr>
-        <w:t>, Hashem</w:t>
-      </w:r>
-      <w:r>
-        <w:rPr>
-          <w:rFonts w:ascii="Times New Roman" w:hAnsi="Times New Roman" w:cs="Times New Roman"/>
-        </w:rPr>
-        <w:t xml:space="preserve"> pulled his tongue and added on the </w:t>
-      </w:r>
-      <w:r>
-        <w:rPr>
-          <w:rFonts w:ascii="Times New Roman" w:hAnsi="Times New Roman" w:cs="Times New Roman" w:hint="cs"/>
-          <w:rtl/>
-        </w:rPr>
-        <w:t>ו</w:t>
-      </w:r>
-      <w:r>
-        <w:rPr>
-          <w:rFonts w:ascii="Times New Roman" w:hAnsi="Times New Roman" w:cs="Times New Roman"/>
-          <w:rtl/>
-        </w:rPr>
-        <w:t>-</w:t>
-      </w:r>
-      <w:r>
-        <w:rPr>
-          <w:rFonts w:ascii="Times New Roman" w:hAnsi="Times New Roman" w:cs="Times New Roman" w:hint="cs"/>
-          <w:rtl/>
-        </w:rPr>
-        <w:t>ה</w:t>
-      </w:r>
-      <w:r>
-        <w:rPr>
-          <w:rFonts w:ascii="Times New Roman" w:hAnsi="Times New Roman" w:cs="Times New Roman"/>
-        </w:rPr>
-        <w:t xml:space="preserve"> and made it </w:t>
-      </w:r>
-      <w:r>
-        <w:rPr>
-          <w:rFonts w:ascii="Times New Roman" w:hAnsi="Times New Roman" w:cs="Times New Roman" w:hint="cs"/>
-          <w:rtl/>
-        </w:rPr>
-        <w:t>י</w:t>
-      </w:r>
-      <w:r>
-        <w:rPr>
-          <w:rFonts w:ascii="Times New Roman" w:hAnsi="Times New Roman" w:cs="Times New Roman"/>
-          <w:rtl/>
-        </w:rPr>
-        <w:t>-</w:t>
-      </w:r>
-      <w:r>
-        <w:rPr>
-          <w:rFonts w:ascii="Times New Roman" w:hAnsi="Times New Roman" w:cs="Times New Roman" w:hint="cs"/>
-          <w:rtl/>
-        </w:rPr>
-        <w:t>ק</w:t>
-      </w:r>
-      <w:r>
-        <w:rPr>
-          <w:rFonts w:ascii="Times New Roman" w:hAnsi="Times New Roman" w:cs="Times New Roman"/>
-          <w:rtl/>
-        </w:rPr>
-        <w:t>-</w:t>
-      </w:r>
-      <w:r>
-        <w:rPr>
-          <w:rFonts w:ascii="Times New Roman" w:hAnsi="Times New Roman" w:cs="Times New Roman" w:hint="cs"/>
-          <w:rtl/>
-        </w:rPr>
-        <w:t>ו</w:t>
-      </w:r>
-      <w:r>
-        <w:rPr>
-          <w:rFonts w:ascii="Times New Roman" w:hAnsi="Times New Roman" w:cs="Times New Roman"/>
-          <w:rtl/>
-        </w:rPr>
-        <w:t>-</w:t>
-      </w:r>
-      <w:r>
-        <w:rPr>
-          <w:rFonts w:ascii="Times New Roman" w:hAnsi="Times New Roman" w:cs="Times New Roman" w:hint="cs"/>
-          <w:rtl/>
-        </w:rPr>
-        <w:t>ק</w:t>
-      </w:r>
-      <w:r>
-        <w:rPr>
-          <w:rFonts w:ascii="Times New Roman" w:hAnsi="Times New Roman" w:cs="Times New Roman"/>
-        </w:rPr>
-        <w:t xml:space="preserve">, which is </w:t>
-      </w:r>
-      <w:r>
-        <w:rPr>
-          <w:rFonts w:ascii="Times New Roman" w:hAnsi="Times New Roman" w:cs="Times New Roman" w:hint="cs"/>
-          <w:rtl/>
-        </w:rPr>
-        <w:t>מדת</w:t>
-      </w:r>
-      <w:r>
-        <w:rPr>
-          <w:rFonts w:ascii="Times New Roman" w:hAnsi="Times New Roman" w:cs="Times New Roman"/>
-          <w:rtl/>
-        </w:rPr>
-        <w:t xml:space="preserve"> </w:t>
-      </w:r>
-      <w:r>
-        <w:rPr>
-          <w:rFonts w:ascii="Times New Roman" w:hAnsi="Times New Roman" w:cs="Times New Roman" w:hint="cs"/>
-          <w:rtl/>
-        </w:rPr>
-        <w:t>הרחמים</w:t>
-      </w:r>
-      <w:r>
-        <w:rPr>
-          <w:rFonts w:ascii="Times New Roman" w:hAnsi="Times New Roman" w:cs="Times New Roman"/>
-        </w:rPr>
-        <w:t>. So that</w:t>
-      </w:r>
-      <w:r>
-        <w:rPr>
-          <w:rFonts w:ascii="Times New Roman" w:hAnsi="Times New Roman" w:cs="Times New Roman"/>
-        </w:rPr>
-        <w:t>’</w:t>
-      </w:r>
-      <w:r>
-        <w:rPr>
-          <w:rFonts w:ascii="Times New Roman" w:hAnsi="Times New Roman" w:cs="Times New Roman"/>
-        </w:rPr>
-        <w:t xml:space="preserve">s what </w:t>
-      </w:r>
-      <w:r>
-        <w:rPr>
-          <w:rFonts w:ascii="Times New Roman" w:hAnsi="Times New Roman" w:cs="Times New Roman" w:hint="cs"/>
-          <w:rtl/>
-        </w:rPr>
-        <w:t>בלעם</w:t>
-      </w:r>
-      <w:r>
-        <w:rPr>
-          <w:rFonts w:ascii="Times New Roman" w:hAnsi="Times New Roman" w:cs="Times New Roman"/>
-        </w:rPr>
-        <w:t xml:space="preserve"> says</w:t>
-      </w:r>
-      <w:r>
-        <w:rPr>
-          <w:rFonts w:ascii="Times New Roman" w:hAnsi="Times New Roman" w:cs="Times New Roman"/>
-        </w:rPr>
-        <w:t xml:space="preserve"> (23:8)</w:t>
-      </w:r>
-      <w:r>
-        <w:rPr>
-          <w:rFonts w:ascii="Times New Roman" w:hAnsi="Times New Roman" w:cs="Times New Roman"/>
-        </w:rPr>
-        <w:t xml:space="preserve">, </w:t>
-      </w:r>
-      <w:r>
-        <w:rPr>
-          <w:rFonts w:ascii="Times New Roman" w:hAnsi="Times New Roman" w:cs="Times New Roman" w:hint="cs"/>
-          <w:rtl/>
-        </w:rPr>
-        <w:t>מָה</w:t>
-      </w:r>
-      <w:r>
-        <w:rPr>
-          <w:rFonts w:ascii="Times New Roman" w:hAnsi="Times New Roman" w:cs="Times New Roman"/>
-          <w:rtl/>
-        </w:rPr>
-        <w:t xml:space="preserve"> </w:t>
-      </w:r>
-      <w:r>
-        <w:rPr>
-          <w:rFonts w:ascii="Times New Roman" w:hAnsi="Times New Roman" w:cs="Times New Roman" w:hint="cs"/>
-          <w:rtl/>
-        </w:rPr>
-        <w:t>אֶקֹּב</w:t>
-      </w:r>
-      <w:r>
-        <w:rPr>
-          <w:rFonts w:ascii="Times New Roman" w:hAnsi="Times New Roman" w:cs="Times New Roman"/>
-          <w:rtl/>
-        </w:rPr>
-        <w:t xml:space="preserve"> </w:t>
-      </w:r>
-      <w:r>
-        <w:rPr>
-          <w:rFonts w:ascii="Times New Roman" w:hAnsi="Times New Roman" w:cs="Times New Roman" w:hint="cs"/>
-          <w:rtl/>
-        </w:rPr>
-        <w:t>לֹא</w:t>
-      </w:r>
-      <w:r>
-        <w:rPr>
-          <w:rFonts w:ascii="Times New Roman" w:hAnsi="Times New Roman" w:cs="Times New Roman"/>
-          <w:rtl/>
-        </w:rPr>
-        <w:t xml:space="preserve"> </w:t>
-      </w:r>
-      <w:r>
-        <w:rPr>
-          <w:rFonts w:ascii="Times New Roman" w:hAnsi="Times New Roman" w:cs="Times New Roman" w:hint="cs"/>
-          <w:rtl/>
-        </w:rPr>
-        <w:t>קַבֹּה</w:t>
-      </w:r>
-      <w:r>
-        <w:rPr>
-          <w:rFonts w:ascii="Times New Roman" w:hAnsi="Times New Roman" w:cs="Times New Roman"/>
-          <w:rtl/>
-        </w:rPr>
-        <w:t xml:space="preserve"> </w:t>
-      </w:r>
-      <w:r>
-        <w:rPr>
-          <w:rFonts w:ascii="Times New Roman" w:hAnsi="Times New Roman" w:cs="Times New Roman" w:hint="cs"/>
-          <w:rtl/>
-        </w:rPr>
-        <w:t>קֵל</w:t>
-      </w:r>
-      <w:r>
-        <w:rPr>
-          <w:rFonts w:ascii="Times New Roman" w:hAnsi="Times New Roman" w:cs="Times New Roman"/>
-          <w:rtl/>
-        </w:rPr>
-        <w:t xml:space="preserve"> </w:t>
-      </w:r>
-      <w:r>
-        <w:rPr>
-          <w:rFonts w:ascii="Times New Roman" w:hAnsi="Times New Roman" w:cs="Times New Roman" w:hint="cs"/>
-          <w:rtl/>
-        </w:rPr>
-        <w:t>וּמָה</w:t>
-      </w:r>
-      <w:r>
-        <w:rPr>
-          <w:rFonts w:ascii="Times New Roman" w:hAnsi="Times New Roman" w:cs="Times New Roman"/>
-          <w:rtl/>
-        </w:rPr>
-        <w:t xml:space="preserve"> </w:t>
-      </w:r>
-      <w:r>
-        <w:rPr>
-          <w:rFonts w:ascii="Times New Roman" w:hAnsi="Times New Roman" w:cs="Times New Roman" w:hint="cs"/>
-          <w:rtl/>
-        </w:rPr>
-        <w:t>אֶזְעֹם</w:t>
-      </w:r>
-      <w:r>
-        <w:rPr>
-          <w:rFonts w:ascii="Times New Roman" w:hAnsi="Times New Roman" w:cs="Times New Roman"/>
-          <w:rtl/>
-        </w:rPr>
-        <w:t xml:space="preserve"> </w:t>
-      </w:r>
-      <w:r>
-        <w:rPr>
-          <w:rFonts w:ascii="Times New Roman" w:hAnsi="Times New Roman" w:cs="Times New Roman" w:hint="cs"/>
-          <w:rtl/>
-        </w:rPr>
-        <w:t>לֹא</w:t>
-      </w:r>
-      <w:r>
-        <w:rPr>
-          <w:rFonts w:ascii="Times New Roman" w:hAnsi="Times New Roman" w:cs="Times New Roman"/>
-          <w:rtl/>
-        </w:rPr>
-        <w:t xml:space="preserve"> </w:t>
-      </w:r>
-      <w:r>
-        <w:rPr>
-          <w:rFonts w:ascii="Times New Roman" w:hAnsi="Times New Roman" w:cs="Times New Roman" w:hint="cs"/>
-          <w:rtl/>
-        </w:rPr>
-        <w:t>זָעַם</w:t>
-      </w:r>
-      <w:r>
-        <w:rPr>
-          <w:rFonts w:ascii="Times New Roman" w:hAnsi="Times New Roman" w:cs="Times New Roman"/>
-          <w:rtl/>
-        </w:rPr>
-        <w:t xml:space="preserve"> </w:t>
-      </w:r>
-      <w:r>
-        <w:rPr>
-          <w:rFonts w:ascii="Times New Roman" w:hAnsi="Times New Roman" w:cs="Times New Roman" w:hint="cs"/>
-          <w:rtl/>
-        </w:rPr>
-        <w:t>ה׳</w:t>
-      </w:r>
-      <w:r>
-        <w:rPr>
-          <w:rFonts w:ascii="Times New Roman" w:hAnsi="Times New Roman" w:cs="Times New Roman"/>
-          <w:rtl/>
-        </w:rPr>
-        <w:t xml:space="preserve">, </w:t>
-      </w:r>
-      <w:r>
-        <w:rPr>
-          <w:rFonts w:ascii="Times New Roman" w:hAnsi="Times New Roman" w:cs="Times New Roman" w:hint="cs"/>
-          <w:rtl/>
-        </w:rPr>
-        <w:t>י</w:t>
-      </w:r>
-      <w:r>
-        <w:rPr>
-          <w:rFonts w:ascii="Times New Roman" w:hAnsi="Times New Roman" w:cs="Times New Roman"/>
-          <w:rtl/>
-        </w:rPr>
-        <w:t>-</w:t>
-      </w:r>
-      <w:r>
-        <w:rPr>
-          <w:rFonts w:ascii="Times New Roman" w:hAnsi="Times New Roman" w:cs="Times New Roman" w:hint="cs"/>
-          <w:rtl/>
-        </w:rPr>
-        <w:t>ק</w:t>
-      </w:r>
-      <w:r>
-        <w:rPr>
-          <w:rFonts w:ascii="Times New Roman" w:hAnsi="Times New Roman" w:cs="Times New Roman"/>
-          <w:rtl/>
-        </w:rPr>
-        <w:t>-</w:t>
-      </w:r>
-      <w:r>
-        <w:rPr>
-          <w:rFonts w:ascii="Times New Roman" w:hAnsi="Times New Roman" w:cs="Times New Roman" w:hint="cs"/>
-          <w:rtl/>
-        </w:rPr>
-        <w:t>ו</w:t>
-      </w:r>
-      <w:r>
-        <w:rPr>
-          <w:rFonts w:ascii="Times New Roman" w:hAnsi="Times New Roman" w:cs="Times New Roman"/>
-          <w:rtl/>
-        </w:rPr>
-        <w:t>-</w:t>
-      </w:r>
-      <w:r>
-        <w:rPr>
-          <w:rFonts w:ascii="Times New Roman" w:hAnsi="Times New Roman" w:cs="Times New Roman" w:hint="cs"/>
-          <w:rtl/>
-        </w:rPr>
-        <w:t>ק</w:t>
-      </w:r>
-      <w:r>
-        <w:rPr>
-          <w:rFonts w:ascii="Times New Roman" w:hAnsi="Times New Roman" w:cs="Times New Roman"/>
-        </w:rPr>
-        <w:t xml:space="preserve">. The two names of </w:t>
-      </w:r>
-      <w:r>
-        <w:rPr>
-          <w:rFonts w:ascii="Times New Roman" w:hAnsi="Times New Roman" w:cs="Times New Roman" w:hint="cs"/>
-          <w:rtl/>
-        </w:rPr>
-        <w:t>רחמים</w:t>
-      </w:r>
-      <w:r>
-        <w:rPr>
-          <w:rFonts w:ascii="Times New Roman" w:hAnsi="Times New Roman" w:cs="Times New Roman"/>
-        </w:rPr>
-        <w:t xml:space="preserve">. </w:t>
-      </w:r>
-      <w:r>
-        <w:rPr>
-          <w:rFonts w:ascii="Times New Roman" w:hAnsi="Times New Roman" w:cs="Times New Roman" w:hint="cs"/>
-          <w:rtl/>
-        </w:rPr>
-        <w:t>בלעם</w:t>
-      </w:r>
-      <w:r>
-        <w:rPr>
-          <w:rFonts w:ascii="Times New Roman" w:hAnsi="Times New Roman" w:cs="Times New Roman"/>
-        </w:rPr>
-        <w:t xml:space="preserve"> was saying</w:t>
-      </w:r>
-      <w:r>
-        <w:rPr>
-          <w:rFonts w:ascii="Times New Roman" w:hAnsi="Times New Roman" w:cs="Times New Roman"/>
-        </w:rPr>
-        <w:t xml:space="preserve"> </w:t>
-      </w:r>
-      <w:r>
-        <w:rPr>
-          <w:rFonts w:ascii="Times New Roman" w:hAnsi="Times New Roman" w:cs="Times New Roman"/>
-        </w:rPr>
-        <w:t>“How can I possibly bring a</w:t>
-      </w:r>
-      <w:r>
-        <w:rPr>
-          <w:rFonts w:ascii="Times New Roman" w:hAnsi="Times New Roman" w:cs="Times New Roman" w:hint="cs"/>
-          <w:rtl/>
-        </w:rPr>
-        <w:t>קללה</w:t>
-      </w:r>
-      <w:r>
-        <w:rPr>
-          <w:rFonts w:ascii="Times New Roman" w:hAnsi="Times New Roman" w:cs="Times New Roman"/>
-          <w:rtl/>
-        </w:rPr>
-        <w:t xml:space="preserve"> </w:t>
-      </w:r>
-      <w:r>
-        <w:rPr>
-          <w:rFonts w:ascii="Times New Roman" w:hAnsi="Times New Roman" w:cs="Times New Roman"/>
-        </w:rPr>
-        <w:t xml:space="preserve"> on</w:t>
-      </w:r>
-      <w:r>
-        <w:rPr>
-          <w:rFonts w:ascii="Times New Roman" w:hAnsi="Times New Roman" w:cs="Times New Roman"/>
-        </w:rPr>
-        <w:t xml:space="preserve"> </w:t>
-      </w:r>
-      <w:r>
-        <w:rPr>
-          <w:rFonts w:ascii="Times New Roman" w:hAnsi="Times New Roman" w:cs="Times New Roman" w:hint="cs"/>
-          <w:rtl/>
-        </w:rPr>
-        <w:t>כלל</w:t>
-      </w:r>
-      <w:r>
-        <w:rPr>
-          <w:rFonts w:ascii="Times New Roman" w:hAnsi="Times New Roman" w:cs="Times New Roman"/>
-          <w:rtl/>
-        </w:rPr>
-        <w:t xml:space="preserve"> </w:t>
-      </w:r>
-      <w:r>
-        <w:rPr>
-          <w:rFonts w:ascii="Times New Roman" w:hAnsi="Times New Roman" w:cs="Times New Roman" w:hint="cs"/>
-          <w:rtl/>
-        </w:rPr>
-        <w:t>ישראל</w:t>
-      </w:r>
-      <w:r>
-        <w:rPr>
-          <w:rFonts w:ascii="Times New Roman" w:hAnsi="Times New Roman" w:cs="Times New Roman"/>
-        </w:rPr>
-        <w:t xml:space="preserve"> </w:t>
-      </w:r>
-      <w:r>
-        <w:rPr>
-          <w:rFonts w:ascii="Times New Roman" w:hAnsi="Times New Roman" w:cs="Times New Roman"/>
-        </w:rPr>
-        <w:t xml:space="preserve">when the names of </w:t>
-      </w:r>
-      <w:r>
-        <w:rPr>
-          <w:rFonts w:ascii="Times New Roman" w:hAnsi="Times New Roman" w:cs="Times New Roman" w:hint="cs"/>
-          <w:rtl/>
-        </w:rPr>
-        <w:t>קל</w:t>
-      </w:r>
-      <w:r>
-        <w:rPr>
-          <w:rFonts w:ascii="Times New Roman" w:hAnsi="Times New Roman" w:cs="Times New Roman"/>
-        </w:rPr>
-        <w:t xml:space="preserve"> and </w:t>
-      </w:r>
-      <w:r>
-        <w:rPr>
-          <w:rFonts w:ascii="Times New Roman" w:hAnsi="Times New Roman" w:cs="Times New Roman" w:hint="cs"/>
-          <w:rtl/>
-        </w:rPr>
-        <w:t>הוי</w:t>
-      </w:r>
-      <w:r>
-        <w:rPr>
-          <w:rFonts w:ascii="Times New Roman" w:hAnsi="Times New Roman" w:cs="Times New Roman"/>
-          <w:rtl/>
-        </w:rPr>
-        <w:t>"</w:t>
-      </w:r>
-      <w:r>
-        <w:rPr>
-          <w:rFonts w:ascii="Times New Roman" w:hAnsi="Times New Roman" w:cs="Times New Roman" w:hint="cs"/>
-          <w:rtl/>
-        </w:rPr>
-        <w:t>ה</w:t>
-      </w:r>
-      <w:r>
-        <w:rPr>
-          <w:rFonts w:ascii="Times New Roman" w:hAnsi="Times New Roman" w:cs="Times New Roman"/>
-        </w:rPr>
-        <w:t xml:space="preserve"> which come to my mouth are a</w:t>
-      </w:r>
-      <w:r>
-        <w:rPr>
-          <w:rFonts w:ascii="Times New Roman" w:hAnsi="Times New Roman" w:cs="Times New Roman" w:hint="cs"/>
-          <w:rtl/>
-        </w:rPr>
-        <w:t>לשון</w:t>
-      </w:r>
-      <w:r>
-        <w:rPr>
-          <w:rFonts w:ascii="Times New Roman" w:hAnsi="Times New Roman" w:cs="Times New Roman"/>
-          <w:rtl/>
-        </w:rPr>
-        <w:t xml:space="preserve"> </w:t>
-      </w:r>
-      <w:r>
-        <w:rPr>
-          <w:rFonts w:ascii="Times New Roman" w:hAnsi="Times New Roman" w:cs="Times New Roman" w:hint="cs"/>
-          <w:rtl/>
-        </w:rPr>
-        <w:t>של</w:t>
-      </w:r>
-      <w:r>
-        <w:rPr>
-          <w:rFonts w:ascii="Times New Roman" w:hAnsi="Times New Roman" w:cs="Times New Roman"/>
-          <w:rtl/>
-        </w:rPr>
-        <w:t xml:space="preserve"> </w:t>
-      </w:r>
-      <w:r>
-        <w:rPr>
-          <w:rFonts w:ascii="Times New Roman" w:hAnsi="Times New Roman" w:cs="Times New Roman" w:hint="cs"/>
-          <w:rtl/>
-        </w:rPr>
-        <w:t>חבה</w:t>
-      </w:r>
-      <w:r>
-        <w:rPr>
-          <w:rFonts w:ascii="Times New Roman" w:hAnsi="Times New Roman" w:cs="Times New Roman"/>
-          <w:rtl/>
-        </w:rPr>
-        <w:t xml:space="preserve"> </w:t>
-      </w:r>
-      <w:r>
-        <w:rPr>
-          <w:rFonts w:ascii="Times New Roman" w:hAnsi="Times New Roman" w:cs="Times New Roman"/>
-        </w:rPr>
-        <w:t>, of</w:t>
-      </w:r>
-      <w:r>
-        <w:rPr>
-          <w:rFonts w:ascii="Times New Roman" w:hAnsi="Times New Roman" w:cs="Times New Roman"/>
-        </w:rPr>
-        <w:t xml:space="preserve"> loving.</w:t>
-      </w:r>
-      <w:r>
-        <w:rPr>
-          <w:rFonts w:ascii="Times New Roman" w:hAnsi="Times New Roman" w:cs="Times New Roman" w:hint="cs"/>
-          <w:rtl/>
-        </w:rPr>
-        <w:t>הקדוש</w:t>
-      </w:r>
-      <w:r>
-        <w:rPr>
-          <w:rFonts w:ascii="Times New Roman" w:hAnsi="Times New Roman" w:cs="Times New Roman"/>
-          <w:rtl/>
-        </w:rPr>
-        <w:t xml:space="preserve"> </w:t>
-      </w:r>
-      <w:r>
-        <w:rPr>
-          <w:rFonts w:ascii="Times New Roman" w:hAnsi="Times New Roman" w:cs="Times New Roman" w:hint="cs"/>
-          <w:rtl/>
-        </w:rPr>
-        <w:t>ברוך</w:t>
-      </w:r>
-      <w:r>
-        <w:rPr>
-          <w:rFonts w:ascii="Times New Roman" w:hAnsi="Times New Roman" w:cs="Times New Roman"/>
-          <w:rtl/>
-        </w:rPr>
-        <w:t xml:space="preserve"> </w:t>
-      </w:r>
-      <w:r>
-        <w:rPr>
-          <w:rFonts w:ascii="Times New Roman" w:hAnsi="Times New Roman" w:cs="Times New Roman" w:hint="cs"/>
-          <w:rtl/>
-        </w:rPr>
-        <w:t>הוא</w:t>
-      </w:r>
-      <w:r>
-        <w:rPr>
-          <w:rFonts w:ascii="Times New Roman" w:hAnsi="Times New Roman" w:cs="Times New Roman"/>
-          <w:rtl/>
-        </w:rPr>
-        <w:t xml:space="preserve"> </w:t>
-      </w:r>
-      <w:r>
-        <w:rPr>
-          <w:rFonts w:ascii="Times New Roman" w:hAnsi="Times New Roman" w:cs="Times New Roman"/>
-        </w:rPr>
-        <w:t xml:space="preserve"> loves</w:t>
-      </w:r>
-      <w:r>
-        <w:rPr>
-          <w:rFonts w:ascii="Times New Roman" w:hAnsi="Times New Roman" w:cs="Times New Roman"/>
-        </w:rPr>
-        <w:t xml:space="preserve"> </w:t>
-      </w:r>
-      <w:r>
-        <w:rPr>
-          <w:rFonts w:ascii="Times New Roman" w:hAnsi="Times New Roman" w:cs="Times New Roman" w:hint="cs"/>
-          <w:rtl/>
-        </w:rPr>
-        <w:t>כלל</w:t>
-      </w:r>
-      <w:r>
-        <w:rPr>
-          <w:rFonts w:ascii="Times New Roman" w:hAnsi="Times New Roman" w:cs="Times New Roman"/>
-          <w:rtl/>
-        </w:rPr>
-        <w:t xml:space="preserve"> </w:t>
-      </w:r>
-      <w:r>
-        <w:rPr>
-          <w:rFonts w:ascii="Times New Roman" w:hAnsi="Times New Roman" w:cs="Times New Roman" w:hint="cs"/>
-          <w:rtl/>
-        </w:rPr>
-        <w:t>ישראל</w:t>
-      </w:r>
-      <w:r>
-        <w:rPr>
-          <w:rFonts w:ascii="Times New Roman" w:hAnsi="Times New Roman" w:cs="Times New Roman"/>
-        </w:rPr>
-        <w:t>.</w:t>
-      </w:r>
-      <w:r>
-        <w:rPr>
-          <w:rFonts w:ascii="Times New Roman" w:hAnsi="Times New Roman" w:cs="Times New Roman"/>
-        </w:rPr>
-        <w:t xml:space="preserve"> That</w:t>
-      </w:r>
-      <w:r>
-        <w:rPr>
-          <w:rFonts w:ascii="Times New Roman" w:hAnsi="Times New Roman" w:cs="Times New Roman"/>
-        </w:rPr>
-        <w:t>’</w:t>
-      </w:r>
-      <w:r>
-        <w:rPr>
-          <w:rFonts w:ascii="Times New Roman" w:hAnsi="Times New Roman" w:cs="Times New Roman"/>
-        </w:rPr>
-        <w:t xml:space="preserve">s what </w:t>
-      </w:r>
-      <w:r>
-        <w:rPr>
-          <w:rFonts w:ascii="Times New Roman" w:hAnsi="Times New Roman" w:cs="Times New Roman" w:hint="cs"/>
-          <w:rtl/>
-        </w:rPr>
-        <w:t>בלעם</w:t>
-      </w:r>
-      <w:r>
-        <w:rPr>
-          <w:rFonts w:ascii="Times New Roman" w:hAnsi="Times New Roman" w:cs="Times New Roman"/>
-        </w:rPr>
-        <w:t xml:space="preserve"> was saying.</w:t>
-      </w:r>
-      <w:r>
-        <w:rPr>
-          <w:rFonts w:ascii="Times New Roman" w:hAnsi="Times New Roman" w:cs="Times New Roman" w:hint="cs"/>
-          <w:rtl/>
-        </w:rPr>
-        <w:t>לֹא</w:t>
-      </w:r>
-      <w:r>
-        <w:rPr>
-          <w:rFonts w:ascii="Times New Roman" w:hAnsi="Times New Roman" w:cs="Times New Roman"/>
-          <w:rtl/>
-        </w:rPr>
-        <w:t xml:space="preserve"> </w:t>
-      </w:r>
-      <w:r>
-        <w:rPr>
-          <w:rFonts w:ascii="Times New Roman" w:hAnsi="Times New Roman" w:cs="Times New Roman" w:hint="cs"/>
-          <w:rtl/>
-        </w:rPr>
-        <w:t>אוּכַל</w:t>
-      </w:r>
-      <w:r>
-        <w:rPr>
-          <w:rFonts w:ascii="Times New Roman" w:hAnsi="Times New Roman" w:cs="Times New Roman"/>
-          <w:rtl/>
-        </w:rPr>
-        <w:t xml:space="preserve"> </w:t>
-      </w:r>
-      <w:r>
-        <w:rPr>
-          <w:rFonts w:ascii="Times New Roman" w:hAnsi="Times New Roman" w:cs="Times New Roman" w:hint="cs"/>
-          <w:rtl/>
-        </w:rPr>
-        <w:t>לַעֲבֹר</w:t>
-      </w:r>
-      <w:r>
-        <w:rPr>
-          <w:rFonts w:ascii="Times New Roman" w:hAnsi="Times New Roman" w:cs="Times New Roman"/>
-          <w:rtl/>
-        </w:rPr>
-        <w:t xml:space="preserve"> </w:t>
-      </w:r>
-      <w:r>
-        <w:rPr>
-          <w:rFonts w:ascii="Times New Roman" w:hAnsi="Times New Roman" w:cs="Times New Roman" w:hint="cs"/>
-          <w:rtl/>
-        </w:rPr>
-        <w:t>אֶת</w:t>
-      </w:r>
-      <w:r>
-        <w:rPr>
-          <w:rFonts w:ascii="Times New Roman" w:hAnsi="Times New Roman" w:cs="Times New Roman"/>
-          <w:rtl/>
-        </w:rPr>
-        <w:t xml:space="preserve"> </w:t>
-      </w:r>
-      <w:r>
-        <w:rPr>
-          <w:rFonts w:ascii="Times New Roman" w:hAnsi="Times New Roman" w:cs="Times New Roman" w:hint="cs"/>
-          <w:rtl/>
-        </w:rPr>
-        <w:t>פִּי</w:t>
-      </w:r>
-      <w:r>
-        <w:rPr>
-          <w:rFonts w:ascii="Times New Roman" w:hAnsi="Times New Roman" w:cs="Times New Roman"/>
-          <w:rtl/>
-        </w:rPr>
-        <w:t xml:space="preserve"> </w:t>
-      </w:r>
-      <w:r>
-        <w:rPr>
-          <w:rFonts w:ascii="Times New Roman" w:hAnsi="Times New Roman" w:cs="Times New Roman" w:hint="cs"/>
-          <w:rtl/>
-        </w:rPr>
-        <w:t>ה׳</w:t>
-      </w:r>
-      <w:r>
-        <w:rPr>
-          <w:rFonts w:ascii="Times New Roman" w:hAnsi="Times New Roman" w:cs="Times New Roman"/>
-          <w:rtl/>
-        </w:rPr>
-        <w:t xml:space="preserve"> </w:t>
-      </w:r>
-      <w:r>
-        <w:rPr>
-          <w:rFonts w:ascii="Times New Roman" w:hAnsi="Times New Roman" w:cs="Times New Roman" w:hint="cs"/>
-          <w:rtl/>
-        </w:rPr>
-        <w:t>אֱלֹקׇי</w:t>
-      </w:r>
-      <w:r>
-        <w:rPr>
-          <w:rFonts w:ascii="Times New Roman" w:hAnsi="Times New Roman" w:cs="Times New Roman"/>
-          <w:rtl/>
-        </w:rPr>
-        <w:t xml:space="preserve"> </w:t>
-      </w:r>
-      <w:r>
-        <w:rPr>
-          <w:rFonts w:ascii="Times New Roman" w:hAnsi="Times New Roman" w:cs="Times New Roman" w:hint="cs"/>
-          <w:rtl/>
-        </w:rPr>
-        <w:t>לַעֲשׂוֹת</w:t>
-      </w:r>
-      <w:r>
-        <w:rPr>
-          <w:rFonts w:ascii="Times New Roman" w:hAnsi="Times New Roman" w:cs="Times New Roman"/>
-          <w:rtl/>
-        </w:rPr>
-        <w:t xml:space="preserve"> </w:t>
-      </w:r>
-      <w:r>
-        <w:rPr>
-          <w:rFonts w:ascii="Times New Roman" w:hAnsi="Times New Roman" w:cs="Times New Roman" w:hint="cs"/>
-          <w:rtl/>
-        </w:rPr>
-        <w:t>קְטַנָּה</w:t>
-      </w:r>
-      <w:r>
-        <w:rPr>
-          <w:rFonts w:ascii="Times New Roman" w:hAnsi="Times New Roman" w:cs="Times New Roman"/>
-          <w:rtl/>
-        </w:rPr>
-        <w:t xml:space="preserve"> </w:t>
-      </w:r>
-      <w:r>
-        <w:rPr>
-          <w:rFonts w:ascii="Times New Roman" w:hAnsi="Times New Roman" w:cs="Times New Roman" w:hint="cs"/>
-          <w:rtl/>
-        </w:rPr>
-        <w:t>אוֹ</w:t>
-      </w:r>
-      <w:r>
-        <w:rPr>
-          <w:rFonts w:ascii="Times New Roman" w:hAnsi="Times New Roman" w:cs="Times New Roman"/>
-          <w:rtl/>
-        </w:rPr>
-        <w:t xml:space="preserve"> </w:t>
-      </w:r>
-      <w:r>
-        <w:rPr>
-          <w:rFonts w:ascii="Times New Roman" w:hAnsi="Times New Roman" w:cs="Times New Roman" w:hint="cs"/>
-          <w:rtl/>
-        </w:rPr>
-        <w:t>גְדוֹלָה</w:t>
-      </w:r>
-      <w:r>
-        <w:rPr>
-          <w:rFonts w:ascii="Times New Roman" w:hAnsi="Times New Roman" w:cs="Times New Roman"/>
-        </w:rPr>
-        <w:t xml:space="preserve"> -</w:t>
-      </w:r>
-      <w:r>
-        <w:rPr>
-          <w:rFonts w:ascii="Times New Roman" w:hAnsi="Times New Roman" w:cs="Times New Roman"/>
-        </w:rPr>
-        <w:t xml:space="preserve"> If I want to use a longer name of </w:t>
-      </w:r>
-      <w:r>
-        <w:rPr>
-          <w:rFonts w:ascii="Times New Roman" w:hAnsi="Times New Roman" w:cs="Times New Roman"/>
-        </w:rPr>
-        <w:t>Hashem</w:t>
-      </w:r>
-      <w:r>
-        <w:rPr>
-          <w:rFonts w:ascii="Times New Roman" w:hAnsi="Times New Roman" w:cs="Times New Roman"/>
-        </w:rPr>
-        <w:t xml:space="preserve"> that was a</w:t>
+        <w:t xml:space="preserve"> that was a </w:t>
       </w:r>
       <w:r>
         <w:rPr>
@@ -3944,7 +3944,7 @@
         <w:rPr>
           <w:rFonts w:ascii="Times New Roman" w:hAnsi="Times New Roman" w:cs="Times New Roman"/>
         </w:rPr>
-        <w:t>in</w:t>
+        <w:t xml:space="preserve">in </w:t>
       </w:r>
       <w:r>
         <w:rPr>

--- a/Files/04 - Bamidbar/07 - Balak/5785/Balak 5785.docx
+++ b/Files/04 - Bamidbar/07 - Balak/5785/Balak 5785.docx
@@ -3330,7 +3330,7 @@
           <w:rFonts w:ascii="Times New Roman" w:hAnsi="Times New Roman" w:cs="Times New Roman"/>
           <w:rtl/>
         </w:rPr>
-        <w:t>"</w:t>
+        <w:t>״</w:t>
       </w:r>
       <w:r>
         <w:rPr>
@@ -4120,7 +4120,7 @@
           <w:rFonts w:ascii="Times New Roman" w:hAnsi="Times New Roman" w:cs="Times New Roman"/>
           <w:rtl/>
         </w:rPr>
-        <w:t>"</w:t>
+        <w:t>״</w:t>
       </w:r>
       <w:r>
         <w:rPr>

--- a/Files/04 - Bamidbar/07 - Balak/5785/Balak 5785.docx
+++ b/Files/04 - Bamidbar/07 - Balak/5785/Balak 5785.docx
@@ -193,7 +193,7 @@
         <w:rPr>
           <w:rFonts w:ascii="Times New Roman" w:hAnsi="Times New Roman" w:cs="Times New Roman"/>
         </w:rPr>
-        <w:t xml:space="preserve"> be </w:t>
+        <w:t xml:space="preserve"> be</w:t>
       </w:r>
       <w:r>
         <w:rPr>
@@ -601,6 +601,12 @@
         <w:rPr>
           <w:rFonts w:ascii="Times New Roman" w:hAnsi="Times New Roman" w:cs="Times New Roman"/>
         </w:rPr>
+        <w:t>,</w:t>
+      </w:r>
+      <w:r>
+        <w:rPr>
+          <w:rFonts w:ascii="Times New Roman" w:hAnsi="Times New Roman" w:cs="Times New Roman"/>
+        </w:rPr>
         <w:t xml:space="preserve"> </w:t>
       </w:r>
       <w:r>
@@ -757,6 +763,12 @@
         <w:rPr>
           <w:rFonts w:ascii="Times New Roman" w:hAnsi="Times New Roman" w:cs="Times New Roman"/>
         </w:rPr>
+        <w:t>,</w:t>
+      </w:r>
+      <w:r>
+        <w:rPr>
+          <w:rFonts w:ascii="Times New Roman" w:hAnsi="Times New Roman" w:cs="Times New Roman"/>
+        </w:rPr>
         <w:t xml:space="preserve"> </w:t>
       </w:r>
       <w:r>
@@ -775,7 +787,19 @@
         <w:rPr>
           <w:rFonts w:ascii="Times New Roman" w:hAnsi="Times New Roman" w:cs="Times New Roman"/>
         </w:rPr>
-        <w:t>they came for you, go with them”.</w:t>
+        <w:t>they came for you, go with them</w:t>
+      </w:r>
+      <w:r>
+        <w:rPr>
+          <w:rFonts w:ascii="Times New Roman" w:hAnsi="Times New Roman" w:cs="Times New Roman"/>
+        </w:rPr>
+        <w:t>.</w:t>
+      </w:r>
+      <w:r>
+        <w:rPr>
+          <w:rFonts w:ascii="Times New Roman" w:hAnsi="Times New Roman" w:cs="Times New Roman"/>
+        </w:rPr>
+        <w:t>”</w:t>
       </w:r>
       <w:r>
         <w:rPr>
@@ -2335,7 +2359,7 @@
           <w:rFonts w:ascii="Times New Roman" w:hAnsi="Times New Roman" w:cs="Times New Roman" w:hint="cs"/>
           <w:rtl/>
         </w:rPr>
-        <w:t xml:space="preserve">הדין </w:t>
+        <w:t>הדין</w:t>
       </w:r>
       <w:r>
         <w:rPr>
@@ -2736,7 +2760,7 @@
         <w:rPr>
           <w:rFonts w:ascii="Times New Roman" w:hAnsi="Times New Roman" w:cs="Times New Roman"/>
         </w:rPr>
-        <w:t xml:space="preserve">e had a bridle in his mouth and it came out </w:t>
+        <w:t>e had a bridle in his mouth and it came out</w:t>
       </w:r>
       <w:r>
         <w:rPr>
@@ -3244,7 +3268,7 @@
         <w:rPr>
           <w:rFonts w:ascii="Times New Roman" w:hAnsi="Times New Roman" w:cs="Times New Roman"/>
         </w:rPr>
-        <w:t xml:space="preserve">“How can I possibly bring a </w:t>
+        <w:t>“How can I possibly bring a</w:t>
       </w:r>
       <w:r>
         <w:rPr>
@@ -3330,7 +3354,7 @@
           <w:rFonts w:ascii="Times New Roman" w:hAnsi="Times New Roman" w:cs="Times New Roman"/>
           <w:rtl/>
         </w:rPr>
-        <w:t>״</w:t>
+        <w:t>"</w:t>
       </w:r>
       <w:r>
         <w:rPr>
@@ -3343,7 +3367,7 @@
         <w:rPr>
           <w:rFonts w:ascii="Times New Roman" w:hAnsi="Times New Roman" w:cs="Times New Roman"/>
         </w:rPr>
-        <w:t xml:space="preserve"> which come to my mouth are a </w:t>
+        <w:t xml:space="preserve"> which come to my mouth are a</w:t>
       </w:r>
       <w:r>
         <w:rPr>
@@ -3680,7 +3704,7 @@
         <w:rPr>
           <w:rFonts w:ascii="Times New Roman" w:hAnsi="Times New Roman" w:cs="Times New Roman"/>
         </w:rPr>
-        <w:t xml:space="preserve"> that was a </w:t>
+        <w:t xml:space="preserve"> that was a</w:t>
       </w:r>
       <w:r>
         <w:rPr>
@@ -3944,7 +3968,7 @@
         <w:rPr>
           <w:rFonts w:ascii="Times New Roman" w:hAnsi="Times New Roman" w:cs="Times New Roman"/>
         </w:rPr>
-        <w:t xml:space="preserve">in </w:t>
+        <w:t>in</w:t>
       </w:r>
       <w:r>
         <w:rPr>
@@ -4120,7 +4144,7 @@
           <w:rFonts w:ascii="Times New Roman" w:hAnsi="Times New Roman" w:cs="Times New Roman"/>
           <w:rtl/>
         </w:rPr>
-        <w:t>״</w:t>
+        <w:t>"</w:t>
       </w:r>
       <w:r>
         <w:rPr>

--- a/Files/04 - Bamidbar/07 - Balak/5785/Balak 5785.docx
+++ b/Files/04 - Bamidbar/07 - Balak/5785/Balak 5785.docx
@@ -193,7 +193,7 @@
         <w:rPr>
           <w:rFonts w:ascii="Times New Roman" w:hAnsi="Times New Roman" w:cs="Times New Roman"/>
         </w:rPr>
-        <w:t xml:space="preserve"> be</w:t>
+        <w:t xml:space="preserve"> be </w:t>
       </w:r>
       <w:r>
         <w:rPr>
@@ -2359,25 +2359,1069 @@
           <w:rFonts w:ascii="Times New Roman" w:hAnsi="Times New Roman" w:cs="Times New Roman" w:hint="cs"/>
           <w:rtl/>
         </w:rPr>
+        <w:t xml:space="preserve">הדין </w:t>
+      </w:r>
+      <w:r>
+        <w:rPr>
+          <w:rFonts w:ascii="Times New Roman" w:hAnsi="Times New Roman" w:cs="Times New Roman"/>
+        </w:rPr>
+        <w:t xml:space="preserve">are the </w:t>
+      </w:r>
+      <w:r>
+        <w:rPr>
+          <w:rFonts w:ascii="Times New Roman" w:hAnsi="Times New Roman" w:cs="Times New Roman"/>
+        </w:rPr>
+        <w:t>names of</w:t>
+      </w:r>
+      <w:r>
+        <w:rPr>
+          <w:rFonts w:ascii="Times New Roman" w:hAnsi="Times New Roman" w:cs="Times New Roman"/>
+        </w:rPr>
+        <w:t xml:space="preserve"> </w:t>
+      </w:r>
+      <w:r>
+        <w:rPr>
+          <w:rFonts w:ascii="Times New Roman" w:hAnsi="Times New Roman" w:cs="Times New Roman" w:hint="cs"/>
+          <w:rtl/>
+        </w:rPr>
+        <w:t>הקדוש</w:t>
+      </w:r>
+      <w:r>
+        <w:rPr>
+          <w:rFonts w:ascii="Times New Roman" w:hAnsi="Times New Roman" w:cs="Times New Roman"/>
+          <w:rtl/>
+        </w:rPr>
+        <w:t xml:space="preserve"> </w:t>
+      </w:r>
+      <w:r>
+        <w:rPr>
+          <w:rFonts w:ascii="Times New Roman" w:hAnsi="Times New Roman" w:cs="Times New Roman" w:hint="cs"/>
+          <w:rtl/>
+        </w:rPr>
+        <w:t>ברוך</w:t>
+      </w:r>
+      <w:r>
+        <w:rPr>
+          <w:rFonts w:ascii="Times New Roman" w:hAnsi="Times New Roman" w:cs="Times New Roman"/>
+          <w:rtl/>
+        </w:rPr>
+        <w:t xml:space="preserve"> </w:t>
+      </w:r>
+      <w:r>
+        <w:rPr>
+          <w:rFonts w:ascii="Times New Roman" w:hAnsi="Times New Roman" w:cs="Times New Roman" w:hint="cs"/>
+          <w:rtl/>
+        </w:rPr>
+        <w:t>הוא</w:t>
+      </w:r>
+      <w:r>
+        <w:rPr>
+          <w:rFonts w:ascii="Times New Roman" w:hAnsi="Times New Roman" w:cs="Times New Roman"/>
+        </w:rPr>
+        <w:t xml:space="preserve">. </w:t>
+      </w:r>
+      <w:r>
+        <w:rPr>
+          <w:rFonts w:ascii="Times New Roman" w:hAnsi="Times New Roman" w:cs="Times New Roman"/>
+        </w:rPr>
+        <w:t>H</w:t>
+      </w:r>
+      <w:r>
+        <w:rPr>
+          <w:rFonts w:ascii="Times New Roman" w:hAnsi="Times New Roman" w:cs="Times New Roman"/>
+        </w:rPr>
+        <w:t xml:space="preserve">e wanted to be </w:t>
+      </w:r>
+      <w:r>
+        <w:rPr>
+          <w:rFonts w:ascii="Times New Roman" w:hAnsi="Times New Roman" w:cs="Times New Roman" w:hint="cs"/>
+          <w:rtl/>
+        </w:rPr>
+        <w:t>מעורר</w:t>
+      </w:r>
+      <w:r>
+        <w:rPr>
+          <w:rFonts w:ascii="Times New Roman" w:hAnsi="Times New Roman" w:cs="Times New Roman"/>
+          <w:rtl/>
+        </w:rPr>
+        <w:t xml:space="preserve"> </w:t>
+      </w:r>
+      <w:r>
+        <w:rPr>
+          <w:rFonts w:ascii="Times New Roman" w:hAnsi="Times New Roman" w:cs="Times New Roman" w:hint="cs"/>
+          <w:rtl/>
+        </w:rPr>
+        <w:t>דין</w:t>
+      </w:r>
+      <w:r>
+        <w:rPr>
+          <w:rFonts w:ascii="Times New Roman" w:hAnsi="Times New Roman" w:cs="Times New Roman"/>
+          <w:rtl/>
+        </w:rPr>
+        <w:t xml:space="preserve"> </w:t>
+      </w:r>
+      <w:r>
+        <w:rPr>
+          <w:rFonts w:ascii="Times New Roman" w:hAnsi="Times New Roman" w:cs="Times New Roman" w:hint="cs"/>
+          <w:rtl/>
+        </w:rPr>
+        <w:t>על</w:t>
+      </w:r>
+      <w:r>
+        <w:rPr>
+          <w:rFonts w:ascii="Times New Roman" w:hAnsi="Times New Roman" w:cs="Times New Roman"/>
+          <w:rtl/>
+        </w:rPr>
+        <w:t xml:space="preserve"> </w:t>
+      </w:r>
+      <w:r>
+        <w:rPr>
+          <w:rFonts w:ascii="Times New Roman" w:hAnsi="Times New Roman" w:cs="Times New Roman" w:hint="cs"/>
+          <w:rtl/>
+        </w:rPr>
+        <w:t>כלל</w:t>
+      </w:r>
+      <w:r>
+        <w:rPr>
+          <w:rFonts w:ascii="Times New Roman" w:hAnsi="Times New Roman" w:cs="Times New Roman"/>
+          <w:rtl/>
+        </w:rPr>
+        <w:t xml:space="preserve"> </w:t>
+      </w:r>
+      <w:r>
+        <w:rPr>
+          <w:rFonts w:ascii="Times New Roman" w:hAnsi="Times New Roman" w:cs="Times New Roman" w:hint="cs"/>
+          <w:rtl/>
+        </w:rPr>
+        <w:t>ישראל</w:t>
+      </w:r>
+      <w:r>
+        <w:rPr>
+          <w:rFonts w:ascii="Times New Roman" w:hAnsi="Times New Roman" w:cs="Times New Roman"/>
+        </w:rPr>
+        <w:t xml:space="preserve"> and use the names of </w:t>
+      </w:r>
+      <w:r>
+        <w:rPr>
+          <w:rFonts w:ascii="Times New Roman" w:hAnsi="Times New Roman" w:cs="Times New Roman"/>
+        </w:rPr>
+        <w:t>Hashem</w:t>
+      </w:r>
+      <w:r>
+        <w:rPr>
+          <w:rFonts w:ascii="Times New Roman" w:hAnsi="Times New Roman" w:cs="Times New Roman"/>
+        </w:rPr>
+        <w:t xml:space="preserve"> which are </w:t>
+      </w:r>
+      <w:r>
+        <w:rPr>
+          <w:rFonts w:ascii="Times New Roman" w:hAnsi="Times New Roman" w:cs="Times New Roman" w:hint="cs"/>
+          <w:rtl/>
+        </w:rPr>
+        <w:t>מעורר</w:t>
+      </w:r>
+      <w:r>
+        <w:rPr>
+          <w:rFonts w:ascii="Times New Roman" w:hAnsi="Times New Roman" w:cs="Times New Roman"/>
+          <w:rtl/>
+        </w:rPr>
+        <w:t xml:space="preserve"> </w:t>
+      </w:r>
+      <w:r>
+        <w:rPr>
+          <w:rFonts w:ascii="Times New Roman" w:hAnsi="Times New Roman" w:cs="Times New Roman" w:hint="cs"/>
+          <w:rtl/>
+        </w:rPr>
+        <w:t>דין</w:t>
+      </w:r>
+      <w:r>
+        <w:rPr>
+          <w:rFonts w:ascii="Times New Roman" w:hAnsi="Times New Roman" w:cs="Times New Roman"/>
+        </w:rPr>
+        <w:t xml:space="preserve">. The two names which are the most famous for </w:t>
+      </w:r>
+      <w:r>
+        <w:rPr>
+          <w:rFonts w:ascii="Times New Roman" w:hAnsi="Times New Roman" w:cs="Times New Roman" w:hint="cs"/>
+          <w:rtl/>
+        </w:rPr>
+        <w:t>דין</w:t>
+      </w:r>
+      <w:r>
+        <w:rPr>
+          <w:rFonts w:ascii="Times New Roman" w:hAnsi="Times New Roman" w:cs="Times New Roman"/>
+        </w:rPr>
+        <w:t xml:space="preserve">, we all know </w:t>
+      </w:r>
+      <w:r>
+        <w:rPr>
+          <w:rFonts w:ascii="Times New Roman" w:hAnsi="Times New Roman" w:cs="Times New Roman" w:hint="cs"/>
+          <w:rtl/>
+        </w:rPr>
+        <w:t>אלקים</w:t>
+      </w:r>
+      <w:r>
+        <w:rPr>
+          <w:rFonts w:ascii="Times New Roman" w:hAnsi="Times New Roman" w:cs="Times New Roman"/>
+        </w:rPr>
+        <w:t xml:space="preserve">. </w:t>
+      </w:r>
+      <w:r>
+        <w:rPr>
+          <w:rFonts w:ascii="Times New Roman" w:hAnsi="Times New Roman" w:cs="Times New Roman" w:hint="cs"/>
+          <w:rtl/>
+        </w:rPr>
+        <w:t>אלקים</w:t>
+      </w:r>
+      <w:r>
+        <w:rPr>
+          <w:rFonts w:ascii="Times New Roman" w:hAnsi="Times New Roman" w:cs="Times New Roman"/>
+        </w:rPr>
+        <w:t xml:space="preserve"> is </w:t>
+      </w:r>
+      <w:r>
+        <w:rPr>
+          <w:rFonts w:ascii="Times New Roman" w:hAnsi="Times New Roman" w:cs="Times New Roman" w:hint="cs"/>
+          <w:rtl/>
+        </w:rPr>
+        <w:t>מדת</w:t>
+      </w:r>
+      <w:r>
+        <w:rPr>
+          <w:rFonts w:ascii="Times New Roman" w:hAnsi="Times New Roman" w:cs="Times New Roman"/>
+          <w:rtl/>
+        </w:rPr>
+        <w:t xml:space="preserve"> </w:t>
+      </w:r>
+      <w:r>
+        <w:rPr>
+          <w:rFonts w:ascii="Times New Roman" w:hAnsi="Times New Roman" w:cs="Times New Roman" w:hint="cs"/>
+          <w:rtl/>
+        </w:rPr>
         <w:t>הדין</w:t>
       </w:r>
       <w:r>
         <w:rPr>
           <w:rFonts w:ascii="Times New Roman" w:hAnsi="Times New Roman" w:cs="Times New Roman"/>
         </w:rPr>
-        <w:t xml:space="preserve">are the </w:t>
-      </w:r>
-      <w:r>
-        <w:rPr>
-          <w:rFonts w:ascii="Times New Roman" w:hAnsi="Times New Roman" w:cs="Times New Roman"/>
-        </w:rPr>
-        <w:t>names of</w:t>
-      </w:r>
-      <w:r>
-        <w:rPr>
-          <w:rFonts w:ascii="Times New Roman" w:hAnsi="Times New Roman" w:cs="Times New Roman"/>
-        </w:rPr>
-        <w:t xml:space="preserve"> </w:t>
+        <w:t xml:space="preserve">. And believe it or not, the name </w:t>
+      </w:r>
+      <w:r>
+        <w:rPr>
+          <w:rFonts w:ascii="Times New Roman" w:hAnsi="Times New Roman" w:cs="Times New Roman" w:hint="cs"/>
+          <w:rtl/>
+        </w:rPr>
+        <w:t>קה</w:t>
+      </w:r>
+      <w:r>
+        <w:rPr>
+          <w:rFonts w:ascii="Times New Roman" w:hAnsi="Times New Roman" w:cs="Times New Roman"/>
+          <w:rtl/>
+        </w:rPr>
+        <w:t xml:space="preserve">, </w:t>
+      </w:r>
+      <w:r>
+        <w:rPr>
+          <w:rFonts w:ascii="Times New Roman" w:hAnsi="Times New Roman" w:cs="Times New Roman" w:hint="cs"/>
+          <w:rtl/>
+        </w:rPr>
+        <w:t>י</w:t>
+      </w:r>
+      <w:r>
+        <w:rPr>
+          <w:rFonts w:ascii="Times New Roman" w:hAnsi="Times New Roman" w:cs="Times New Roman"/>
+          <w:rtl/>
+        </w:rPr>
+        <w:t>-</w:t>
+      </w:r>
+      <w:r>
+        <w:rPr>
+          <w:rFonts w:ascii="Times New Roman" w:hAnsi="Times New Roman" w:cs="Times New Roman" w:hint="cs"/>
+          <w:rtl/>
+        </w:rPr>
+        <w:t>ה</w:t>
+      </w:r>
+      <w:r>
+        <w:rPr>
+          <w:rFonts w:ascii="Times New Roman" w:hAnsi="Times New Roman" w:cs="Times New Roman"/>
+        </w:rPr>
+        <w:t xml:space="preserve">, also is </w:t>
+      </w:r>
+      <w:r>
+        <w:rPr>
+          <w:rFonts w:ascii="Times New Roman" w:hAnsi="Times New Roman" w:cs="Times New Roman" w:hint="cs"/>
+          <w:rtl/>
+        </w:rPr>
+        <w:t>מדת</w:t>
+      </w:r>
+      <w:r>
+        <w:rPr>
+          <w:rFonts w:ascii="Times New Roman" w:hAnsi="Times New Roman" w:cs="Times New Roman"/>
+          <w:rtl/>
+        </w:rPr>
+        <w:t xml:space="preserve"> </w:t>
+      </w:r>
+      <w:r>
+        <w:rPr>
+          <w:rFonts w:ascii="Times New Roman" w:hAnsi="Times New Roman" w:cs="Times New Roman" w:hint="cs"/>
+          <w:rtl/>
+        </w:rPr>
+        <w:t>הדין</w:t>
+      </w:r>
+      <w:r>
+        <w:rPr>
+          <w:rFonts w:ascii="Times New Roman" w:hAnsi="Times New Roman" w:cs="Times New Roman"/>
+        </w:rPr>
+        <w:t xml:space="preserve">. He brings </w:t>
+      </w:r>
+      <w:r>
+        <w:rPr>
+          <w:rFonts w:ascii="Times New Roman" w:hAnsi="Times New Roman" w:cs="Times New Roman" w:hint="cs"/>
+          <w:rtl/>
+        </w:rPr>
+        <w:t>ראיות</w:t>
+      </w:r>
+      <w:r>
+        <w:rPr>
+          <w:rFonts w:ascii="Times New Roman" w:hAnsi="Times New Roman" w:cs="Times New Roman"/>
+        </w:rPr>
+        <w:t xml:space="preserve"> for that, we</w:t>
+      </w:r>
+      <w:r>
+        <w:rPr>
+          <w:rFonts w:ascii="Times New Roman" w:hAnsi="Times New Roman" w:cs="Times New Roman"/>
+        </w:rPr>
+        <w:t>’</w:t>
+      </w:r>
+      <w:r>
+        <w:rPr>
+          <w:rFonts w:ascii="Times New Roman" w:hAnsi="Times New Roman" w:cs="Times New Roman"/>
+        </w:rPr>
+        <w:t xml:space="preserve">ll skip those for the moment. </w:t>
+      </w:r>
+      <w:r>
+        <w:rPr>
+          <w:rFonts w:ascii="Times New Roman" w:hAnsi="Times New Roman" w:cs="Times New Roman"/>
+        </w:rPr>
+        <w:t>W</w:t>
+      </w:r>
+      <w:r>
+        <w:rPr>
+          <w:rFonts w:ascii="Times New Roman" w:hAnsi="Times New Roman" w:cs="Times New Roman"/>
+        </w:rPr>
+        <w:t xml:space="preserve">hen </w:t>
+      </w:r>
+      <w:r>
+        <w:rPr>
+          <w:rFonts w:ascii="Times New Roman" w:hAnsi="Times New Roman" w:cs="Times New Roman" w:hint="cs"/>
+          <w:rtl/>
+        </w:rPr>
+        <w:t>בלעם</w:t>
+      </w:r>
+      <w:r>
+        <w:rPr>
+          <w:rFonts w:ascii="Times New Roman" w:hAnsi="Times New Roman" w:cs="Times New Roman"/>
+        </w:rPr>
+        <w:t xml:space="preserve"> wanted to say </w:t>
+      </w:r>
+      <w:r>
+        <w:rPr>
+          <w:rFonts w:ascii="Times New Roman" w:hAnsi="Times New Roman" w:cs="Times New Roman" w:hint="cs"/>
+          <w:rtl/>
+        </w:rPr>
+        <w:t>אלקים</w:t>
+      </w:r>
+      <w:r>
+        <w:rPr>
+          <w:rFonts w:ascii="Times New Roman" w:hAnsi="Times New Roman" w:cs="Times New Roman"/>
+        </w:rPr>
+        <w:t>, Hashem</w:t>
+      </w:r>
+      <w:r>
+        <w:rPr>
+          <w:rFonts w:ascii="Times New Roman" w:hAnsi="Times New Roman" w:cs="Times New Roman"/>
+        </w:rPr>
+        <w:t xml:space="preserve"> stopped him mid-sentence, and knocked off his </w:t>
+      </w:r>
+      <w:r>
+        <w:rPr>
+          <w:rFonts w:ascii="Times New Roman" w:hAnsi="Times New Roman" w:cs="Times New Roman" w:hint="cs"/>
+          <w:rtl/>
+        </w:rPr>
+        <w:t>אלקים</w:t>
+      </w:r>
+      <w:r>
+        <w:rPr>
+          <w:rFonts w:ascii="Times New Roman" w:hAnsi="Times New Roman" w:cs="Times New Roman"/>
+        </w:rPr>
+        <w:t xml:space="preserve"> as if h</w:t>
+      </w:r>
+      <w:r>
+        <w:rPr>
+          <w:rFonts w:ascii="Times New Roman" w:hAnsi="Times New Roman" w:cs="Times New Roman"/>
+        </w:rPr>
+        <w:t xml:space="preserve">e had a bridle in his mouth and it came out </w:t>
+      </w:r>
+      <w:r>
+        <w:rPr>
+          <w:rFonts w:ascii="Times New Roman" w:hAnsi="Times New Roman" w:cs="Times New Roman" w:hint="cs"/>
+          <w:rtl/>
+        </w:rPr>
+        <w:t>קל</w:t>
+      </w:r>
+      <w:r>
+        <w:rPr>
+          <w:rFonts w:ascii="Times New Roman" w:hAnsi="Times New Roman" w:cs="Times New Roman"/>
+          <w:rtl/>
+        </w:rPr>
+        <w:t xml:space="preserve"> </w:t>
+      </w:r>
+      <w:r>
+        <w:rPr>
+          <w:rFonts w:ascii="Times New Roman" w:hAnsi="Times New Roman" w:cs="Times New Roman"/>
+        </w:rPr>
+        <w:t xml:space="preserve">. </w:t>
+      </w:r>
+      <w:r>
+        <w:rPr>
+          <w:rFonts w:ascii="Times New Roman" w:hAnsi="Times New Roman" w:cs="Times New Roman" w:hint="cs"/>
+          <w:rtl/>
+        </w:rPr>
+        <w:t>קל</w:t>
+      </w:r>
+      <w:r>
+        <w:rPr>
+          <w:rFonts w:ascii="Times New Roman" w:hAnsi="Times New Roman" w:cs="Times New Roman"/>
+        </w:rPr>
+        <w:t xml:space="preserve"> is a </w:t>
+      </w:r>
+      <w:r>
+        <w:rPr>
+          <w:rFonts w:ascii="Times New Roman" w:hAnsi="Times New Roman" w:cs="Times New Roman" w:hint="cs"/>
+          <w:rtl/>
+        </w:rPr>
+        <w:t>שם</w:t>
+      </w:r>
+      <w:r>
+        <w:rPr>
+          <w:rFonts w:ascii="Times New Roman" w:hAnsi="Times New Roman" w:cs="Times New Roman"/>
+          <w:rtl/>
+        </w:rPr>
+        <w:t xml:space="preserve"> </w:t>
+      </w:r>
+      <w:r>
+        <w:rPr>
+          <w:rFonts w:ascii="Times New Roman" w:hAnsi="Times New Roman" w:cs="Times New Roman"/>
+        </w:rPr>
+        <w:t xml:space="preserve"> of </w:t>
+      </w:r>
+      <w:r>
+        <w:rPr>
+          <w:rFonts w:ascii="Times New Roman" w:hAnsi="Times New Roman" w:cs="Times New Roman" w:hint="cs"/>
+          <w:rtl/>
+        </w:rPr>
+        <w:t>רחמים</w:t>
+      </w:r>
+      <w:r>
+        <w:rPr>
+          <w:rFonts w:ascii="Times New Roman" w:hAnsi="Times New Roman" w:cs="Times New Roman"/>
+        </w:rPr>
+        <w:t xml:space="preserve">. </w:t>
+      </w:r>
+      <w:r>
+        <w:rPr>
+          <w:rFonts w:ascii="Times New Roman" w:hAnsi="Times New Roman" w:cs="Times New Roman"/>
+        </w:rPr>
+        <w:t>W</w:t>
+      </w:r>
+      <w:r>
+        <w:rPr>
+          <w:rFonts w:ascii="Times New Roman" w:hAnsi="Times New Roman" w:cs="Times New Roman"/>
+        </w:rPr>
+        <w:t xml:space="preserve">hen he wanted to say the name of </w:t>
+      </w:r>
+      <w:r>
+        <w:rPr>
+          <w:rFonts w:ascii="Times New Roman" w:hAnsi="Times New Roman" w:cs="Times New Roman" w:hint="cs"/>
+          <w:rtl/>
+        </w:rPr>
+        <w:t>קה</w:t>
+      </w:r>
+      <w:r>
+        <w:rPr>
+          <w:rFonts w:ascii="Times New Roman" w:hAnsi="Times New Roman" w:cs="Times New Roman"/>
+        </w:rPr>
+        <w:t xml:space="preserve">, which is another </w:t>
+      </w:r>
+      <w:r>
+        <w:rPr>
+          <w:rFonts w:ascii="Times New Roman" w:hAnsi="Times New Roman" w:cs="Times New Roman" w:hint="cs"/>
+          <w:rtl/>
+        </w:rPr>
+        <w:t>שם</w:t>
+      </w:r>
+      <w:r>
+        <w:rPr>
+          <w:rFonts w:ascii="Times New Roman" w:hAnsi="Times New Roman" w:cs="Times New Roman"/>
+        </w:rPr>
+        <w:t xml:space="preserve"> of</w:t>
+      </w:r>
+      <w:r>
+        <w:rPr>
+          <w:rFonts w:ascii="Times New Roman" w:hAnsi="Times New Roman" w:cs="Times New Roman"/>
+        </w:rPr>
+        <w:t xml:space="preserve"> </w:t>
+      </w:r>
+      <w:r>
+        <w:rPr>
+          <w:rFonts w:ascii="Times New Roman" w:hAnsi="Times New Roman" w:cs="Times New Roman" w:hint="cs"/>
+          <w:rtl/>
+        </w:rPr>
+        <w:t>דין</w:t>
+      </w:r>
+      <w:r>
+        <w:rPr>
+          <w:rFonts w:ascii="Times New Roman" w:hAnsi="Times New Roman" w:cs="Times New Roman"/>
+        </w:rPr>
+        <w:t>, Hashem</w:t>
+      </w:r>
+      <w:r>
+        <w:rPr>
+          <w:rFonts w:ascii="Times New Roman" w:hAnsi="Times New Roman" w:cs="Times New Roman"/>
+        </w:rPr>
+        <w:t xml:space="preserve"> pulled his tongue and added on the </w:t>
+      </w:r>
+      <w:r>
+        <w:rPr>
+          <w:rFonts w:ascii="Times New Roman" w:hAnsi="Times New Roman" w:cs="Times New Roman" w:hint="cs"/>
+          <w:rtl/>
+        </w:rPr>
+        <w:t>ו</w:t>
+      </w:r>
+      <w:r>
+        <w:rPr>
+          <w:rFonts w:ascii="Times New Roman" w:hAnsi="Times New Roman" w:cs="Times New Roman"/>
+          <w:rtl/>
+        </w:rPr>
+        <w:t>-</w:t>
+      </w:r>
+      <w:r>
+        <w:rPr>
+          <w:rFonts w:ascii="Times New Roman" w:hAnsi="Times New Roman" w:cs="Times New Roman" w:hint="cs"/>
+          <w:rtl/>
+        </w:rPr>
+        <w:t>ה</w:t>
+      </w:r>
+      <w:r>
+        <w:rPr>
+          <w:rFonts w:ascii="Times New Roman" w:hAnsi="Times New Roman" w:cs="Times New Roman"/>
+        </w:rPr>
+        <w:t xml:space="preserve"> and made it </w:t>
+      </w:r>
+      <w:r>
+        <w:rPr>
+          <w:rFonts w:ascii="Times New Roman" w:hAnsi="Times New Roman" w:cs="Times New Roman" w:hint="cs"/>
+          <w:rtl/>
+        </w:rPr>
+        <w:t>י</w:t>
+      </w:r>
+      <w:r>
+        <w:rPr>
+          <w:rFonts w:ascii="Times New Roman" w:hAnsi="Times New Roman" w:cs="Times New Roman"/>
+          <w:rtl/>
+        </w:rPr>
+        <w:t>-</w:t>
+      </w:r>
+      <w:r>
+        <w:rPr>
+          <w:rFonts w:ascii="Times New Roman" w:hAnsi="Times New Roman" w:cs="Times New Roman" w:hint="cs"/>
+          <w:rtl/>
+        </w:rPr>
+        <w:t>ק</w:t>
+      </w:r>
+      <w:r>
+        <w:rPr>
+          <w:rFonts w:ascii="Times New Roman" w:hAnsi="Times New Roman" w:cs="Times New Roman"/>
+          <w:rtl/>
+        </w:rPr>
+        <w:t>-</w:t>
+      </w:r>
+      <w:r>
+        <w:rPr>
+          <w:rFonts w:ascii="Times New Roman" w:hAnsi="Times New Roman" w:cs="Times New Roman" w:hint="cs"/>
+          <w:rtl/>
+        </w:rPr>
+        <w:t>ו</w:t>
+      </w:r>
+      <w:r>
+        <w:rPr>
+          <w:rFonts w:ascii="Times New Roman" w:hAnsi="Times New Roman" w:cs="Times New Roman"/>
+          <w:rtl/>
+        </w:rPr>
+        <w:t>-</w:t>
+      </w:r>
+      <w:r>
+        <w:rPr>
+          <w:rFonts w:ascii="Times New Roman" w:hAnsi="Times New Roman" w:cs="Times New Roman" w:hint="cs"/>
+          <w:rtl/>
+        </w:rPr>
+        <w:t>ק</w:t>
+      </w:r>
+      <w:r>
+        <w:rPr>
+          <w:rFonts w:ascii="Times New Roman" w:hAnsi="Times New Roman" w:cs="Times New Roman"/>
+        </w:rPr>
+        <w:t xml:space="preserve">, which is </w:t>
+      </w:r>
+      <w:r>
+        <w:rPr>
+          <w:rFonts w:ascii="Times New Roman" w:hAnsi="Times New Roman" w:cs="Times New Roman" w:hint="cs"/>
+          <w:rtl/>
+        </w:rPr>
+        <w:t>מדת</w:t>
+      </w:r>
+      <w:r>
+        <w:rPr>
+          <w:rFonts w:ascii="Times New Roman" w:hAnsi="Times New Roman" w:cs="Times New Roman"/>
+          <w:rtl/>
+        </w:rPr>
+        <w:t xml:space="preserve"> </w:t>
+      </w:r>
+      <w:r>
+        <w:rPr>
+          <w:rFonts w:ascii="Times New Roman" w:hAnsi="Times New Roman" w:cs="Times New Roman" w:hint="cs"/>
+          <w:rtl/>
+        </w:rPr>
+        <w:t>הרחמים</w:t>
+      </w:r>
+      <w:r>
+        <w:rPr>
+          <w:rFonts w:ascii="Times New Roman" w:hAnsi="Times New Roman" w:cs="Times New Roman"/>
+        </w:rPr>
+        <w:t>. So that</w:t>
+      </w:r>
+      <w:r>
+        <w:rPr>
+          <w:rFonts w:ascii="Times New Roman" w:hAnsi="Times New Roman" w:cs="Times New Roman"/>
+        </w:rPr>
+        <w:t>’</w:t>
+      </w:r>
+      <w:r>
+        <w:rPr>
+          <w:rFonts w:ascii="Times New Roman" w:hAnsi="Times New Roman" w:cs="Times New Roman"/>
+        </w:rPr>
+        <w:t xml:space="preserve">s what </w:t>
+      </w:r>
+      <w:r>
+        <w:rPr>
+          <w:rFonts w:ascii="Times New Roman" w:hAnsi="Times New Roman" w:cs="Times New Roman" w:hint="cs"/>
+          <w:rtl/>
+        </w:rPr>
+        <w:t>בלעם</w:t>
+      </w:r>
+      <w:r>
+        <w:rPr>
+          <w:rFonts w:ascii="Times New Roman" w:hAnsi="Times New Roman" w:cs="Times New Roman"/>
+        </w:rPr>
+        <w:t xml:space="preserve"> says</w:t>
+      </w:r>
+      <w:r>
+        <w:rPr>
+          <w:rFonts w:ascii="Times New Roman" w:hAnsi="Times New Roman" w:cs="Times New Roman"/>
+        </w:rPr>
+        <w:t xml:space="preserve"> (23:8)</w:t>
+      </w:r>
+      <w:r>
+        <w:rPr>
+          <w:rFonts w:ascii="Times New Roman" w:hAnsi="Times New Roman" w:cs="Times New Roman"/>
+        </w:rPr>
+        <w:t xml:space="preserve">, </w:t>
+      </w:r>
+      <w:r>
+        <w:rPr>
+          <w:rFonts w:ascii="Times New Roman" w:hAnsi="Times New Roman" w:cs="Times New Roman" w:hint="cs"/>
+          <w:rtl/>
+        </w:rPr>
+        <w:t>מָה</w:t>
+      </w:r>
+      <w:r>
+        <w:rPr>
+          <w:rFonts w:ascii="Times New Roman" w:hAnsi="Times New Roman" w:cs="Times New Roman"/>
+          <w:rtl/>
+        </w:rPr>
+        <w:t xml:space="preserve"> </w:t>
+      </w:r>
+      <w:r>
+        <w:rPr>
+          <w:rFonts w:ascii="Times New Roman" w:hAnsi="Times New Roman" w:cs="Times New Roman" w:hint="cs"/>
+          <w:rtl/>
+        </w:rPr>
+        <w:t>אֶקֹּב</w:t>
+      </w:r>
+      <w:r>
+        <w:rPr>
+          <w:rFonts w:ascii="Times New Roman" w:hAnsi="Times New Roman" w:cs="Times New Roman"/>
+          <w:rtl/>
+        </w:rPr>
+        <w:t xml:space="preserve"> </w:t>
+      </w:r>
+      <w:r>
+        <w:rPr>
+          <w:rFonts w:ascii="Times New Roman" w:hAnsi="Times New Roman" w:cs="Times New Roman" w:hint="cs"/>
+          <w:rtl/>
+        </w:rPr>
+        <w:t>לֹא</w:t>
+      </w:r>
+      <w:r>
+        <w:rPr>
+          <w:rFonts w:ascii="Times New Roman" w:hAnsi="Times New Roman" w:cs="Times New Roman"/>
+          <w:rtl/>
+        </w:rPr>
+        <w:t xml:space="preserve"> </w:t>
+      </w:r>
+      <w:r>
+        <w:rPr>
+          <w:rFonts w:ascii="Times New Roman" w:hAnsi="Times New Roman" w:cs="Times New Roman" w:hint="cs"/>
+          <w:rtl/>
+        </w:rPr>
+        <w:t>קַבֹּה</w:t>
+      </w:r>
+      <w:r>
+        <w:rPr>
+          <w:rFonts w:ascii="Times New Roman" w:hAnsi="Times New Roman" w:cs="Times New Roman"/>
+          <w:rtl/>
+        </w:rPr>
+        <w:t xml:space="preserve"> </w:t>
+      </w:r>
+      <w:r>
+        <w:rPr>
+          <w:rFonts w:ascii="Times New Roman" w:hAnsi="Times New Roman" w:cs="Times New Roman" w:hint="cs"/>
+          <w:rtl/>
+        </w:rPr>
+        <w:t>קֵל</w:t>
+      </w:r>
+      <w:r>
+        <w:rPr>
+          <w:rFonts w:ascii="Times New Roman" w:hAnsi="Times New Roman" w:cs="Times New Roman"/>
+          <w:rtl/>
+        </w:rPr>
+        <w:t xml:space="preserve"> </w:t>
+      </w:r>
+      <w:r>
+        <w:rPr>
+          <w:rFonts w:ascii="Times New Roman" w:hAnsi="Times New Roman" w:cs="Times New Roman" w:hint="cs"/>
+          <w:rtl/>
+        </w:rPr>
+        <w:t>וּמָה</w:t>
+      </w:r>
+      <w:r>
+        <w:rPr>
+          <w:rFonts w:ascii="Times New Roman" w:hAnsi="Times New Roman" w:cs="Times New Roman"/>
+          <w:rtl/>
+        </w:rPr>
+        <w:t xml:space="preserve"> </w:t>
+      </w:r>
+      <w:r>
+        <w:rPr>
+          <w:rFonts w:ascii="Times New Roman" w:hAnsi="Times New Roman" w:cs="Times New Roman" w:hint="cs"/>
+          <w:rtl/>
+        </w:rPr>
+        <w:t>אֶזְעֹם</w:t>
+      </w:r>
+      <w:r>
+        <w:rPr>
+          <w:rFonts w:ascii="Times New Roman" w:hAnsi="Times New Roman" w:cs="Times New Roman"/>
+          <w:rtl/>
+        </w:rPr>
+        <w:t xml:space="preserve"> </w:t>
+      </w:r>
+      <w:r>
+        <w:rPr>
+          <w:rFonts w:ascii="Times New Roman" w:hAnsi="Times New Roman" w:cs="Times New Roman" w:hint="cs"/>
+          <w:rtl/>
+        </w:rPr>
+        <w:t>לֹא</w:t>
+      </w:r>
+      <w:r>
+        <w:rPr>
+          <w:rFonts w:ascii="Times New Roman" w:hAnsi="Times New Roman" w:cs="Times New Roman"/>
+          <w:rtl/>
+        </w:rPr>
+        <w:t xml:space="preserve"> </w:t>
+      </w:r>
+      <w:r>
+        <w:rPr>
+          <w:rFonts w:ascii="Times New Roman" w:hAnsi="Times New Roman" w:cs="Times New Roman" w:hint="cs"/>
+          <w:rtl/>
+        </w:rPr>
+        <w:t>זָעַם</w:t>
+      </w:r>
+      <w:r>
+        <w:rPr>
+          <w:rFonts w:ascii="Times New Roman" w:hAnsi="Times New Roman" w:cs="Times New Roman"/>
+          <w:rtl/>
+        </w:rPr>
+        <w:t xml:space="preserve"> </w:t>
+      </w:r>
+      <w:r>
+        <w:rPr>
+          <w:rFonts w:ascii="Times New Roman" w:hAnsi="Times New Roman" w:cs="Times New Roman" w:hint="cs"/>
+          <w:rtl/>
+        </w:rPr>
+        <w:t>ה׳</w:t>
+      </w:r>
+      <w:r>
+        <w:rPr>
+          <w:rFonts w:ascii="Times New Roman" w:hAnsi="Times New Roman" w:cs="Times New Roman"/>
+          <w:rtl/>
+        </w:rPr>
+        <w:t xml:space="preserve">, </w:t>
+      </w:r>
+      <w:r>
+        <w:rPr>
+          <w:rFonts w:ascii="Times New Roman" w:hAnsi="Times New Roman" w:cs="Times New Roman" w:hint="cs"/>
+          <w:rtl/>
+        </w:rPr>
+        <w:t>י</w:t>
+      </w:r>
+      <w:r>
+        <w:rPr>
+          <w:rFonts w:ascii="Times New Roman" w:hAnsi="Times New Roman" w:cs="Times New Roman"/>
+          <w:rtl/>
+        </w:rPr>
+        <w:t>-</w:t>
+      </w:r>
+      <w:r>
+        <w:rPr>
+          <w:rFonts w:ascii="Times New Roman" w:hAnsi="Times New Roman" w:cs="Times New Roman" w:hint="cs"/>
+          <w:rtl/>
+        </w:rPr>
+        <w:t>ק</w:t>
+      </w:r>
+      <w:r>
+        <w:rPr>
+          <w:rFonts w:ascii="Times New Roman" w:hAnsi="Times New Roman" w:cs="Times New Roman"/>
+          <w:rtl/>
+        </w:rPr>
+        <w:t>-</w:t>
+      </w:r>
+      <w:r>
+        <w:rPr>
+          <w:rFonts w:ascii="Times New Roman" w:hAnsi="Times New Roman" w:cs="Times New Roman" w:hint="cs"/>
+          <w:rtl/>
+        </w:rPr>
+        <w:t>ו</w:t>
+      </w:r>
+      <w:r>
+        <w:rPr>
+          <w:rFonts w:ascii="Times New Roman" w:hAnsi="Times New Roman" w:cs="Times New Roman"/>
+          <w:rtl/>
+        </w:rPr>
+        <w:t>-</w:t>
+      </w:r>
+      <w:r>
+        <w:rPr>
+          <w:rFonts w:ascii="Times New Roman" w:hAnsi="Times New Roman" w:cs="Times New Roman" w:hint="cs"/>
+          <w:rtl/>
+        </w:rPr>
+        <w:t>ק</w:t>
+      </w:r>
+      <w:r>
+        <w:rPr>
+          <w:rFonts w:ascii="Times New Roman" w:hAnsi="Times New Roman" w:cs="Times New Roman"/>
+        </w:rPr>
+        <w:t xml:space="preserve">. The two names of </w:t>
+      </w:r>
+      <w:r>
+        <w:rPr>
+          <w:rFonts w:ascii="Times New Roman" w:hAnsi="Times New Roman" w:cs="Times New Roman" w:hint="cs"/>
+          <w:rtl/>
+        </w:rPr>
+        <w:t>רחמים</w:t>
+      </w:r>
+      <w:r>
+        <w:rPr>
+          <w:rFonts w:ascii="Times New Roman" w:hAnsi="Times New Roman" w:cs="Times New Roman"/>
+        </w:rPr>
+        <w:t xml:space="preserve">. </w:t>
+      </w:r>
+      <w:r>
+        <w:rPr>
+          <w:rFonts w:ascii="Times New Roman" w:hAnsi="Times New Roman" w:cs="Times New Roman" w:hint="cs"/>
+          <w:rtl/>
+        </w:rPr>
+        <w:t>בלעם</w:t>
+      </w:r>
+      <w:r>
+        <w:rPr>
+          <w:rFonts w:ascii="Times New Roman" w:hAnsi="Times New Roman" w:cs="Times New Roman"/>
+        </w:rPr>
+        <w:t xml:space="preserve"> was saying</w:t>
+      </w:r>
+      <w:r>
+        <w:rPr>
+          <w:rFonts w:ascii="Times New Roman" w:hAnsi="Times New Roman" w:cs="Times New Roman"/>
+        </w:rPr>
+        <w:t xml:space="preserve"> </w:t>
+      </w:r>
+      <w:r>
+        <w:rPr>
+          <w:rFonts w:ascii="Times New Roman" w:hAnsi="Times New Roman" w:cs="Times New Roman"/>
+        </w:rPr>
+        <w:t xml:space="preserve">“How can I possibly bring a </w:t>
+      </w:r>
+      <w:r>
+        <w:rPr>
+          <w:rFonts w:ascii="Times New Roman" w:hAnsi="Times New Roman" w:cs="Times New Roman" w:hint="cs"/>
+          <w:rtl/>
+        </w:rPr>
+        <w:t>קללה</w:t>
+      </w:r>
+      <w:r>
+        <w:rPr>
+          <w:rFonts w:ascii="Times New Roman" w:hAnsi="Times New Roman" w:cs="Times New Roman"/>
+          <w:rtl/>
+        </w:rPr>
+        <w:t xml:space="preserve"> </w:t>
+      </w:r>
+      <w:r>
+        <w:rPr>
+          <w:rFonts w:ascii="Times New Roman" w:hAnsi="Times New Roman" w:cs="Times New Roman"/>
+        </w:rPr>
+        <w:t xml:space="preserve"> on</w:t>
+      </w:r>
+      <w:r>
+        <w:rPr>
+          <w:rFonts w:ascii="Times New Roman" w:hAnsi="Times New Roman" w:cs="Times New Roman"/>
+        </w:rPr>
+        <w:t xml:space="preserve"> </w:t>
+      </w:r>
+      <w:r>
+        <w:rPr>
+          <w:rFonts w:ascii="Times New Roman" w:hAnsi="Times New Roman" w:cs="Times New Roman" w:hint="cs"/>
+          <w:rtl/>
+        </w:rPr>
+        <w:t>כלל</w:t>
+      </w:r>
+      <w:r>
+        <w:rPr>
+          <w:rFonts w:ascii="Times New Roman" w:hAnsi="Times New Roman" w:cs="Times New Roman"/>
+          <w:rtl/>
+        </w:rPr>
+        <w:t xml:space="preserve"> </w:t>
+      </w:r>
+      <w:r>
+        <w:rPr>
+          <w:rFonts w:ascii="Times New Roman" w:hAnsi="Times New Roman" w:cs="Times New Roman" w:hint="cs"/>
+          <w:rtl/>
+        </w:rPr>
+        <w:t>ישראל</w:t>
+      </w:r>
+      <w:r>
+        <w:rPr>
+          <w:rFonts w:ascii="Times New Roman" w:hAnsi="Times New Roman" w:cs="Times New Roman"/>
+        </w:rPr>
+        <w:t xml:space="preserve"> </w:t>
+      </w:r>
+      <w:r>
+        <w:rPr>
+          <w:rFonts w:ascii="Times New Roman" w:hAnsi="Times New Roman" w:cs="Times New Roman"/>
+        </w:rPr>
+        <w:t xml:space="preserve">when the names of </w:t>
+      </w:r>
+      <w:r>
+        <w:rPr>
+          <w:rFonts w:ascii="Times New Roman" w:hAnsi="Times New Roman" w:cs="Times New Roman" w:hint="cs"/>
+          <w:rtl/>
+        </w:rPr>
+        <w:t>קל</w:t>
+      </w:r>
+      <w:r>
+        <w:rPr>
+          <w:rFonts w:ascii="Times New Roman" w:hAnsi="Times New Roman" w:cs="Times New Roman"/>
+        </w:rPr>
+        <w:t xml:space="preserve"> and </w:t>
+      </w:r>
+      <w:r>
+        <w:rPr>
+          <w:rFonts w:ascii="Times New Roman" w:hAnsi="Times New Roman" w:cs="Times New Roman" w:hint="cs"/>
+          <w:rtl/>
+        </w:rPr>
+        <w:t>הוי</w:t>
+      </w:r>
+      <w:r>
+        <w:rPr>
+          <w:rFonts w:ascii="Times New Roman" w:hAnsi="Times New Roman" w:cs="Times New Roman"/>
+          <w:rtl/>
+        </w:rPr>
+        <w:t>״</w:t>
+      </w:r>
+      <w:r>
+        <w:rPr>
+          <w:rFonts w:ascii="Times New Roman" w:hAnsi="Times New Roman" w:cs="Times New Roman" w:hint="cs"/>
+          <w:rtl/>
+        </w:rPr>
+        <w:t>ה</w:t>
+      </w:r>
+      <w:r>
+        <w:rPr>
+          <w:rFonts w:ascii="Times New Roman" w:hAnsi="Times New Roman" w:cs="Times New Roman"/>
+        </w:rPr>
+        <w:t xml:space="preserve"> which come to my mouth are a </w:t>
+      </w:r>
+      <w:r>
+        <w:rPr>
+          <w:rFonts w:ascii="Times New Roman" w:hAnsi="Times New Roman" w:cs="Times New Roman" w:hint="cs"/>
+          <w:rtl/>
+        </w:rPr>
+        <w:t>לשון</w:t>
+      </w:r>
+      <w:r>
+        <w:rPr>
+          <w:rFonts w:ascii="Times New Roman" w:hAnsi="Times New Roman" w:cs="Times New Roman"/>
+          <w:rtl/>
+        </w:rPr>
+        <w:t xml:space="preserve"> </w:t>
+      </w:r>
+      <w:r>
+        <w:rPr>
+          <w:rFonts w:ascii="Times New Roman" w:hAnsi="Times New Roman" w:cs="Times New Roman" w:hint="cs"/>
+          <w:rtl/>
+        </w:rPr>
+        <w:t>של</w:t>
+      </w:r>
+      <w:r>
+        <w:rPr>
+          <w:rFonts w:ascii="Times New Roman" w:hAnsi="Times New Roman" w:cs="Times New Roman"/>
+          <w:rtl/>
+        </w:rPr>
+        <w:t xml:space="preserve"> </w:t>
+      </w:r>
+      <w:r>
+        <w:rPr>
+          <w:rFonts w:ascii="Times New Roman" w:hAnsi="Times New Roman" w:cs="Times New Roman" w:hint="cs"/>
+          <w:rtl/>
+        </w:rPr>
+        <w:t>חבה</w:t>
+      </w:r>
+      <w:r>
+        <w:rPr>
+          <w:rFonts w:ascii="Times New Roman" w:hAnsi="Times New Roman" w:cs="Times New Roman"/>
+          <w:rtl/>
+        </w:rPr>
+        <w:t xml:space="preserve"> </w:t>
+      </w:r>
+      <w:r>
+        <w:rPr>
+          <w:rFonts w:ascii="Times New Roman" w:hAnsi="Times New Roman" w:cs="Times New Roman"/>
+        </w:rPr>
+        <w:t>, of</w:t>
+      </w:r>
+      <w:r>
+        <w:rPr>
+          <w:rFonts w:ascii="Times New Roman" w:hAnsi="Times New Roman" w:cs="Times New Roman"/>
+        </w:rPr>
+        <w:t xml:space="preserve"> loving.</w:t>
       </w:r>
       <w:r>
         <w:rPr>
@@ -2417,60 +3461,19 @@
       <w:r>
         <w:rPr>
           <w:rFonts w:ascii="Times New Roman" w:hAnsi="Times New Roman" w:cs="Times New Roman"/>
-        </w:rPr>
-        <w:t xml:space="preserve">. </w:t>
-      </w:r>
-      <w:r>
-        <w:rPr>
-          <w:rFonts w:ascii="Times New Roman" w:hAnsi="Times New Roman" w:cs="Times New Roman"/>
-        </w:rPr>
-        <w:t>H</w:t>
-      </w:r>
-      <w:r>
-        <w:rPr>
-          <w:rFonts w:ascii="Times New Roman" w:hAnsi="Times New Roman" w:cs="Times New Roman"/>
-        </w:rPr>
-        <w:t xml:space="preserve">e wanted to be </w:t>
-      </w:r>
-      <w:r>
-        <w:rPr>
-          <w:rFonts w:ascii="Times New Roman" w:hAnsi="Times New Roman" w:cs="Times New Roman" w:hint="cs"/>
-          <w:rtl/>
-        </w:rPr>
-        <w:t>מעורר</w:t>
-      </w:r>
-      <w:r>
-        <w:rPr>
-          <w:rFonts w:ascii="Times New Roman" w:hAnsi="Times New Roman" w:cs="Times New Roman"/>
-          <w:rtl/>
-        </w:rPr>
-        <w:t xml:space="preserve"> </w:t>
-      </w:r>
-      <w:r>
-        <w:rPr>
-          <w:rFonts w:ascii="Times New Roman" w:hAnsi="Times New Roman" w:cs="Times New Roman" w:hint="cs"/>
-          <w:rtl/>
-        </w:rPr>
-        <w:t>דין</w:t>
-      </w:r>
-      <w:r>
-        <w:rPr>
-          <w:rFonts w:ascii="Times New Roman" w:hAnsi="Times New Roman" w:cs="Times New Roman"/>
-          <w:rtl/>
-        </w:rPr>
-        <w:t xml:space="preserve"> </w:t>
-      </w:r>
-      <w:r>
-        <w:rPr>
-          <w:rFonts w:ascii="Times New Roman" w:hAnsi="Times New Roman" w:cs="Times New Roman" w:hint="cs"/>
-          <w:rtl/>
-        </w:rPr>
-        <w:t>על</w:t>
-      </w:r>
-      <w:r>
-        <w:rPr>
-          <w:rFonts w:ascii="Times New Roman" w:hAnsi="Times New Roman" w:cs="Times New Roman"/>
-          <w:rtl/>
+          <w:rtl/>
+        </w:rPr>
+        <w:t xml:space="preserve"> </w:t>
+      </w:r>
+      <w:r>
+        <w:rPr>
+          <w:rFonts w:ascii="Times New Roman" w:hAnsi="Times New Roman" w:cs="Times New Roman"/>
+        </w:rPr>
+        <w:t xml:space="preserve"> loves</w:t>
+      </w:r>
+      <w:r>
+        <w:rPr>
+          <w:rFonts w:ascii="Times New Roman" w:hAnsi="Times New Roman" w:cs="Times New Roman"/>
         </w:rPr>
         <w:t xml:space="preserve"> </w:t>
       </w:r>
@@ -2499,7 +3502,197 @@
         <w:rPr>
           <w:rFonts w:ascii="Times New Roman" w:hAnsi="Times New Roman" w:cs="Times New Roman"/>
         </w:rPr>
-        <w:t xml:space="preserve"> and use the names of </w:t>
+        <w:t>.</w:t>
+      </w:r>
+      <w:r>
+        <w:rPr>
+          <w:rFonts w:ascii="Times New Roman" w:hAnsi="Times New Roman" w:cs="Times New Roman"/>
+        </w:rPr>
+        <w:t xml:space="preserve"> That</w:t>
+      </w:r>
+      <w:r>
+        <w:rPr>
+          <w:rFonts w:ascii="Times New Roman" w:hAnsi="Times New Roman" w:cs="Times New Roman"/>
+        </w:rPr>
+        <w:t>’</w:t>
+      </w:r>
+      <w:r>
+        <w:rPr>
+          <w:rFonts w:ascii="Times New Roman" w:hAnsi="Times New Roman" w:cs="Times New Roman"/>
+        </w:rPr>
+        <w:t xml:space="preserve">s what </w:t>
+      </w:r>
+      <w:r>
+        <w:rPr>
+          <w:rFonts w:ascii="Times New Roman" w:hAnsi="Times New Roman" w:cs="Times New Roman" w:hint="cs"/>
+          <w:rtl/>
+        </w:rPr>
+        <w:t>בלעם</w:t>
+      </w:r>
+      <w:r>
+        <w:rPr>
+          <w:rFonts w:ascii="Times New Roman" w:hAnsi="Times New Roman" w:cs="Times New Roman"/>
+        </w:rPr>
+        <w:t xml:space="preserve"> was saying.</w:t>
+      </w:r>
+      <w:r>
+        <w:rPr>
+          <w:rFonts w:ascii="Times New Roman" w:hAnsi="Times New Roman" w:cs="Times New Roman" w:hint="cs"/>
+          <w:rtl/>
+        </w:rPr>
+        <w:t>לֹא</w:t>
+      </w:r>
+      <w:r>
+        <w:rPr>
+          <w:rFonts w:ascii="Times New Roman" w:hAnsi="Times New Roman" w:cs="Times New Roman"/>
+          <w:rtl/>
+        </w:rPr>
+        <w:t xml:space="preserve"> </w:t>
+      </w:r>
+      <w:r>
+        <w:rPr>
+          <w:rFonts w:ascii="Times New Roman" w:hAnsi="Times New Roman" w:cs="Times New Roman" w:hint="cs"/>
+          <w:rtl/>
+        </w:rPr>
+        <w:t>אוּכַל</w:t>
+      </w:r>
+      <w:r>
+        <w:rPr>
+          <w:rFonts w:ascii="Times New Roman" w:hAnsi="Times New Roman" w:cs="Times New Roman"/>
+          <w:rtl/>
+        </w:rPr>
+        <w:t xml:space="preserve"> </w:t>
+      </w:r>
+      <w:r>
+        <w:rPr>
+          <w:rFonts w:ascii="Times New Roman" w:hAnsi="Times New Roman" w:cs="Times New Roman" w:hint="cs"/>
+          <w:rtl/>
+        </w:rPr>
+        <w:t>לַעֲבֹר</w:t>
+      </w:r>
+      <w:r>
+        <w:rPr>
+          <w:rFonts w:ascii="Times New Roman" w:hAnsi="Times New Roman" w:cs="Times New Roman"/>
+          <w:rtl/>
+        </w:rPr>
+        <w:t xml:space="preserve"> </w:t>
+      </w:r>
+      <w:r>
+        <w:rPr>
+          <w:rFonts w:ascii="Times New Roman" w:hAnsi="Times New Roman" w:cs="Times New Roman" w:hint="cs"/>
+          <w:rtl/>
+        </w:rPr>
+        <w:t>אֶת</w:t>
+      </w:r>
+      <w:r>
+        <w:rPr>
+          <w:rFonts w:ascii="Times New Roman" w:hAnsi="Times New Roman" w:cs="Times New Roman"/>
+          <w:rtl/>
+        </w:rPr>
+        <w:t xml:space="preserve"> </w:t>
+      </w:r>
+      <w:r>
+        <w:rPr>
+          <w:rFonts w:ascii="Times New Roman" w:hAnsi="Times New Roman" w:cs="Times New Roman" w:hint="cs"/>
+          <w:rtl/>
+        </w:rPr>
+        <w:t>פִּי</w:t>
+      </w:r>
+      <w:r>
+        <w:rPr>
+          <w:rFonts w:ascii="Times New Roman" w:hAnsi="Times New Roman" w:cs="Times New Roman"/>
+          <w:rtl/>
+        </w:rPr>
+        <w:t xml:space="preserve"> </w:t>
+      </w:r>
+      <w:r>
+        <w:rPr>
+          <w:rFonts w:ascii="Times New Roman" w:hAnsi="Times New Roman" w:cs="Times New Roman" w:hint="cs"/>
+          <w:rtl/>
+        </w:rPr>
+        <w:t>ה׳</w:t>
+      </w:r>
+      <w:r>
+        <w:rPr>
+          <w:rFonts w:ascii="Times New Roman" w:hAnsi="Times New Roman" w:cs="Times New Roman"/>
+          <w:rtl/>
+        </w:rPr>
+        <w:t xml:space="preserve"> </w:t>
+      </w:r>
+      <w:r>
+        <w:rPr>
+          <w:rFonts w:ascii="Times New Roman" w:hAnsi="Times New Roman" w:cs="Times New Roman" w:hint="cs"/>
+          <w:rtl/>
+        </w:rPr>
+        <w:t>אֱלֹקׇי</w:t>
+      </w:r>
+      <w:r>
+        <w:rPr>
+          <w:rFonts w:ascii="Times New Roman" w:hAnsi="Times New Roman" w:cs="Times New Roman"/>
+          <w:rtl/>
+        </w:rPr>
+        <w:t xml:space="preserve"> </w:t>
+      </w:r>
+      <w:r>
+        <w:rPr>
+          <w:rFonts w:ascii="Times New Roman" w:hAnsi="Times New Roman" w:cs="Times New Roman" w:hint="cs"/>
+          <w:rtl/>
+        </w:rPr>
+        <w:t>לַעֲשׂוֹת</w:t>
+      </w:r>
+      <w:r>
+        <w:rPr>
+          <w:rFonts w:ascii="Times New Roman" w:hAnsi="Times New Roman" w:cs="Times New Roman"/>
+          <w:rtl/>
+        </w:rPr>
+        <w:t xml:space="preserve"> </w:t>
+      </w:r>
+      <w:r>
+        <w:rPr>
+          <w:rFonts w:ascii="Times New Roman" w:hAnsi="Times New Roman" w:cs="Times New Roman" w:hint="cs"/>
+          <w:rtl/>
+        </w:rPr>
+        <w:t>קְטַנָּה</w:t>
+      </w:r>
+      <w:r>
+        <w:rPr>
+          <w:rFonts w:ascii="Times New Roman" w:hAnsi="Times New Roman" w:cs="Times New Roman"/>
+          <w:rtl/>
+        </w:rPr>
+        <w:t xml:space="preserve"> </w:t>
+      </w:r>
+      <w:r>
+        <w:rPr>
+          <w:rFonts w:ascii="Times New Roman" w:hAnsi="Times New Roman" w:cs="Times New Roman" w:hint="cs"/>
+          <w:rtl/>
+        </w:rPr>
+        <w:t>אוֹ</w:t>
+      </w:r>
+      <w:r>
+        <w:rPr>
+          <w:rFonts w:ascii="Times New Roman" w:hAnsi="Times New Roman" w:cs="Times New Roman"/>
+          <w:rtl/>
+        </w:rPr>
+        <w:t xml:space="preserve"> </w:t>
+      </w:r>
+      <w:r>
+        <w:rPr>
+          <w:rFonts w:ascii="Times New Roman" w:hAnsi="Times New Roman" w:cs="Times New Roman" w:hint="cs"/>
+          <w:rtl/>
+        </w:rPr>
+        <w:t>גְדוֹלָה</w:t>
+      </w:r>
+      <w:r>
+        <w:rPr>
+          <w:rFonts w:ascii="Times New Roman" w:hAnsi="Times New Roman" w:cs="Times New Roman"/>
+        </w:rPr>
+        <w:t xml:space="preserve"> -</w:t>
+      </w:r>
+      <w:r>
+        <w:rPr>
+          <w:rFonts w:ascii="Times New Roman" w:hAnsi="Times New Roman" w:cs="Times New Roman"/>
+        </w:rPr>
+        <w:t xml:space="preserve"> If I want to use a longer name of </w:t>
       </w:r>
       <w:r>
         <w:rPr>
@@ -2511,1200 +3704,7 @@
         <w:rPr>
           <w:rFonts w:ascii="Times New Roman" w:hAnsi="Times New Roman" w:cs="Times New Roman"/>
         </w:rPr>
-        <w:t xml:space="preserve"> which are </w:t>
-      </w:r>
-      <w:r>
-        <w:rPr>
-          <w:rFonts w:ascii="Times New Roman" w:hAnsi="Times New Roman" w:cs="Times New Roman" w:hint="cs"/>
-          <w:rtl/>
-        </w:rPr>
-        <w:t>מעורר</w:t>
-      </w:r>
-      <w:r>
-        <w:rPr>
-          <w:rFonts w:ascii="Times New Roman" w:hAnsi="Times New Roman" w:cs="Times New Roman"/>
-          <w:rtl/>
-        </w:rPr>
-        <w:t xml:space="preserve"> </w:t>
-      </w:r>
-      <w:r>
-        <w:rPr>
-          <w:rFonts w:ascii="Times New Roman" w:hAnsi="Times New Roman" w:cs="Times New Roman" w:hint="cs"/>
-          <w:rtl/>
-        </w:rPr>
-        <w:t>דין</w:t>
-      </w:r>
-      <w:r>
-        <w:rPr>
-          <w:rFonts w:ascii="Times New Roman" w:hAnsi="Times New Roman" w:cs="Times New Roman"/>
-        </w:rPr>
-        <w:t xml:space="preserve">. The two names which are the most famous for </w:t>
-      </w:r>
-      <w:r>
-        <w:rPr>
-          <w:rFonts w:ascii="Times New Roman" w:hAnsi="Times New Roman" w:cs="Times New Roman" w:hint="cs"/>
-          <w:rtl/>
-        </w:rPr>
-        <w:t>דין</w:t>
-      </w:r>
-      <w:r>
-        <w:rPr>
-          <w:rFonts w:ascii="Times New Roman" w:hAnsi="Times New Roman" w:cs="Times New Roman"/>
-        </w:rPr>
-        <w:t xml:space="preserve">, we all know </w:t>
-      </w:r>
-      <w:r>
-        <w:rPr>
-          <w:rFonts w:ascii="Times New Roman" w:hAnsi="Times New Roman" w:cs="Times New Roman" w:hint="cs"/>
-          <w:rtl/>
-        </w:rPr>
-        <w:t>אלקים</w:t>
-      </w:r>
-      <w:r>
-        <w:rPr>
-          <w:rFonts w:ascii="Times New Roman" w:hAnsi="Times New Roman" w:cs="Times New Roman"/>
-        </w:rPr>
-        <w:t xml:space="preserve">. </w:t>
-      </w:r>
-      <w:r>
-        <w:rPr>
-          <w:rFonts w:ascii="Times New Roman" w:hAnsi="Times New Roman" w:cs="Times New Roman" w:hint="cs"/>
-          <w:rtl/>
-        </w:rPr>
-        <w:t>אלקים</w:t>
-      </w:r>
-      <w:r>
-        <w:rPr>
-          <w:rFonts w:ascii="Times New Roman" w:hAnsi="Times New Roman" w:cs="Times New Roman"/>
-        </w:rPr>
-        <w:t xml:space="preserve"> is </w:t>
-      </w:r>
-      <w:r>
-        <w:rPr>
-          <w:rFonts w:ascii="Times New Roman" w:hAnsi="Times New Roman" w:cs="Times New Roman" w:hint="cs"/>
-          <w:rtl/>
-        </w:rPr>
-        <w:t>מדת</w:t>
-      </w:r>
-      <w:r>
-        <w:rPr>
-          <w:rFonts w:ascii="Times New Roman" w:hAnsi="Times New Roman" w:cs="Times New Roman"/>
-          <w:rtl/>
-        </w:rPr>
-        <w:t xml:space="preserve"> </w:t>
-      </w:r>
-      <w:r>
-        <w:rPr>
-          <w:rFonts w:ascii="Times New Roman" w:hAnsi="Times New Roman" w:cs="Times New Roman" w:hint="cs"/>
-          <w:rtl/>
-        </w:rPr>
-        <w:t>הדין</w:t>
-      </w:r>
-      <w:r>
-        <w:rPr>
-          <w:rFonts w:ascii="Times New Roman" w:hAnsi="Times New Roman" w:cs="Times New Roman"/>
-        </w:rPr>
-        <w:t xml:space="preserve">. And believe it or not, the name </w:t>
-      </w:r>
-      <w:r>
-        <w:rPr>
-          <w:rFonts w:ascii="Times New Roman" w:hAnsi="Times New Roman" w:cs="Times New Roman" w:hint="cs"/>
-          <w:rtl/>
-        </w:rPr>
-        <w:t>קה</w:t>
-      </w:r>
-      <w:r>
-        <w:rPr>
-          <w:rFonts w:ascii="Times New Roman" w:hAnsi="Times New Roman" w:cs="Times New Roman"/>
-          <w:rtl/>
-        </w:rPr>
-        <w:t xml:space="preserve">, </w:t>
-      </w:r>
-      <w:r>
-        <w:rPr>
-          <w:rFonts w:ascii="Times New Roman" w:hAnsi="Times New Roman" w:cs="Times New Roman" w:hint="cs"/>
-          <w:rtl/>
-        </w:rPr>
-        <w:t>י</w:t>
-      </w:r>
-      <w:r>
-        <w:rPr>
-          <w:rFonts w:ascii="Times New Roman" w:hAnsi="Times New Roman" w:cs="Times New Roman"/>
-          <w:rtl/>
-        </w:rPr>
-        <w:t>-</w:t>
-      </w:r>
-      <w:r>
-        <w:rPr>
-          <w:rFonts w:ascii="Times New Roman" w:hAnsi="Times New Roman" w:cs="Times New Roman" w:hint="cs"/>
-          <w:rtl/>
-        </w:rPr>
-        <w:t>ה</w:t>
-      </w:r>
-      <w:r>
-        <w:rPr>
-          <w:rFonts w:ascii="Times New Roman" w:hAnsi="Times New Roman" w:cs="Times New Roman"/>
-        </w:rPr>
-        <w:t xml:space="preserve">, also is </w:t>
-      </w:r>
-      <w:r>
-        <w:rPr>
-          <w:rFonts w:ascii="Times New Roman" w:hAnsi="Times New Roman" w:cs="Times New Roman" w:hint="cs"/>
-          <w:rtl/>
-        </w:rPr>
-        <w:t>מדת</w:t>
-      </w:r>
-      <w:r>
-        <w:rPr>
-          <w:rFonts w:ascii="Times New Roman" w:hAnsi="Times New Roman" w:cs="Times New Roman"/>
-          <w:rtl/>
-        </w:rPr>
-        <w:t xml:space="preserve"> </w:t>
-      </w:r>
-      <w:r>
-        <w:rPr>
-          <w:rFonts w:ascii="Times New Roman" w:hAnsi="Times New Roman" w:cs="Times New Roman" w:hint="cs"/>
-          <w:rtl/>
-        </w:rPr>
-        <w:t>הדין</w:t>
-      </w:r>
-      <w:r>
-        <w:rPr>
-          <w:rFonts w:ascii="Times New Roman" w:hAnsi="Times New Roman" w:cs="Times New Roman"/>
-        </w:rPr>
-        <w:t xml:space="preserve">. He brings </w:t>
-      </w:r>
-      <w:r>
-        <w:rPr>
-          <w:rFonts w:ascii="Times New Roman" w:hAnsi="Times New Roman" w:cs="Times New Roman" w:hint="cs"/>
-          <w:rtl/>
-        </w:rPr>
-        <w:t>ראיות</w:t>
-      </w:r>
-      <w:r>
-        <w:rPr>
-          <w:rFonts w:ascii="Times New Roman" w:hAnsi="Times New Roman" w:cs="Times New Roman"/>
-        </w:rPr>
-        <w:t xml:space="preserve"> for that, we</w:t>
-      </w:r>
-      <w:r>
-        <w:rPr>
-          <w:rFonts w:ascii="Times New Roman" w:hAnsi="Times New Roman" w:cs="Times New Roman"/>
-        </w:rPr>
-        <w:t>’</w:t>
-      </w:r>
-      <w:r>
-        <w:rPr>
-          <w:rFonts w:ascii="Times New Roman" w:hAnsi="Times New Roman" w:cs="Times New Roman"/>
-        </w:rPr>
-        <w:t xml:space="preserve">ll skip those for the moment. </w:t>
-      </w:r>
-      <w:r>
-        <w:rPr>
-          <w:rFonts w:ascii="Times New Roman" w:hAnsi="Times New Roman" w:cs="Times New Roman"/>
-        </w:rPr>
-        <w:t>W</w:t>
-      </w:r>
-      <w:r>
-        <w:rPr>
-          <w:rFonts w:ascii="Times New Roman" w:hAnsi="Times New Roman" w:cs="Times New Roman"/>
-        </w:rPr>
-        <w:t xml:space="preserve">hen </w:t>
-      </w:r>
-      <w:r>
-        <w:rPr>
-          <w:rFonts w:ascii="Times New Roman" w:hAnsi="Times New Roman" w:cs="Times New Roman" w:hint="cs"/>
-          <w:rtl/>
-        </w:rPr>
-        <w:t>בלעם</w:t>
-      </w:r>
-      <w:r>
-        <w:rPr>
-          <w:rFonts w:ascii="Times New Roman" w:hAnsi="Times New Roman" w:cs="Times New Roman"/>
-        </w:rPr>
-        <w:t xml:space="preserve"> wanted to say </w:t>
-      </w:r>
-      <w:r>
-        <w:rPr>
-          <w:rFonts w:ascii="Times New Roman" w:hAnsi="Times New Roman" w:cs="Times New Roman" w:hint="cs"/>
-          <w:rtl/>
-        </w:rPr>
-        <w:t>אלקים</w:t>
-      </w:r>
-      <w:r>
-        <w:rPr>
-          <w:rFonts w:ascii="Times New Roman" w:hAnsi="Times New Roman" w:cs="Times New Roman"/>
-        </w:rPr>
-        <w:t>, Hashem</w:t>
-      </w:r>
-      <w:r>
-        <w:rPr>
-          <w:rFonts w:ascii="Times New Roman" w:hAnsi="Times New Roman" w:cs="Times New Roman"/>
-        </w:rPr>
-        <w:t xml:space="preserve"> stopped him mid-sentence, and knocked off his </w:t>
-      </w:r>
-      <w:r>
-        <w:rPr>
-          <w:rFonts w:ascii="Times New Roman" w:hAnsi="Times New Roman" w:cs="Times New Roman" w:hint="cs"/>
-          <w:rtl/>
-        </w:rPr>
-        <w:t>אלקים</w:t>
-      </w:r>
-      <w:r>
-        <w:rPr>
-          <w:rFonts w:ascii="Times New Roman" w:hAnsi="Times New Roman" w:cs="Times New Roman"/>
-        </w:rPr>
-        <w:t xml:space="preserve"> as if h</w:t>
-      </w:r>
-      <w:r>
-        <w:rPr>
-          <w:rFonts w:ascii="Times New Roman" w:hAnsi="Times New Roman" w:cs="Times New Roman"/>
-        </w:rPr>
-        <w:t>e had a bridle in his mouth and it came out</w:t>
-      </w:r>
-      <w:r>
-        <w:rPr>
-          <w:rFonts w:ascii="Times New Roman" w:hAnsi="Times New Roman" w:cs="Times New Roman" w:hint="cs"/>
-          <w:rtl/>
-        </w:rPr>
-        <w:t>קל</w:t>
-      </w:r>
-      <w:r>
-        <w:rPr>
-          <w:rFonts w:ascii="Times New Roman" w:hAnsi="Times New Roman" w:cs="Times New Roman"/>
-          <w:rtl/>
-        </w:rPr>
-        <w:t xml:space="preserve"> </w:t>
-      </w:r>
-      <w:r>
-        <w:rPr>
-          <w:rFonts w:ascii="Times New Roman" w:hAnsi="Times New Roman" w:cs="Times New Roman"/>
-        </w:rPr>
-        <w:t xml:space="preserve">. </w:t>
-      </w:r>
-      <w:r>
-        <w:rPr>
-          <w:rFonts w:ascii="Times New Roman" w:hAnsi="Times New Roman" w:cs="Times New Roman" w:hint="cs"/>
-          <w:rtl/>
-        </w:rPr>
-        <w:t>קל</w:t>
-      </w:r>
-      <w:r>
-        <w:rPr>
-          <w:rFonts w:ascii="Times New Roman" w:hAnsi="Times New Roman" w:cs="Times New Roman"/>
-        </w:rPr>
-        <w:t xml:space="preserve"> is a </w:t>
-      </w:r>
-      <w:r>
-        <w:rPr>
-          <w:rFonts w:ascii="Times New Roman" w:hAnsi="Times New Roman" w:cs="Times New Roman" w:hint="cs"/>
-          <w:rtl/>
-        </w:rPr>
-        <w:t>שם</w:t>
-      </w:r>
-      <w:r>
-        <w:rPr>
-          <w:rFonts w:ascii="Times New Roman" w:hAnsi="Times New Roman" w:cs="Times New Roman"/>
-          <w:rtl/>
-        </w:rPr>
-        <w:t xml:space="preserve"> </w:t>
-      </w:r>
-      <w:r>
-        <w:rPr>
-          <w:rFonts w:ascii="Times New Roman" w:hAnsi="Times New Roman" w:cs="Times New Roman"/>
-        </w:rPr>
-        <w:t xml:space="preserve"> of </w:t>
-      </w:r>
-      <w:r>
-        <w:rPr>
-          <w:rFonts w:ascii="Times New Roman" w:hAnsi="Times New Roman" w:cs="Times New Roman" w:hint="cs"/>
-          <w:rtl/>
-        </w:rPr>
-        <w:t>רחמים</w:t>
-      </w:r>
-      <w:r>
-        <w:rPr>
-          <w:rFonts w:ascii="Times New Roman" w:hAnsi="Times New Roman" w:cs="Times New Roman"/>
-        </w:rPr>
-        <w:t xml:space="preserve">. </w:t>
-      </w:r>
-      <w:r>
-        <w:rPr>
-          <w:rFonts w:ascii="Times New Roman" w:hAnsi="Times New Roman" w:cs="Times New Roman"/>
-        </w:rPr>
-        <w:t>W</w:t>
-      </w:r>
-      <w:r>
-        <w:rPr>
-          <w:rFonts w:ascii="Times New Roman" w:hAnsi="Times New Roman" w:cs="Times New Roman"/>
-        </w:rPr>
-        <w:t xml:space="preserve">hen he wanted to say the name of </w:t>
-      </w:r>
-      <w:r>
-        <w:rPr>
-          <w:rFonts w:ascii="Times New Roman" w:hAnsi="Times New Roman" w:cs="Times New Roman" w:hint="cs"/>
-          <w:rtl/>
-        </w:rPr>
-        <w:t>קה</w:t>
-      </w:r>
-      <w:r>
-        <w:rPr>
-          <w:rFonts w:ascii="Times New Roman" w:hAnsi="Times New Roman" w:cs="Times New Roman"/>
-        </w:rPr>
-        <w:t xml:space="preserve">, which is another </w:t>
-      </w:r>
-      <w:r>
-        <w:rPr>
-          <w:rFonts w:ascii="Times New Roman" w:hAnsi="Times New Roman" w:cs="Times New Roman" w:hint="cs"/>
-          <w:rtl/>
-        </w:rPr>
-        <w:t>שם</w:t>
-      </w:r>
-      <w:r>
-        <w:rPr>
-          <w:rFonts w:ascii="Times New Roman" w:hAnsi="Times New Roman" w:cs="Times New Roman"/>
-        </w:rPr>
-        <w:t xml:space="preserve"> of</w:t>
-      </w:r>
-      <w:r>
-        <w:rPr>
-          <w:rFonts w:ascii="Times New Roman" w:hAnsi="Times New Roman" w:cs="Times New Roman"/>
-        </w:rPr>
-        <w:t xml:space="preserve"> </w:t>
-      </w:r>
-      <w:r>
-        <w:rPr>
-          <w:rFonts w:ascii="Times New Roman" w:hAnsi="Times New Roman" w:cs="Times New Roman" w:hint="cs"/>
-          <w:rtl/>
-        </w:rPr>
-        <w:t>דין</w:t>
-      </w:r>
-      <w:r>
-        <w:rPr>
-          <w:rFonts w:ascii="Times New Roman" w:hAnsi="Times New Roman" w:cs="Times New Roman"/>
-        </w:rPr>
-        <w:t>, Hashem</w:t>
-      </w:r>
-      <w:r>
-        <w:rPr>
-          <w:rFonts w:ascii="Times New Roman" w:hAnsi="Times New Roman" w:cs="Times New Roman"/>
-        </w:rPr>
-        <w:t xml:space="preserve"> pulled his tongue and added on the </w:t>
-      </w:r>
-      <w:r>
-        <w:rPr>
-          <w:rFonts w:ascii="Times New Roman" w:hAnsi="Times New Roman" w:cs="Times New Roman" w:hint="cs"/>
-          <w:rtl/>
-        </w:rPr>
-        <w:t>ו</w:t>
-      </w:r>
-      <w:r>
-        <w:rPr>
-          <w:rFonts w:ascii="Times New Roman" w:hAnsi="Times New Roman" w:cs="Times New Roman"/>
-          <w:rtl/>
-        </w:rPr>
-        <w:t>-</w:t>
-      </w:r>
-      <w:r>
-        <w:rPr>
-          <w:rFonts w:ascii="Times New Roman" w:hAnsi="Times New Roman" w:cs="Times New Roman" w:hint="cs"/>
-          <w:rtl/>
-        </w:rPr>
-        <w:t>ה</w:t>
-      </w:r>
-      <w:r>
-        <w:rPr>
-          <w:rFonts w:ascii="Times New Roman" w:hAnsi="Times New Roman" w:cs="Times New Roman"/>
-        </w:rPr>
-        <w:t xml:space="preserve"> and made it </w:t>
-      </w:r>
-      <w:r>
-        <w:rPr>
-          <w:rFonts w:ascii="Times New Roman" w:hAnsi="Times New Roman" w:cs="Times New Roman" w:hint="cs"/>
-          <w:rtl/>
-        </w:rPr>
-        <w:t>י</w:t>
-      </w:r>
-      <w:r>
-        <w:rPr>
-          <w:rFonts w:ascii="Times New Roman" w:hAnsi="Times New Roman" w:cs="Times New Roman"/>
-          <w:rtl/>
-        </w:rPr>
-        <w:t>-</w:t>
-      </w:r>
-      <w:r>
-        <w:rPr>
-          <w:rFonts w:ascii="Times New Roman" w:hAnsi="Times New Roman" w:cs="Times New Roman" w:hint="cs"/>
-          <w:rtl/>
-        </w:rPr>
-        <w:t>ק</w:t>
-      </w:r>
-      <w:r>
-        <w:rPr>
-          <w:rFonts w:ascii="Times New Roman" w:hAnsi="Times New Roman" w:cs="Times New Roman"/>
-          <w:rtl/>
-        </w:rPr>
-        <w:t>-</w:t>
-      </w:r>
-      <w:r>
-        <w:rPr>
-          <w:rFonts w:ascii="Times New Roman" w:hAnsi="Times New Roman" w:cs="Times New Roman" w:hint="cs"/>
-          <w:rtl/>
-        </w:rPr>
-        <w:t>ו</w:t>
-      </w:r>
-      <w:r>
-        <w:rPr>
-          <w:rFonts w:ascii="Times New Roman" w:hAnsi="Times New Roman" w:cs="Times New Roman"/>
-          <w:rtl/>
-        </w:rPr>
-        <w:t>-</w:t>
-      </w:r>
-      <w:r>
-        <w:rPr>
-          <w:rFonts w:ascii="Times New Roman" w:hAnsi="Times New Roman" w:cs="Times New Roman" w:hint="cs"/>
-          <w:rtl/>
-        </w:rPr>
-        <w:t>ק</w:t>
-      </w:r>
-      <w:r>
-        <w:rPr>
-          <w:rFonts w:ascii="Times New Roman" w:hAnsi="Times New Roman" w:cs="Times New Roman"/>
-        </w:rPr>
-        <w:t xml:space="preserve">, which is </w:t>
-      </w:r>
-      <w:r>
-        <w:rPr>
-          <w:rFonts w:ascii="Times New Roman" w:hAnsi="Times New Roman" w:cs="Times New Roman" w:hint="cs"/>
-          <w:rtl/>
-        </w:rPr>
-        <w:t>מדת</w:t>
-      </w:r>
-      <w:r>
-        <w:rPr>
-          <w:rFonts w:ascii="Times New Roman" w:hAnsi="Times New Roman" w:cs="Times New Roman"/>
-          <w:rtl/>
-        </w:rPr>
-        <w:t xml:space="preserve"> </w:t>
-      </w:r>
-      <w:r>
-        <w:rPr>
-          <w:rFonts w:ascii="Times New Roman" w:hAnsi="Times New Roman" w:cs="Times New Roman" w:hint="cs"/>
-          <w:rtl/>
-        </w:rPr>
-        <w:t>הרחמים</w:t>
-      </w:r>
-      <w:r>
-        <w:rPr>
-          <w:rFonts w:ascii="Times New Roman" w:hAnsi="Times New Roman" w:cs="Times New Roman"/>
-        </w:rPr>
-        <w:t>. So that</w:t>
-      </w:r>
-      <w:r>
-        <w:rPr>
-          <w:rFonts w:ascii="Times New Roman" w:hAnsi="Times New Roman" w:cs="Times New Roman"/>
-        </w:rPr>
-        <w:t>’</w:t>
-      </w:r>
-      <w:r>
-        <w:rPr>
-          <w:rFonts w:ascii="Times New Roman" w:hAnsi="Times New Roman" w:cs="Times New Roman"/>
-        </w:rPr>
-        <w:t xml:space="preserve">s what </w:t>
-      </w:r>
-      <w:r>
-        <w:rPr>
-          <w:rFonts w:ascii="Times New Roman" w:hAnsi="Times New Roman" w:cs="Times New Roman" w:hint="cs"/>
-          <w:rtl/>
-        </w:rPr>
-        <w:t>בלעם</w:t>
-      </w:r>
-      <w:r>
-        <w:rPr>
-          <w:rFonts w:ascii="Times New Roman" w:hAnsi="Times New Roman" w:cs="Times New Roman"/>
-        </w:rPr>
-        <w:t xml:space="preserve"> says</w:t>
-      </w:r>
-      <w:r>
-        <w:rPr>
-          <w:rFonts w:ascii="Times New Roman" w:hAnsi="Times New Roman" w:cs="Times New Roman"/>
-        </w:rPr>
-        <w:t xml:space="preserve"> (23:8)</w:t>
-      </w:r>
-      <w:r>
-        <w:rPr>
-          <w:rFonts w:ascii="Times New Roman" w:hAnsi="Times New Roman" w:cs="Times New Roman"/>
-        </w:rPr>
-        <w:t xml:space="preserve">, </w:t>
-      </w:r>
-      <w:r>
-        <w:rPr>
-          <w:rFonts w:ascii="Times New Roman" w:hAnsi="Times New Roman" w:cs="Times New Roman" w:hint="cs"/>
-          <w:rtl/>
-        </w:rPr>
-        <w:t>מָה</w:t>
-      </w:r>
-      <w:r>
-        <w:rPr>
-          <w:rFonts w:ascii="Times New Roman" w:hAnsi="Times New Roman" w:cs="Times New Roman"/>
-          <w:rtl/>
-        </w:rPr>
-        <w:t xml:space="preserve"> </w:t>
-      </w:r>
-      <w:r>
-        <w:rPr>
-          <w:rFonts w:ascii="Times New Roman" w:hAnsi="Times New Roman" w:cs="Times New Roman" w:hint="cs"/>
-          <w:rtl/>
-        </w:rPr>
-        <w:t>אֶקֹּב</w:t>
-      </w:r>
-      <w:r>
-        <w:rPr>
-          <w:rFonts w:ascii="Times New Roman" w:hAnsi="Times New Roman" w:cs="Times New Roman"/>
-          <w:rtl/>
-        </w:rPr>
-        <w:t xml:space="preserve"> </w:t>
-      </w:r>
-      <w:r>
-        <w:rPr>
-          <w:rFonts w:ascii="Times New Roman" w:hAnsi="Times New Roman" w:cs="Times New Roman" w:hint="cs"/>
-          <w:rtl/>
-        </w:rPr>
-        <w:t>לֹא</w:t>
-      </w:r>
-      <w:r>
-        <w:rPr>
-          <w:rFonts w:ascii="Times New Roman" w:hAnsi="Times New Roman" w:cs="Times New Roman"/>
-          <w:rtl/>
-        </w:rPr>
-        <w:t xml:space="preserve"> </w:t>
-      </w:r>
-      <w:r>
-        <w:rPr>
-          <w:rFonts w:ascii="Times New Roman" w:hAnsi="Times New Roman" w:cs="Times New Roman" w:hint="cs"/>
-          <w:rtl/>
-        </w:rPr>
-        <w:t>קַבֹּה</w:t>
-      </w:r>
-      <w:r>
-        <w:rPr>
-          <w:rFonts w:ascii="Times New Roman" w:hAnsi="Times New Roman" w:cs="Times New Roman"/>
-          <w:rtl/>
-        </w:rPr>
-        <w:t xml:space="preserve"> </w:t>
-      </w:r>
-      <w:r>
-        <w:rPr>
-          <w:rFonts w:ascii="Times New Roman" w:hAnsi="Times New Roman" w:cs="Times New Roman" w:hint="cs"/>
-          <w:rtl/>
-        </w:rPr>
-        <w:t>קֵל</w:t>
-      </w:r>
-      <w:r>
-        <w:rPr>
-          <w:rFonts w:ascii="Times New Roman" w:hAnsi="Times New Roman" w:cs="Times New Roman"/>
-          <w:rtl/>
-        </w:rPr>
-        <w:t xml:space="preserve"> </w:t>
-      </w:r>
-      <w:r>
-        <w:rPr>
-          <w:rFonts w:ascii="Times New Roman" w:hAnsi="Times New Roman" w:cs="Times New Roman" w:hint="cs"/>
-          <w:rtl/>
-        </w:rPr>
-        <w:t>וּמָה</w:t>
-      </w:r>
-      <w:r>
-        <w:rPr>
-          <w:rFonts w:ascii="Times New Roman" w:hAnsi="Times New Roman" w:cs="Times New Roman"/>
-          <w:rtl/>
-        </w:rPr>
-        <w:t xml:space="preserve"> </w:t>
-      </w:r>
-      <w:r>
-        <w:rPr>
-          <w:rFonts w:ascii="Times New Roman" w:hAnsi="Times New Roman" w:cs="Times New Roman" w:hint="cs"/>
-          <w:rtl/>
-        </w:rPr>
-        <w:t>אֶזְעֹם</w:t>
-      </w:r>
-      <w:r>
-        <w:rPr>
-          <w:rFonts w:ascii="Times New Roman" w:hAnsi="Times New Roman" w:cs="Times New Roman"/>
-          <w:rtl/>
-        </w:rPr>
-        <w:t xml:space="preserve"> </w:t>
-      </w:r>
-      <w:r>
-        <w:rPr>
-          <w:rFonts w:ascii="Times New Roman" w:hAnsi="Times New Roman" w:cs="Times New Roman" w:hint="cs"/>
-          <w:rtl/>
-        </w:rPr>
-        <w:t>לֹא</w:t>
-      </w:r>
-      <w:r>
-        <w:rPr>
-          <w:rFonts w:ascii="Times New Roman" w:hAnsi="Times New Roman" w:cs="Times New Roman"/>
-          <w:rtl/>
-        </w:rPr>
-        <w:t xml:space="preserve"> </w:t>
-      </w:r>
-      <w:r>
-        <w:rPr>
-          <w:rFonts w:ascii="Times New Roman" w:hAnsi="Times New Roman" w:cs="Times New Roman" w:hint="cs"/>
-          <w:rtl/>
-        </w:rPr>
-        <w:t>זָעַם</w:t>
-      </w:r>
-      <w:r>
-        <w:rPr>
-          <w:rFonts w:ascii="Times New Roman" w:hAnsi="Times New Roman" w:cs="Times New Roman"/>
-          <w:rtl/>
-        </w:rPr>
-        <w:t xml:space="preserve"> </w:t>
-      </w:r>
-      <w:r>
-        <w:rPr>
-          <w:rFonts w:ascii="Times New Roman" w:hAnsi="Times New Roman" w:cs="Times New Roman" w:hint="cs"/>
-          <w:rtl/>
-        </w:rPr>
-        <w:t>ה׳</w:t>
-      </w:r>
-      <w:r>
-        <w:rPr>
-          <w:rFonts w:ascii="Times New Roman" w:hAnsi="Times New Roman" w:cs="Times New Roman"/>
-          <w:rtl/>
-        </w:rPr>
-        <w:t xml:space="preserve">, </w:t>
-      </w:r>
-      <w:r>
-        <w:rPr>
-          <w:rFonts w:ascii="Times New Roman" w:hAnsi="Times New Roman" w:cs="Times New Roman" w:hint="cs"/>
-          <w:rtl/>
-        </w:rPr>
-        <w:t>י</w:t>
-      </w:r>
-      <w:r>
-        <w:rPr>
-          <w:rFonts w:ascii="Times New Roman" w:hAnsi="Times New Roman" w:cs="Times New Roman"/>
-          <w:rtl/>
-        </w:rPr>
-        <w:t>-</w:t>
-      </w:r>
-      <w:r>
-        <w:rPr>
-          <w:rFonts w:ascii="Times New Roman" w:hAnsi="Times New Roman" w:cs="Times New Roman" w:hint="cs"/>
-          <w:rtl/>
-        </w:rPr>
-        <w:t>ק</w:t>
-      </w:r>
-      <w:r>
-        <w:rPr>
-          <w:rFonts w:ascii="Times New Roman" w:hAnsi="Times New Roman" w:cs="Times New Roman"/>
-          <w:rtl/>
-        </w:rPr>
-        <w:t>-</w:t>
-      </w:r>
-      <w:r>
-        <w:rPr>
-          <w:rFonts w:ascii="Times New Roman" w:hAnsi="Times New Roman" w:cs="Times New Roman" w:hint="cs"/>
-          <w:rtl/>
-        </w:rPr>
-        <w:t>ו</w:t>
-      </w:r>
-      <w:r>
-        <w:rPr>
-          <w:rFonts w:ascii="Times New Roman" w:hAnsi="Times New Roman" w:cs="Times New Roman"/>
-          <w:rtl/>
-        </w:rPr>
-        <w:t>-</w:t>
-      </w:r>
-      <w:r>
-        <w:rPr>
-          <w:rFonts w:ascii="Times New Roman" w:hAnsi="Times New Roman" w:cs="Times New Roman" w:hint="cs"/>
-          <w:rtl/>
-        </w:rPr>
-        <w:t>ק</w:t>
-      </w:r>
-      <w:r>
-        <w:rPr>
-          <w:rFonts w:ascii="Times New Roman" w:hAnsi="Times New Roman" w:cs="Times New Roman"/>
-        </w:rPr>
-        <w:t xml:space="preserve">. The two names of </w:t>
-      </w:r>
-      <w:r>
-        <w:rPr>
-          <w:rFonts w:ascii="Times New Roman" w:hAnsi="Times New Roman" w:cs="Times New Roman" w:hint="cs"/>
-          <w:rtl/>
-        </w:rPr>
-        <w:t>רחמים</w:t>
-      </w:r>
-      <w:r>
-        <w:rPr>
-          <w:rFonts w:ascii="Times New Roman" w:hAnsi="Times New Roman" w:cs="Times New Roman"/>
-        </w:rPr>
-        <w:t xml:space="preserve">. </w:t>
-      </w:r>
-      <w:r>
-        <w:rPr>
-          <w:rFonts w:ascii="Times New Roman" w:hAnsi="Times New Roman" w:cs="Times New Roman" w:hint="cs"/>
-          <w:rtl/>
-        </w:rPr>
-        <w:t>בלעם</w:t>
-      </w:r>
-      <w:r>
-        <w:rPr>
-          <w:rFonts w:ascii="Times New Roman" w:hAnsi="Times New Roman" w:cs="Times New Roman"/>
-        </w:rPr>
-        <w:t xml:space="preserve"> was saying</w:t>
-      </w:r>
-      <w:r>
-        <w:rPr>
-          <w:rFonts w:ascii="Times New Roman" w:hAnsi="Times New Roman" w:cs="Times New Roman"/>
-        </w:rPr>
-        <w:t xml:space="preserve"> </w:t>
-      </w:r>
-      <w:r>
-        <w:rPr>
-          <w:rFonts w:ascii="Times New Roman" w:hAnsi="Times New Roman" w:cs="Times New Roman"/>
-        </w:rPr>
-        <w:t>“How can I possibly bring a</w:t>
-      </w:r>
-      <w:r>
-        <w:rPr>
-          <w:rFonts w:ascii="Times New Roman" w:hAnsi="Times New Roman" w:cs="Times New Roman" w:hint="cs"/>
-          <w:rtl/>
-        </w:rPr>
-        <w:t>קללה</w:t>
-      </w:r>
-      <w:r>
-        <w:rPr>
-          <w:rFonts w:ascii="Times New Roman" w:hAnsi="Times New Roman" w:cs="Times New Roman"/>
-          <w:rtl/>
-        </w:rPr>
-        <w:t xml:space="preserve"> </w:t>
-      </w:r>
-      <w:r>
-        <w:rPr>
-          <w:rFonts w:ascii="Times New Roman" w:hAnsi="Times New Roman" w:cs="Times New Roman"/>
-        </w:rPr>
-        <w:t xml:space="preserve"> on</w:t>
-      </w:r>
-      <w:r>
-        <w:rPr>
-          <w:rFonts w:ascii="Times New Roman" w:hAnsi="Times New Roman" w:cs="Times New Roman"/>
-        </w:rPr>
-        <w:t xml:space="preserve"> </w:t>
-      </w:r>
-      <w:r>
-        <w:rPr>
-          <w:rFonts w:ascii="Times New Roman" w:hAnsi="Times New Roman" w:cs="Times New Roman" w:hint="cs"/>
-          <w:rtl/>
-        </w:rPr>
-        <w:t>כלל</w:t>
-      </w:r>
-      <w:r>
-        <w:rPr>
-          <w:rFonts w:ascii="Times New Roman" w:hAnsi="Times New Roman" w:cs="Times New Roman"/>
-          <w:rtl/>
-        </w:rPr>
-        <w:t xml:space="preserve"> </w:t>
-      </w:r>
-      <w:r>
-        <w:rPr>
-          <w:rFonts w:ascii="Times New Roman" w:hAnsi="Times New Roman" w:cs="Times New Roman" w:hint="cs"/>
-          <w:rtl/>
-        </w:rPr>
-        <w:t>ישראל</w:t>
-      </w:r>
-      <w:r>
-        <w:rPr>
-          <w:rFonts w:ascii="Times New Roman" w:hAnsi="Times New Roman" w:cs="Times New Roman"/>
-        </w:rPr>
-        <w:t xml:space="preserve"> </w:t>
-      </w:r>
-      <w:r>
-        <w:rPr>
-          <w:rFonts w:ascii="Times New Roman" w:hAnsi="Times New Roman" w:cs="Times New Roman"/>
-        </w:rPr>
-        <w:t xml:space="preserve">when the names of </w:t>
-      </w:r>
-      <w:r>
-        <w:rPr>
-          <w:rFonts w:ascii="Times New Roman" w:hAnsi="Times New Roman" w:cs="Times New Roman" w:hint="cs"/>
-          <w:rtl/>
-        </w:rPr>
-        <w:t>קל</w:t>
-      </w:r>
-      <w:r>
-        <w:rPr>
-          <w:rFonts w:ascii="Times New Roman" w:hAnsi="Times New Roman" w:cs="Times New Roman"/>
-        </w:rPr>
-        <w:t xml:space="preserve"> and </w:t>
-      </w:r>
-      <w:r>
-        <w:rPr>
-          <w:rFonts w:ascii="Times New Roman" w:hAnsi="Times New Roman" w:cs="Times New Roman" w:hint="cs"/>
-          <w:rtl/>
-        </w:rPr>
-        <w:t>הוי</w:t>
-      </w:r>
-      <w:r>
-        <w:rPr>
-          <w:rFonts w:ascii="Times New Roman" w:hAnsi="Times New Roman" w:cs="Times New Roman"/>
-          <w:rtl/>
-        </w:rPr>
-        <w:t>"</w:t>
-      </w:r>
-      <w:r>
-        <w:rPr>
-          <w:rFonts w:ascii="Times New Roman" w:hAnsi="Times New Roman" w:cs="Times New Roman" w:hint="cs"/>
-          <w:rtl/>
-        </w:rPr>
-        <w:t>ה</w:t>
-      </w:r>
-      <w:r>
-        <w:rPr>
-          <w:rFonts w:ascii="Times New Roman" w:hAnsi="Times New Roman" w:cs="Times New Roman"/>
-        </w:rPr>
-        <w:t xml:space="preserve"> which come to my mouth are a</w:t>
-      </w:r>
-      <w:r>
-        <w:rPr>
-          <w:rFonts w:ascii="Times New Roman" w:hAnsi="Times New Roman" w:cs="Times New Roman" w:hint="cs"/>
-          <w:rtl/>
-        </w:rPr>
-        <w:t>לשון</w:t>
-      </w:r>
-      <w:r>
-        <w:rPr>
-          <w:rFonts w:ascii="Times New Roman" w:hAnsi="Times New Roman" w:cs="Times New Roman"/>
-          <w:rtl/>
-        </w:rPr>
-        <w:t xml:space="preserve"> </w:t>
-      </w:r>
-      <w:r>
-        <w:rPr>
-          <w:rFonts w:ascii="Times New Roman" w:hAnsi="Times New Roman" w:cs="Times New Roman" w:hint="cs"/>
-          <w:rtl/>
-        </w:rPr>
-        <w:t>של</w:t>
-      </w:r>
-      <w:r>
-        <w:rPr>
-          <w:rFonts w:ascii="Times New Roman" w:hAnsi="Times New Roman" w:cs="Times New Roman"/>
-          <w:rtl/>
-        </w:rPr>
-        <w:t xml:space="preserve"> </w:t>
-      </w:r>
-      <w:r>
-        <w:rPr>
-          <w:rFonts w:ascii="Times New Roman" w:hAnsi="Times New Roman" w:cs="Times New Roman" w:hint="cs"/>
-          <w:rtl/>
-        </w:rPr>
-        <w:t>חבה</w:t>
-      </w:r>
-      <w:r>
-        <w:rPr>
-          <w:rFonts w:ascii="Times New Roman" w:hAnsi="Times New Roman" w:cs="Times New Roman"/>
-          <w:rtl/>
-        </w:rPr>
-        <w:t xml:space="preserve"> </w:t>
-      </w:r>
-      <w:r>
-        <w:rPr>
-          <w:rFonts w:ascii="Times New Roman" w:hAnsi="Times New Roman" w:cs="Times New Roman"/>
-        </w:rPr>
-        <w:t>, of</w:t>
-      </w:r>
-      <w:r>
-        <w:rPr>
-          <w:rFonts w:ascii="Times New Roman" w:hAnsi="Times New Roman" w:cs="Times New Roman"/>
-        </w:rPr>
-        <w:t xml:space="preserve"> loving.</w:t>
-      </w:r>
-      <w:r>
-        <w:rPr>
-          <w:rFonts w:ascii="Times New Roman" w:hAnsi="Times New Roman" w:cs="Times New Roman" w:hint="cs"/>
-          <w:rtl/>
-        </w:rPr>
-        <w:t>הקדוש</w:t>
-      </w:r>
-      <w:r>
-        <w:rPr>
-          <w:rFonts w:ascii="Times New Roman" w:hAnsi="Times New Roman" w:cs="Times New Roman"/>
-          <w:rtl/>
-        </w:rPr>
-        <w:t xml:space="preserve"> </w:t>
-      </w:r>
-      <w:r>
-        <w:rPr>
-          <w:rFonts w:ascii="Times New Roman" w:hAnsi="Times New Roman" w:cs="Times New Roman" w:hint="cs"/>
-          <w:rtl/>
-        </w:rPr>
-        <w:t>ברוך</w:t>
-      </w:r>
-      <w:r>
-        <w:rPr>
-          <w:rFonts w:ascii="Times New Roman" w:hAnsi="Times New Roman" w:cs="Times New Roman"/>
-          <w:rtl/>
-        </w:rPr>
-        <w:t xml:space="preserve"> </w:t>
-      </w:r>
-      <w:r>
-        <w:rPr>
-          <w:rFonts w:ascii="Times New Roman" w:hAnsi="Times New Roman" w:cs="Times New Roman" w:hint="cs"/>
-          <w:rtl/>
-        </w:rPr>
-        <w:t>הוא</w:t>
-      </w:r>
-      <w:r>
-        <w:rPr>
-          <w:rFonts w:ascii="Times New Roman" w:hAnsi="Times New Roman" w:cs="Times New Roman"/>
-          <w:rtl/>
-        </w:rPr>
-        <w:t xml:space="preserve"> </w:t>
-      </w:r>
-      <w:r>
-        <w:rPr>
-          <w:rFonts w:ascii="Times New Roman" w:hAnsi="Times New Roman" w:cs="Times New Roman"/>
-        </w:rPr>
-        <w:t xml:space="preserve"> loves</w:t>
-      </w:r>
-      <w:r>
-        <w:rPr>
-          <w:rFonts w:ascii="Times New Roman" w:hAnsi="Times New Roman" w:cs="Times New Roman"/>
-        </w:rPr>
-        <w:t xml:space="preserve"> </w:t>
-      </w:r>
-      <w:r>
-        <w:rPr>
-          <w:rFonts w:ascii="Times New Roman" w:hAnsi="Times New Roman" w:cs="Times New Roman" w:hint="cs"/>
-          <w:rtl/>
-        </w:rPr>
-        <w:t>כלל</w:t>
-      </w:r>
-      <w:r>
-        <w:rPr>
-          <w:rFonts w:ascii="Times New Roman" w:hAnsi="Times New Roman" w:cs="Times New Roman"/>
-          <w:rtl/>
-        </w:rPr>
-        <w:t xml:space="preserve"> </w:t>
-      </w:r>
-      <w:r>
-        <w:rPr>
-          <w:rFonts w:ascii="Times New Roman" w:hAnsi="Times New Roman" w:cs="Times New Roman" w:hint="cs"/>
-          <w:rtl/>
-        </w:rPr>
-        <w:t>ישראל</w:t>
-      </w:r>
-      <w:r>
-        <w:rPr>
-          <w:rFonts w:ascii="Times New Roman" w:hAnsi="Times New Roman" w:cs="Times New Roman"/>
-        </w:rPr>
-        <w:t>.</w:t>
-      </w:r>
-      <w:r>
-        <w:rPr>
-          <w:rFonts w:ascii="Times New Roman" w:hAnsi="Times New Roman" w:cs="Times New Roman"/>
-        </w:rPr>
-        <w:t xml:space="preserve"> That</w:t>
-      </w:r>
-      <w:r>
-        <w:rPr>
-          <w:rFonts w:ascii="Times New Roman" w:hAnsi="Times New Roman" w:cs="Times New Roman"/>
-        </w:rPr>
-        <w:t>’</w:t>
-      </w:r>
-      <w:r>
-        <w:rPr>
-          <w:rFonts w:ascii="Times New Roman" w:hAnsi="Times New Roman" w:cs="Times New Roman"/>
-        </w:rPr>
-        <w:t xml:space="preserve">s what </w:t>
-      </w:r>
-      <w:r>
-        <w:rPr>
-          <w:rFonts w:ascii="Times New Roman" w:hAnsi="Times New Roman" w:cs="Times New Roman" w:hint="cs"/>
-          <w:rtl/>
-        </w:rPr>
-        <w:t>בלעם</w:t>
-      </w:r>
-      <w:r>
-        <w:rPr>
-          <w:rFonts w:ascii="Times New Roman" w:hAnsi="Times New Roman" w:cs="Times New Roman"/>
-        </w:rPr>
-        <w:t xml:space="preserve"> was saying.</w:t>
-      </w:r>
-      <w:r>
-        <w:rPr>
-          <w:rFonts w:ascii="Times New Roman" w:hAnsi="Times New Roman" w:cs="Times New Roman" w:hint="cs"/>
-          <w:rtl/>
-        </w:rPr>
-        <w:t>לֹא</w:t>
-      </w:r>
-      <w:r>
-        <w:rPr>
-          <w:rFonts w:ascii="Times New Roman" w:hAnsi="Times New Roman" w:cs="Times New Roman"/>
-          <w:rtl/>
-        </w:rPr>
-        <w:t xml:space="preserve"> </w:t>
-      </w:r>
-      <w:r>
-        <w:rPr>
-          <w:rFonts w:ascii="Times New Roman" w:hAnsi="Times New Roman" w:cs="Times New Roman" w:hint="cs"/>
-          <w:rtl/>
-        </w:rPr>
-        <w:t>אוּכַל</w:t>
-      </w:r>
-      <w:r>
-        <w:rPr>
-          <w:rFonts w:ascii="Times New Roman" w:hAnsi="Times New Roman" w:cs="Times New Roman"/>
-          <w:rtl/>
-        </w:rPr>
-        <w:t xml:space="preserve"> </w:t>
-      </w:r>
-      <w:r>
-        <w:rPr>
-          <w:rFonts w:ascii="Times New Roman" w:hAnsi="Times New Roman" w:cs="Times New Roman" w:hint="cs"/>
-          <w:rtl/>
-        </w:rPr>
-        <w:t>לַעֲבֹר</w:t>
-      </w:r>
-      <w:r>
-        <w:rPr>
-          <w:rFonts w:ascii="Times New Roman" w:hAnsi="Times New Roman" w:cs="Times New Roman"/>
-          <w:rtl/>
-        </w:rPr>
-        <w:t xml:space="preserve"> </w:t>
-      </w:r>
-      <w:r>
-        <w:rPr>
-          <w:rFonts w:ascii="Times New Roman" w:hAnsi="Times New Roman" w:cs="Times New Roman" w:hint="cs"/>
-          <w:rtl/>
-        </w:rPr>
-        <w:t>אֶת</w:t>
-      </w:r>
-      <w:r>
-        <w:rPr>
-          <w:rFonts w:ascii="Times New Roman" w:hAnsi="Times New Roman" w:cs="Times New Roman"/>
-          <w:rtl/>
-        </w:rPr>
-        <w:t xml:space="preserve"> </w:t>
-      </w:r>
-      <w:r>
-        <w:rPr>
-          <w:rFonts w:ascii="Times New Roman" w:hAnsi="Times New Roman" w:cs="Times New Roman" w:hint="cs"/>
-          <w:rtl/>
-        </w:rPr>
-        <w:t>פִּי</w:t>
-      </w:r>
-      <w:r>
-        <w:rPr>
-          <w:rFonts w:ascii="Times New Roman" w:hAnsi="Times New Roman" w:cs="Times New Roman"/>
-          <w:rtl/>
-        </w:rPr>
-        <w:t xml:space="preserve"> </w:t>
-      </w:r>
-      <w:r>
-        <w:rPr>
-          <w:rFonts w:ascii="Times New Roman" w:hAnsi="Times New Roman" w:cs="Times New Roman" w:hint="cs"/>
-          <w:rtl/>
-        </w:rPr>
-        <w:t>ה׳</w:t>
-      </w:r>
-      <w:r>
-        <w:rPr>
-          <w:rFonts w:ascii="Times New Roman" w:hAnsi="Times New Roman" w:cs="Times New Roman"/>
-          <w:rtl/>
-        </w:rPr>
-        <w:t xml:space="preserve"> </w:t>
-      </w:r>
-      <w:r>
-        <w:rPr>
-          <w:rFonts w:ascii="Times New Roman" w:hAnsi="Times New Roman" w:cs="Times New Roman" w:hint="cs"/>
-          <w:rtl/>
-        </w:rPr>
-        <w:t>אֱלֹקׇי</w:t>
-      </w:r>
-      <w:r>
-        <w:rPr>
-          <w:rFonts w:ascii="Times New Roman" w:hAnsi="Times New Roman" w:cs="Times New Roman"/>
-          <w:rtl/>
-        </w:rPr>
-        <w:t xml:space="preserve"> </w:t>
-      </w:r>
-      <w:r>
-        <w:rPr>
-          <w:rFonts w:ascii="Times New Roman" w:hAnsi="Times New Roman" w:cs="Times New Roman" w:hint="cs"/>
-          <w:rtl/>
-        </w:rPr>
-        <w:t>לַעֲשׂוֹת</w:t>
-      </w:r>
-      <w:r>
-        <w:rPr>
-          <w:rFonts w:ascii="Times New Roman" w:hAnsi="Times New Roman" w:cs="Times New Roman"/>
-          <w:rtl/>
-        </w:rPr>
-        <w:t xml:space="preserve"> </w:t>
-      </w:r>
-      <w:r>
-        <w:rPr>
-          <w:rFonts w:ascii="Times New Roman" w:hAnsi="Times New Roman" w:cs="Times New Roman" w:hint="cs"/>
-          <w:rtl/>
-        </w:rPr>
-        <w:t>קְטַנָּה</w:t>
-      </w:r>
-      <w:r>
-        <w:rPr>
-          <w:rFonts w:ascii="Times New Roman" w:hAnsi="Times New Roman" w:cs="Times New Roman"/>
-          <w:rtl/>
-        </w:rPr>
-        <w:t xml:space="preserve"> </w:t>
-      </w:r>
-      <w:r>
-        <w:rPr>
-          <w:rFonts w:ascii="Times New Roman" w:hAnsi="Times New Roman" w:cs="Times New Roman" w:hint="cs"/>
-          <w:rtl/>
-        </w:rPr>
-        <w:t>אוֹ</w:t>
-      </w:r>
-      <w:r>
-        <w:rPr>
-          <w:rFonts w:ascii="Times New Roman" w:hAnsi="Times New Roman" w:cs="Times New Roman"/>
-          <w:rtl/>
-        </w:rPr>
-        <w:t xml:space="preserve"> </w:t>
-      </w:r>
-      <w:r>
-        <w:rPr>
-          <w:rFonts w:ascii="Times New Roman" w:hAnsi="Times New Roman" w:cs="Times New Roman" w:hint="cs"/>
-          <w:rtl/>
-        </w:rPr>
-        <w:t>גְדוֹלָה</w:t>
-      </w:r>
-      <w:r>
-        <w:rPr>
-          <w:rFonts w:ascii="Times New Roman" w:hAnsi="Times New Roman" w:cs="Times New Roman"/>
-        </w:rPr>
-        <w:t xml:space="preserve"> -</w:t>
-      </w:r>
-      <w:r>
-        <w:rPr>
-          <w:rFonts w:ascii="Times New Roman" w:hAnsi="Times New Roman" w:cs="Times New Roman"/>
-        </w:rPr>
-        <w:t xml:space="preserve"> If I want to use a longer name of </w:t>
-      </w:r>
-      <w:r>
-        <w:rPr>
-          <w:rFonts w:ascii="Times New Roman" w:hAnsi="Times New Roman" w:cs="Times New Roman"/>
-        </w:rPr>
-        <w:t>Hashem</w:t>
-      </w:r>
-      <w:r>
-        <w:rPr>
-          <w:rFonts w:ascii="Times New Roman" w:hAnsi="Times New Roman" w:cs="Times New Roman"/>
-        </w:rPr>
-        <w:t xml:space="preserve"> that was a</w:t>
+        <w:t xml:space="preserve"> that was a </w:t>
       </w:r>
       <w:r>
         <w:rPr>
@@ -3968,7 +3968,7 @@
         <w:rPr>
           <w:rFonts w:ascii="Times New Roman" w:hAnsi="Times New Roman" w:cs="Times New Roman"/>
         </w:rPr>
-        <w:t>in</w:t>
+        <w:t xml:space="preserve">in </w:t>
       </w:r>
       <w:r>
         <w:rPr>
@@ -4144,7 +4144,7 @@
           <w:rFonts w:ascii="Times New Roman" w:hAnsi="Times New Roman" w:cs="Times New Roman"/>
           <w:rtl/>
         </w:rPr>
-        <w:t>"</w:t>
+        <w:t>״</w:t>
       </w:r>
       <w:r>
         <w:rPr>
